--- a/rapports/2026-07-07/rapport_hebdo_2026-07-07.docx
+++ b/rapports/2026-07-07/rapport_hebdo_2026-07-07.docx
@@ -56,7 +56,7 @@
         <w:rPr>
           <w:b/>
         </w:rPr>
-        <w:t>2215 / 4212 ménages valides (52.6 %)  ·  201 / 351 DR couverts (57.3 %).</w:t>
+        <w:t>2215 / 4212 ménages valides (52.6 %)  ·  204 / 351 DR couverts (58.1 %).</w:t>
       </w:r>
     </w:p>
     <w:p>
@@ -176,7 +176,7 @@
               <w:rPr>
                 <w:sz w:val="18"/>
               </w:rPr>
-              <w:t>FATOU MARIE MBODJI (EQ2)</w:t>
+              <w:t>MATAR GUEYE (EQ4)</w:t>
             </w:r>
           </w:p>
         </w:tc>
@@ -204,21 +204,21 @@
               <w:rPr>
                 <w:sz w:val="18"/>
               </w:rPr>
-              <w:t>8</w:t>
-            </w:r>
-          </w:p>
-        </w:tc>
-        <w:tc>
-          <w:tcPr>
-            <w:tcW w:type="dxa" w:w="2160"/>
-            <w:shd w:val="clear" w:color="auto" w:fill="FFFFFF"/>
-          </w:tcPr>
-          <w:p>
-            <w:r>
-              <w:rPr>
-                <w:sz w:val="18"/>
-              </w:rPr>
-              <w:t>80</w:t>
+              <w:t>10</w:t>
+            </w:r>
+          </w:p>
+        </w:tc>
+        <w:tc>
+          <w:tcPr>
+            <w:tcW w:type="dxa" w:w="2160"/>
+            <w:shd w:val="clear" w:color="auto" w:fill="FFFFFF"/>
+          </w:tcPr>
+          <w:p>
+            <w:r>
+              <w:rPr>
+                <w:sz w:val="18"/>
+              </w:rPr>
+              <w:t>100</w:t>
             </w:r>
           </w:p>
         </w:tc>
@@ -234,7 +234,7 @@
               <w:rPr>
                 <w:sz w:val="18"/>
               </w:rPr>
-              <w:t>EL HADJ FALLOU DIALLO (EQ24)</w:t>
+              <w:t>FATOU MARIE MBODJI (EQ2)</w:t>
             </w:r>
           </w:p>
         </w:tc>
@@ -262,21 +262,21 @@
               <w:rPr>
                 <w:sz w:val="18"/>
               </w:rPr>
-              <w:t>7</w:t>
-            </w:r>
-          </w:p>
-        </w:tc>
-        <w:tc>
-          <w:tcPr>
-            <w:tcW w:type="dxa" w:w="2160"/>
-            <w:shd w:val="clear" w:color="auto" w:fill="F4F8F7"/>
-          </w:tcPr>
-          <w:p>
-            <w:r>
-              <w:rPr>
-                <w:sz w:val="18"/>
-              </w:rPr>
-              <w:t>70</w:t>
+              <w:t>8</w:t>
+            </w:r>
+          </w:p>
+        </w:tc>
+        <w:tc>
+          <w:tcPr>
+            <w:tcW w:type="dxa" w:w="2160"/>
+            <w:shd w:val="clear" w:color="auto" w:fill="F4F8F7"/>
+          </w:tcPr>
+          <w:p>
+            <w:r>
+              <w:rPr>
+                <w:sz w:val="18"/>
+              </w:rPr>
+              <w:t>80</w:t>
             </w:r>
           </w:p>
         </w:tc>
@@ -350,7 +350,7 @@
               <w:rPr>
                 <w:sz w:val="18"/>
               </w:rPr>
-              <w:t>AMADOU GUEYE (EQ26)</w:t>
+              <w:t>EL HADJ FALLOU DIALLO (EQ24)</w:t>
             </w:r>
           </w:p>
         </w:tc>
@@ -524,7 +524,7 @@
               <w:rPr>
                 <w:sz w:val="18"/>
               </w:rPr>
-              <w:t>OUSSEYNOU BOYE (EQ12)</w:t>
+              <w:t>AMINATA DJIBY NDIAYE (EQ13)</w:t>
             </w:r>
           </w:p>
         </w:tc>
@@ -640,7 +640,7 @@
               <w:rPr>
                 <w:sz w:val="18"/>
               </w:rPr>
-              <w:t>AMINATA DJIBY NDIAYE (EQ13)</w:t>
+              <w:t>DAME NIANG (EQ23)</w:t>
             </w:r>
           </w:p>
         </w:tc>
@@ -698,7 +698,7 @@
               <w:rPr>
                 <w:sz w:val="18"/>
               </w:rPr>
-              <w:t>BAYE ASSE DIOP (EQ17)</w:t>
+              <w:t>AMADOU GUEYE (EQ26)</w:t>
             </w:r>
           </w:p>
         </w:tc>
@@ -756,7 +756,7 @@
               <w:rPr>
                 <w:sz w:val="18"/>
               </w:rPr>
-              <w:t>DAME NIANG (EQ23)</w:t>
+              <w:t>BAYE ASSE DIOP (EQ17)</w:t>
             </w:r>
           </w:p>
         </w:tc>
@@ -814,7 +814,7 @@
               <w:rPr>
                 <w:sz w:val="18"/>
               </w:rPr>
-              <w:t>TALLA NGOM (EQ25)</w:t>
+              <w:t>ABIBOU NDIAYE (EQ30)</w:t>
             </w:r>
           </w:p>
         </w:tc>
@@ -872,7 +872,7 @@
               <w:rPr>
                 <w:sz w:val="18"/>
               </w:rPr>
-              <w:t>MATAR GUEYE (EQ4)</w:t>
+              <w:t>MAIMOUNA KOURMANG (EQ35)</w:t>
             </w:r>
           </w:p>
         </w:tc>
@@ -988,7 +988,7 @@
               <w:rPr>
                 <w:sz w:val="18"/>
               </w:rPr>
-              <w:t>DJIBRIL BA (EQ6)</w:t>
+              <w:t>FODE BAYO (EQ33)</w:t>
             </w:r>
           </w:p>
         </w:tc>
@@ -1046,7 +1046,7 @@
               <w:rPr>
                 <w:sz w:val="18"/>
               </w:rPr>
-              <w:t>ABIBOU NDIAYE (EQ30)</w:t>
+              <w:t>MODOU DIONE (EQ29)</w:t>
             </w:r>
           </w:p>
         </w:tc>
@@ -1162,7 +1162,7 @@
               <w:rPr>
                 <w:sz w:val="18"/>
               </w:rPr>
-              <w:t>MODOU DIONE (EQ29)</w:t>
+              <w:t>ELHADJI DJIBRIL DIOUF (EQ27)</w:t>
             </w:r>
           </w:p>
         </w:tc>
@@ -1220,7 +1220,7 @@
               <w:rPr>
                 <w:sz w:val="18"/>
               </w:rPr>
-              <w:t>ELHADJI DJIBRIL DIOUF (EQ27)</w:t>
+              <w:t>TALLA NGOM (EQ25)</w:t>
             </w:r>
           </w:p>
         </w:tc>
@@ -1336,7 +1336,7 @@
               <w:rPr>
                 <w:sz w:val="18"/>
               </w:rPr>
-              <w:t>MAIMOUNA KOURMANG (EQ35)</w:t>
+              <w:t>DJIBRIL BA (EQ6)</w:t>
             </w:r>
           </w:p>
         </w:tc>
@@ -1394,7 +1394,7 @@
               <w:rPr>
                 <w:sz w:val="18"/>
               </w:rPr>
-              <w:t>ALASSANE NDOYE DIALLO (EQ18)</w:t>
+              <w:t>OUMAR WELE (EQ14)</w:t>
             </w:r>
           </w:p>
         </w:tc>
@@ -1452,7 +1452,7 @@
               <w:rPr>
                 <w:sz w:val="18"/>
               </w:rPr>
-              <w:t>SOUDOU FAYE (EQ22)</w:t>
+              <w:t>OUSSEYNOU BOYE (EQ12)</w:t>
             </w:r>
           </w:p>
         </w:tc>
@@ -1626,7 +1626,7 @@
               <w:rPr>
                 <w:sz w:val="18"/>
               </w:rPr>
-              <w:t>DOUDOU SANE (EQ19)</w:t>
+              <w:t>ALASSANE NDOYE DIALLO (EQ18)</w:t>
             </w:r>
           </w:p>
         </w:tc>
@@ -1684,7 +1684,7 @@
               <w:rPr>
                 <w:sz w:val="18"/>
               </w:rPr>
-              <w:t>OUMAR WELE (EQ14)</w:t>
+              <w:t>DOUDOU SANE (EQ19)</w:t>
             </w:r>
           </w:p>
         </w:tc>
@@ -1800,7 +1800,7 @@
               <w:rPr>
                 <w:sz w:val="18"/>
               </w:rPr>
-              <w:t>SENABOU BADJI (EQ32)</w:t>
+              <w:t>SOUDOU FAYE (EQ22)</w:t>
             </w:r>
           </w:p>
         </w:tc>
@@ -1858,7 +1858,7 @@
               <w:rPr>
                 <w:sz w:val="18"/>
               </w:rPr>
-              <w:t>ROKHAYA NGOM (EQ31)</w:t>
+              <w:t>OUSMANE MBENGUE (EQ28)</w:t>
             </w:r>
           </w:p>
         </w:tc>
@@ -1916,7 +1916,7 @@
               <w:rPr>
                 <w:sz w:val="18"/>
               </w:rPr>
-              <w:t>OUSMANE MBENGUE (EQ28)</w:t>
+              <w:t>ROKHAYA NGOM (EQ31)</w:t>
             </w:r>
           </w:p>
         </w:tc>
@@ -1974,7 +1974,7 @@
               <w:rPr>
                 <w:sz w:val="18"/>
               </w:rPr>
-              <w:t>FODE BAYO (EQ33)</w:t>
+              <w:t>SENABOU BADJI (EQ32)</w:t>
             </w:r>
           </w:p>
         </w:tc>
@@ -11695,6 +11695,15 @@
               </w:rPr>
               <w:t>5,8</w:t>
             </w:r>
+            <w:r>
+              <w:rPr>
+                <w:i/>
+                <w:color w:val="64748B"/>
+                <w:sz w:val="13"/>
+              </w:rPr>
+              <w:br/>
+              <w:t>P1 6,4</w:t>
+            </w:r>
           </w:p>
         </w:tc>
       </w:tr>
@@ -11725,6 +11734,15 @@
               </w:rPr>
               <w:t>9,9</w:t>
             </w:r>
+            <w:r>
+              <w:rPr>
+                <w:i/>
+                <w:color w:val="64748B"/>
+                <w:sz w:val="13"/>
+              </w:rPr>
+              <w:br/>
+              <w:t>P1 10,5</w:t>
+            </w:r>
           </w:p>
         </w:tc>
       </w:tr>
@@ -11755,6 +11773,15 @@
               </w:rPr>
               <w:t>10,4</w:t>
             </w:r>
+            <w:r>
+              <w:rPr>
+                <w:i/>
+                <w:color w:val="64748B"/>
+                <w:sz w:val="13"/>
+              </w:rPr>
+              <w:br/>
+              <w:t>P1 8,8</w:t>
+            </w:r>
           </w:p>
         </w:tc>
       </w:tr>
@@ -11785,6 +11812,15 @@
               </w:rPr>
               <w:t>10,7</w:t>
             </w:r>
+            <w:r>
+              <w:rPr>
+                <w:i/>
+                <w:color w:val="64748B"/>
+                <w:sz w:val="13"/>
+              </w:rPr>
+              <w:br/>
+              <w:t>P1 10,3</w:t>
+            </w:r>
           </w:p>
         </w:tc>
       </w:tr>
@@ -11815,6 +11851,15 @@
               </w:rPr>
               <w:t>10,8</w:t>
             </w:r>
+            <w:r>
+              <w:rPr>
+                <w:i/>
+                <w:color w:val="64748B"/>
+                <w:sz w:val="13"/>
+              </w:rPr>
+              <w:br/>
+              <w:t>P1 9,4</w:t>
+            </w:r>
           </w:p>
         </w:tc>
       </w:tr>
@@ -11845,6 +11890,15 @@
               </w:rPr>
               <w:t>7,8</w:t>
             </w:r>
+            <w:r>
+              <w:rPr>
+                <w:i/>
+                <w:color w:val="64748B"/>
+                <w:sz w:val="13"/>
+              </w:rPr>
+              <w:br/>
+              <w:t>P1 8,3</w:t>
+            </w:r>
           </w:p>
         </w:tc>
       </w:tr>
@@ -11875,6 +11929,15 @@
               </w:rPr>
               <w:t>9,8</w:t>
             </w:r>
+            <w:r>
+              <w:rPr>
+                <w:i/>
+                <w:color w:val="64748B"/>
+                <w:sz w:val="13"/>
+              </w:rPr>
+              <w:br/>
+              <w:t>P1 9,5</w:t>
+            </w:r>
           </w:p>
         </w:tc>
       </w:tr>
@@ -11905,6 +11968,15 @@
               </w:rPr>
               <w:t>8,5</w:t>
             </w:r>
+            <w:r>
+              <w:rPr>
+                <w:i/>
+                <w:color w:val="64748B"/>
+                <w:sz w:val="13"/>
+              </w:rPr>
+              <w:br/>
+              <w:t>P1 8,4</w:t>
+            </w:r>
           </w:p>
         </w:tc>
       </w:tr>
@@ -11935,6 +12007,15 @@
               </w:rPr>
               <w:t>11,1</w:t>
             </w:r>
+            <w:r>
+              <w:rPr>
+                <w:i/>
+                <w:color w:val="64748B"/>
+                <w:sz w:val="13"/>
+              </w:rPr>
+              <w:br/>
+              <w:t>P1 11,2</w:t>
+            </w:r>
           </w:p>
         </w:tc>
       </w:tr>
@@ -11965,6 +12046,15 @@
               </w:rPr>
               <w:t>8,3</w:t>
             </w:r>
+            <w:r>
+              <w:rPr>
+                <w:i/>
+                <w:color w:val="64748B"/>
+                <w:sz w:val="13"/>
+              </w:rPr>
+              <w:br/>
+              <w:t>P1 7,7</w:t>
+            </w:r>
           </w:p>
         </w:tc>
       </w:tr>
@@ -11995,6 +12085,15 @@
               </w:rPr>
               <w:t>12,4</w:t>
             </w:r>
+            <w:r>
+              <w:rPr>
+                <w:i/>
+                <w:color w:val="64748B"/>
+                <w:sz w:val="13"/>
+              </w:rPr>
+              <w:br/>
+              <w:t>P1 10,4</w:t>
+            </w:r>
           </w:p>
         </w:tc>
       </w:tr>
@@ -12025,6 +12124,15 @@
               </w:rPr>
               <w:t>12,3</w:t>
             </w:r>
+            <w:r>
+              <w:rPr>
+                <w:i/>
+                <w:color w:val="64748B"/>
+                <w:sz w:val="13"/>
+              </w:rPr>
+              <w:br/>
+              <w:t>P1 9,8</w:t>
+            </w:r>
           </w:p>
         </w:tc>
       </w:tr>
@@ -12055,6 +12163,15 @@
               </w:rPr>
               <w:t>8,7</w:t>
             </w:r>
+            <w:r>
+              <w:rPr>
+                <w:i/>
+                <w:color w:val="64748B"/>
+                <w:sz w:val="13"/>
+              </w:rPr>
+              <w:br/>
+              <w:t>P1 8,4</w:t>
+            </w:r>
           </w:p>
         </w:tc>
       </w:tr>
@@ -12085,6 +12202,15 @@
               </w:rPr>
               <w:t>7,5</w:t>
             </w:r>
+            <w:r>
+              <w:rPr>
+                <w:i/>
+                <w:color w:val="64748B"/>
+                <w:sz w:val="13"/>
+              </w:rPr>
+              <w:br/>
+              <w:t>P1 6,8</w:t>
+            </w:r>
           </w:p>
         </w:tc>
       </w:tr>
@@ -12117,6 +12243,15 @@
               </w:rPr>
               <w:t>8,0</w:t>
             </w:r>
+            <w:r>
+              <w:rPr>
+                <w:i/>
+                <w:color w:val="64748B"/>
+                <w:sz w:val="13"/>
+              </w:rPr>
+              <w:br/>
+              <w:t>P1 7,7 · RGPH 8</w:t>
+            </w:r>
           </w:p>
         </w:tc>
       </w:tr>
@@ -12149,6 +12284,15 @@
               </w:rPr>
               <w:t>10,3</w:t>
             </w:r>
+            <w:r>
+              <w:rPr>
+                <w:i/>
+                <w:color w:val="64748B"/>
+                <w:sz w:val="13"/>
+              </w:rPr>
+              <w:br/>
+              <w:t>P1 10 · RGPH 11</w:t>
+            </w:r>
           </w:p>
         </w:tc>
       </w:tr>
@@ -12183,10 +12327,29 @@
               </w:rPr>
               <w:t>9,0</w:t>
             </w:r>
+            <w:r>
+              <w:rPr>
+                <w:i/>
+                <w:color w:val="C9E8DF"/>
+                <w:sz w:val="13"/>
+              </w:rPr>
+              <w:br/>
+              <w:t>P1 8,7 · RGPH 9</w:t>
+            </w:r>
           </w:p>
         </w:tc>
       </w:tr>
     </w:tbl>
+    <w:p>
+      <w:r>
+        <w:rPr>
+          <w:i/>
+          <w:color w:val="64748B"/>
+          <w:sz w:val="14"/>
+        </w:rPr>
+        <w:t>En petits caractères : P1 = EHCVM3 Phase 1 (vague 1, même moteur d'indicateurs) · RGPH = Recensement RGPH-5 2023 (ANSD).</w:t>
+      </w:r>
+    </w:p>
     <w:p>
       <w:r>
         <w:rPr>
@@ -12302,6 +12465,15 @@
               </w:rPr>
               <w:t>47,1</w:t>
             </w:r>
+            <w:r>
+              <w:rPr>
+                <w:i/>
+                <w:color w:val="64748B"/>
+                <w:sz w:val="13"/>
+              </w:rPr>
+              <w:br/>
+              <w:t>P1 48,4</w:t>
+            </w:r>
           </w:p>
         </w:tc>
         <w:tc>
@@ -12315,6 +12487,15 @@
                 <w:sz w:val="18"/>
               </w:rPr>
               <w:t>52,9</w:t>
+            </w:r>
+            <w:r>
+              <w:rPr>
+                <w:i/>
+                <w:color w:val="64748B"/>
+                <w:sz w:val="13"/>
+              </w:rPr>
+              <w:br/>
+              <w:t>P1 51,6</w:t>
             </w:r>
           </w:p>
         </w:tc>
@@ -12346,6 +12527,15 @@
               </w:rPr>
               <w:t>46,3</w:t>
             </w:r>
+            <w:r>
+              <w:rPr>
+                <w:i/>
+                <w:color w:val="64748B"/>
+                <w:sz w:val="13"/>
+              </w:rPr>
+              <w:br/>
+              <w:t>P1 45,1</w:t>
+            </w:r>
           </w:p>
         </w:tc>
         <w:tc>
@@ -12359,6 +12549,15 @@
                 <w:sz w:val="18"/>
               </w:rPr>
               <w:t>53,7</w:t>
+            </w:r>
+            <w:r>
+              <w:rPr>
+                <w:i/>
+                <w:color w:val="64748B"/>
+                <w:sz w:val="13"/>
+              </w:rPr>
+              <w:br/>
+              <w:t>P1 54,9</w:t>
             </w:r>
           </w:p>
         </w:tc>
@@ -12390,6 +12589,15 @@
               </w:rPr>
               <w:t>46,8</w:t>
             </w:r>
+            <w:r>
+              <w:rPr>
+                <w:i/>
+                <w:color w:val="64748B"/>
+                <w:sz w:val="13"/>
+              </w:rPr>
+              <w:br/>
+              <w:t>P1 46,1</w:t>
+            </w:r>
           </w:p>
         </w:tc>
         <w:tc>
@@ -12403,6 +12611,15 @@
                 <w:sz w:val="18"/>
               </w:rPr>
               <w:t>53,2</w:t>
+            </w:r>
+            <w:r>
+              <w:rPr>
+                <w:i/>
+                <w:color w:val="64748B"/>
+                <w:sz w:val="13"/>
+              </w:rPr>
+              <w:br/>
+              <w:t>P1 53,9</w:t>
             </w:r>
           </w:p>
         </w:tc>
@@ -12434,6 +12651,15 @@
               </w:rPr>
               <w:t>46,5</w:t>
             </w:r>
+            <w:r>
+              <w:rPr>
+                <w:i/>
+                <w:color w:val="64748B"/>
+                <w:sz w:val="13"/>
+              </w:rPr>
+              <w:br/>
+              <w:t>P1 46,5</w:t>
+            </w:r>
           </w:p>
         </w:tc>
         <w:tc>
@@ -12447,6 +12673,15 @@
                 <w:sz w:val="18"/>
               </w:rPr>
               <w:t>53,5</w:t>
+            </w:r>
+            <w:r>
+              <w:rPr>
+                <w:i/>
+                <w:color w:val="64748B"/>
+                <w:sz w:val="13"/>
+              </w:rPr>
+              <w:br/>
+              <w:t>P1 53,5</w:t>
             </w:r>
           </w:p>
         </w:tc>
@@ -12478,6 +12713,15 @@
               </w:rPr>
               <w:t>44,8</w:t>
             </w:r>
+            <w:r>
+              <w:rPr>
+                <w:i/>
+                <w:color w:val="64748B"/>
+                <w:sz w:val="13"/>
+              </w:rPr>
+              <w:br/>
+              <w:t>P1 44,7</w:t>
+            </w:r>
           </w:p>
         </w:tc>
         <w:tc>
@@ -12491,6 +12735,15 @@
                 <w:sz w:val="18"/>
               </w:rPr>
               <w:t>55,2</w:t>
+            </w:r>
+            <w:r>
+              <w:rPr>
+                <w:i/>
+                <w:color w:val="64748B"/>
+                <w:sz w:val="13"/>
+              </w:rPr>
+              <w:br/>
+              <w:t>P1 55,3</w:t>
             </w:r>
           </w:p>
         </w:tc>
@@ -12522,6 +12775,15 @@
               </w:rPr>
               <w:t>50,3</w:t>
             </w:r>
+            <w:r>
+              <w:rPr>
+                <w:i/>
+                <w:color w:val="64748B"/>
+                <w:sz w:val="13"/>
+              </w:rPr>
+              <w:br/>
+              <w:t>P1 48,8</w:t>
+            </w:r>
           </w:p>
         </w:tc>
         <w:tc>
@@ -12535,6 +12797,15 @@
                 <w:sz w:val="18"/>
               </w:rPr>
               <w:t>49,7</w:t>
+            </w:r>
+            <w:r>
+              <w:rPr>
+                <w:i/>
+                <w:color w:val="64748B"/>
+                <w:sz w:val="13"/>
+              </w:rPr>
+              <w:br/>
+              <w:t>P1 51,2</w:t>
             </w:r>
           </w:p>
         </w:tc>
@@ -12566,6 +12837,15 @@
               </w:rPr>
               <w:t>47,9</w:t>
             </w:r>
+            <w:r>
+              <w:rPr>
+                <w:i/>
+                <w:color w:val="64748B"/>
+                <w:sz w:val="13"/>
+              </w:rPr>
+              <w:br/>
+              <w:t>P1 47,6</w:t>
+            </w:r>
           </w:p>
         </w:tc>
         <w:tc>
@@ -12579,6 +12859,15 @@
                 <w:sz w:val="18"/>
               </w:rPr>
               <w:t>52,1</w:t>
+            </w:r>
+            <w:r>
+              <w:rPr>
+                <w:i/>
+                <w:color w:val="64748B"/>
+                <w:sz w:val="13"/>
+              </w:rPr>
+              <w:br/>
+              <w:t>P1 52,4</w:t>
             </w:r>
           </w:p>
         </w:tc>
@@ -12610,6 +12899,15 @@
               </w:rPr>
               <w:t>45</w:t>
             </w:r>
+            <w:r>
+              <w:rPr>
+                <w:i/>
+                <w:color w:val="64748B"/>
+                <w:sz w:val="13"/>
+              </w:rPr>
+              <w:br/>
+              <w:t>P1 44,5</w:t>
+            </w:r>
           </w:p>
         </w:tc>
         <w:tc>
@@ -12623,6 +12921,15 @@
                 <w:sz w:val="18"/>
               </w:rPr>
               <w:t>55</w:t>
+            </w:r>
+            <w:r>
+              <w:rPr>
+                <w:i/>
+                <w:color w:val="64748B"/>
+                <w:sz w:val="13"/>
+              </w:rPr>
+              <w:br/>
+              <w:t>P1 55,5</w:t>
             </w:r>
           </w:p>
         </w:tc>
@@ -12654,6 +12961,15 @@
               </w:rPr>
               <w:t>44,4</w:t>
             </w:r>
+            <w:r>
+              <w:rPr>
+                <w:i/>
+                <w:color w:val="64748B"/>
+                <w:sz w:val="13"/>
+              </w:rPr>
+              <w:br/>
+              <w:t>P1 46,4</w:t>
+            </w:r>
           </w:p>
         </w:tc>
         <w:tc>
@@ -12667,6 +12983,15 @@
                 <w:sz w:val="18"/>
               </w:rPr>
               <w:t>55,6</w:t>
+            </w:r>
+            <w:r>
+              <w:rPr>
+                <w:i/>
+                <w:color w:val="64748B"/>
+                <w:sz w:val="13"/>
+              </w:rPr>
+              <w:br/>
+              <w:t>P1 53,6</w:t>
             </w:r>
           </w:p>
         </w:tc>
@@ -12698,6 +13023,15 @@
               </w:rPr>
               <w:t>46,4</w:t>
             </w:r>
+            <w:r>
+              <w:rPr>
+                <w:i/>
+                <w:color w:val="64748B"/>
+                <w:sz w:val="13"/>
+              </w:rPr>
+              <w:br/>
+              <w:t>P1 47,2</w:t>
+            </w:r>
           </w:p>
         </w:tc>
         <w:tc>
@@ -12711,6 +13045,15 @@
                 <w:sz w:val="18"/>
               </w:rPr>
               <w:t>53,6</w:t>
+            </w:r>
+            <w:r>
+              <w:rPr>
+                <w:i/>
+                <w:color w:val="64748B"/>
+                <w:sz w:val="13"/>
+              </w:rPr>
+              <w:br/>
+              <w:t>P1 52,8</w:t>
             </w:r>
           </w:p>
         </w:tc>
@@ -12742,6 +13085,15 @@
               </w:rPr>
               <w:t>48,3</w:t>
             </w:r>
+            <w:r>
+              <w:rPr>
+                <w:i/>
+                <w:color w:val="64748B"/>
+                <w:sz w:val="13"/>
+              </w:rPr>
+              <w:br/>
+              <w:t>P1 49</w:t>
+            </w:r>
           </w:p>
         </w:tc>
         <w:tc>
@@ -12755,6 +13107,15 @@
                 <w:sz w:val="18"/>
               </w:rPr>
               <w:t>51,7</w:t>
+            </w:r>
+            <w:r>
+              <w:rPr>
+                <w:i/>
+                <w:color w:val="64748B"/>
+                <w:sz w:val="13"/>
+              </w:rPr>
+              <w:br/>
+              <w:t>P1 51</w:t>
             </w:r>
           </w:p>
         </w:tc>
@@ -12786,6 +13147,15 @@
               </w:rPr>
               <w:t>46,9</w:t>
             </w:r>
+            <w:r>
+              <w:rPr>
+                <w:i/>
+                <w:color w:val="64748B"/>
+                <w:sz w:val="13"/>
+              </w:rPr>
+              <w:br/>
+              <w:t>P1 46,7</w:t>
+            </w:r>
           </w:p>
         </w:tc>
         <w:tc>
@@ -12799,6 +13169,15 @@
                 <w:sz w:val="18"/>
               </w:rPr>
               <w:t>53,1</w:t>
+            </w:r>
+            <w:r>
+              <w:rPr>
+                <w:i/>
+                <w:color w:val="64748B"/>
+                <w:sz w:val="13"/>
+              </w:rPr>
+              <w:br/>
+              <w:t>P1 53,3</w:t>
             </w:r>
           </w:p>
         </w:tc>
@@ -12830,6 +13209,15 @@
               </w:rPr>
               <w:t>46,9</w:t>
             </w:r>
+            <w:r>
+              <w:rPr>
+                <w:i/>
+                <w:color w:val="64748B"/>
+                <w:sz w:val="13"/>
+              </w:rPr>
+              <w:br/>
+              <w:t>P1 47,4</w:t>
+            </w:r>
           </w:p>
         </w:tc>
         <w:tc>
@@ -12843,6 +13231,15 @@
                 <w:sz w:val="18"/>
               </w:rPr>
               <w:t>53,1</w:t>
+            </w:r>
+            <w:r>
+              <w:rPr>
+                <w:i/>
+                <w:color w:val="64748B"/>
+                <w:sz w:val="13"/>
+              </w:rPr>
+              <w:br/>
+              <w:t>P1 52,6</w:t>
             </w:r>
           </w:p>
         </w:tc>
@@ -12874,6 +13271,15 @@
               </w:rPr>
               <w:t>47,8</w:t>
             </w:r>
+            <w:r>
+              <w:rPr>
+                <w:i/>
+                <w:color w:val="64748B"/>
+                <w:sz w:val="13"/>
+              </w:rPr>
+              <w:br/>
+              <w:t>P1 48,8</w:t>
+            </w:r>
           </w:p>
         </w:tc>
         <w:tc>
@@ -12887,6 +13293,15 @@
                 <w:sz w:val="18"/>
               </w:rPr>
               <w:t>52,2</w:t>
+            </w:r>
+            <w:r>
+              <w:rPr>
+                <w:i/>
+                <w:color w:val="64748B"/>
+                <w:sz w:val="13"/>
+              </w:rPr>
+              <w:br/>
+              <w:t>P1 51,2</w:t>
             </w:r>
           </w:p>
         </w:tc>
@@ -12920,6 +13335,15 @@
               </w:rPr>
               <w:t>45,8</w:t>
             </w:r>
+            <w:r>
+              <w:rPr>
+                <w:i/>
+                <w:color w:val="64748B"/>
+                <w:sz w:val="13"/>
+              </w:rPr>
+              <w:br/>
+              <w:t>P1 47,1</w:t>
+            </w:r>
           </w:p>
         </w:tc>
         <w:tc>
@@ -12935,6 +13359,15 @@
               </w:rPr>
               <w:t>54,2</w:t>
             </w:r>
+            <w:r>
+              <w:rPr>
+                <w:i/>
+                <w:color w:val="64748B"/>
+                <w:sz w:val="13"/>
+              </w:rPr>
+              <w:br/>
+              <w:t>P1 52,9</w:t>
+            </w:r>
           </w:p>
         </w:tc>
       </w:tr>
@@ -12967,6 +13400,15 @@
               </w:rPr>
               <w:t>47,9</w:t>
             </w:r>
+            <w:r>
+              <w:rPr>
+                <w:i/>
+                <w:color w:val="64748B"/>
+                <w:sz w:val="13"/>
+              </w:rPr>
+              <w:br/>
+              <w:t>P1 46,9</w:t>
+            </w:r>
           </w:p>
         </w:tc>
         <w:tc>
@@ -12982,6 +13424,15 @@
               </w:rPr>
               <w:t>52,1</w:t>
             </w:r>
+            <w:r>
+              <w:rPr>
+                <w:i/>
+                <w:color w:val="64748B"/>
+                <w:sz w:val="13"/>
+              </w:rPr>
+              <w:br/>
+              <w:t>P1 53,1</w:t>
+            </w:r>
           </w:p>
         </w:tc>
       </w:tr>
@@ -13016,6 +13467,15 @@
               </w:rPr>
               <w:t>46,9</w:t>
             </w:r>
+            <w:r>
+              <w:rPr>
+                <w:i/>
+                <w:color w:val="C9E8DF"/>
+                <w:sz w:val="13"/>
+              </w:rPr>
+              <w:br/>
+              <w:t>P1 47 · RGPH 50,6</w:t>
+            </w:r>
           </w:p>
         </w:tc>
         <w:tc>
@@ -13032,10 +13492,29 @@
               </w:rPr>
               <w:t>53,1</w:t>
             </w:r>
+            <w:r>
+              <w:rPr>
+                <w:i/>
+                <w:color w:val="C9E8DF"/>
+                <w:sz w:val="13"/>
+              </w:rPr>
+              <w:br/>
+              <w:t>P1 53 · RGPH 49,4</w:t>
+            </w:r>
           </w:p>
         </w:tc>
       </w:tr>
     </w:tbl>
+    <w:p>
+      <w:r>
+        <w:rPr>
+          <w:i/>
+          <w:color w:val="64748B"/>
+          <w:sz w:val="14"/>
+        </w:rPr>
+        <w:t>En petits caractères : P1 = EHCVM3 Phase 1 (vague 1, même moteur d'indicateurs) · RGPH = Recensement RGPH-5 2023 (ANSD).</w:t>
+      </w:r>
+    </w:p>
     <w:p>
       <w:r>
         <w:rPr>
@@ -13151,6 +13630,15 @@
               </w:rPr>
               <w:t>68,9</w:t>
             </w:r>
+            <w:r>
+              <w:rPr>
+                <w:i/>
+                <w:color w:val="64748B"/>
+                <w:sz w:val="13"/>
+              </w:rPr>
+              <w:br/>
+              <w:t>P1 71,4</w:t>
+            </w:r>
           </w:p>
         </w:tc>
         <w:tc>
@@ -13164,6 +13652,15 @@
                 <w:sz w:val="18"/>
               </w:rPr>
               <w:t>31,1</w:t>
+            </w:r>
+            <w:r>
+              <w:rPr>
+                <w:i/>
+                <w:color w:val="64748B"/>
+                <w:sz w:val="13"/>
+              </w:rPr>
+              <w:br/>
+              <w:t>P1 28,6</w:t>
             </w:r>
           </w:p>
         </w:tc>
@@ -13195,6 +13692,15 @@
               </w:rPr>
               <w:t>74</w:t>
             </w:r>
+            <w:r>
+              <w:rPr>
+                <w:i/>
+                <w:color w:val="64748B"/>
+                <w:sz w:val="13"/>
+              </w:rPr>
+              <w:br/>
+              <w:t>P1 66,7</w:t>
+            </w:r>
           </w:p>
         </w:tc>
         <w:tc>
@@ -13208,6 +13714,15 @@
                 <w:sz w:val="18"/>
               </w:rPr>
               <w:t>26</w:t>
+            </w:r>
+            <w:r>
+              <w:rPr>
+                <w:i/>
+                <w:color w:val="64748B"/>
+                <w:sz w:val="13"/>
+              </w:rPr>
+              <w:br/>
+              <w:t>P1 33,3</w:t>
             </w:r>
           </w:p>
         </w:tc>
@@ -13239,6 +13754,15 @@
               </w:rPr>
               <w:t>73,6</w:t>
             </w:r>
+            <w:r>
+              <w:rPr>
+                <w:i/>
+                <w:color w:val="64748B"/>
+                <w:sz w:val="13"/>
+              </w:rPr>
+              <w:br/>
+              <w:t>P1 72,1</w:t>
+            </w:r>
           </w:p>
         </w:tc>
         <w:tc>
@@ -13252,6 +13776,15 @@
                 <w:sz w:val="18"/>
               </w:rPr>
               <w:t>26,4</w:t>
+            </w:r>
+            <w:r>
+              <w:rPr>
+                <w:i/>
+                <w:color w:val="64748B"/>
+                <w:sz w:val="13"/>
+              </w:rPr>
+              <w:br/>
+              <w:t>P1 27,9</w:t>
             </w:r>
           </w:p>
         </w:tc>
@@ -13283,6 +13816,15 @@
               </w:rPr>
               <w:t>86,2</w:t>
             </w:r>
+            <w:r>
+              <w:rPr>
+                <w:i/>
+                <w:color w:val="64748B"/>
+                <w:sz w:val="13"/>
+              </w:rPr>
+              <w:br/>
+              <w:t>P1 83</w:t>
+            </w:r>
           </w:p>
         </w:tc>
         <w:tc>
@@ -13296,6 +13838,15 @@
                 <w:sz w:val="18"/>
               </w:rPr>
               <w:t>13,8</w:t>
+            </w:r>
+            <w:r>
+              <w:rPr>
+                <w:i/>
+                <w:color w:val="64748B"/>
+                <w:sz w:val="13"/>
+              </w:rPr>
+              <w:br/>
+              <w:t>P1 17</w:t>
             </w:r>
           </w:p>
         </w:tc>
@@ -13327,6 +13878,15 @@
               </w:rPr>
               <w:t>83,7</w:t>
             </w:r>
+            <w:r>
+              <w:rPr>
+                <w:i/>
+                <w:color w:val="64748B"/>
+                <w:sz w:val="13"/>
+              </w:rPr>
+              <w:br/>
+              <w:t>P1 76,1</w:t>
+            </w:r>
           </w:p>
         </w:tc>
         <w:tc>
@@ -13340,6 +13900,15 @@
                 <w:sz w:val="18"/>
               </w:rPr>
               <w:t>16,3</w:t>
+            </w:r>
+            <w:r>
+              <w:rPr>
+                <w:i/>
+                <w:color w:val="64748B"/>
+                <w:sz w:val="13"/>
+              </w:rPr>
+              <w:br/>
+              <w:t>P1 23,9</w:t>
             </w:r>
           </w:p>
         </w:tc>
@@ -13371,6 +13940,15 @@
               </w:rPr>
               <w:t>80,7</w:t>
             </w:r>
+            <w:r>
+              <w:rPr>
+                <w:i/>
+                <w:color w:val="64748B"/>
+                <w:sz w:val="13"/>
+              </w:rPr>
+              <w:br/>
+              <w:t>P1 84</w:t>
+            </w:r>
           </w:p>
         </w:tc>
         <w:tc>
@@ -13384,6 +13962,15 @@
                 <w:sz w:val="18"/>
               </w:rPr>
               <w:t>19,3</w:t>
+            </w:r>
+            <w:r>
+              <w:rPr>
+                <w:i/>
+                <w:color w:val="64748B"/>
+                <w:sz w:val="13"/>
+              </w:rPr>
+              <w:br/>
+              <w:t>P1 16</w:t>
             </w:r>
           </w:p>
         </w:tc>
@@ -13415,6 +14002,15 @@
               </w:rPr>
               <w:t>87,4</w:t>
             </w:r>
+            <w:r>
+              <w:rPr>
+                <w:i/>
+                <w:color w:val="64748B"/>
+                <w:sz w:val="13"/>
+              </w:rPr>
+              <w:br/>
+              <w:t>P1 81,5</w:t>
+            </w:r>
           </w:p>
         </w:tc>
         <w:tc>
@@ -13428,6 +14024,15 @@
                 <w:sz w:val="18"/>
               </w:rPr>
               <w:t>12,6</w:t>
+            </w:r>
+            <w:r>
+              <w:rPr>
+                <w:i/>
+                <w:color w:val="64748B"/>
+                <w:sz w:val="13"/>
+              </w:rPr>
+              <w:br/>
+              <w:t>P1 18,5</w:t>
             </w:r>
           </w:p>
         </w:tc>
@@ -13459,6 +14064,15 @@
               </w:rPr>
               <w:t>71</w:t>
             </w:r>
+            <w:r>
+              <w:rPr>
+                <w:i/>
+                <w:color w:val="64748B"/>
+                <w:sz w:val="13"/>
+              </w:rPr>
+              <w:br/>
+              <w:t>P1 77,9</w:t>
+            </w:r>
           </w:p>
         </w:tc>
         <w:tc>
@@ -13472,6 +14086,15 @@
                 <w:sz w:val="18"/>
               </w:rPr>
               <w:t>29</w:t>
+            </w:r>
+            <w:r>
+              <w:rPr>
+                <w:i/>
+                <w:color w:val="64748B"/>
+                <w:sz w:val="13"/>
+              </w:rPr>
+              <w:br/>
+              <w:t>P1 22,1</w:t>
             </w:r>
           </w:p>
         </w:tc>
@@ -13503,6 +14126,15 @@
               </w:rPr>
               <w:t>77,3</w:t>
             </w:r>
+            <w:r>
+              <w:rPr>
+                <w:i/>
+                <w:color w:val="64748B"/>
+                <w:sz w:val="13"/>
+              </w:rPr>
+              <w:br/>
+              <w:t>P1 67</w:t>
+            </w:r>
           </w:p>
         </w:tc>
         <w:tc>
@@ -13516,6 +14148,15 @@
                 <w:sz w:val="18"/>
               </w:rPr>
               <w:t>22,7</w:t>
+            </w:r>
+            <w:r>
+              <w:rPr>
+                <w:i/>
+                <w:color w:val="64748B"/>
+                <w:sz w:val="13"/>
+              </w:rPr>
+              <w:br/>
+              <w:t>P1 33</w:t>
             </w:r>
           </w:p>
         </w:tc>
@@ -13547,6 +14188,15 @@
               </w:rPr>
               <w:t>78,4</w:t>
             </w:r>
+            <w:r>
+              <w:rPr>
+                <w:i/>
+                <w:color w:val="64748B"/>
+                <w:sz w:val="13"/>
+              </w:rPr>
+              <w:br/>
+              <w:t>P1 73,1</w:t>
+            </w:r>
           </w:p>
         </w:tc>
         <w:tc>
@@ -13560,6 +14210,15 @@
                 <w:sz w:val="18"/>
               </w:rPr>
               <w:t>21,6</w:t>
+            </w:r>
+            <w:r>
+              <w:rPr>
+                <w:i/>
+                <w:color w:val="64748B"/>
+                <w:sz w:val="13"/>
+              </w:rPr>
+              <w:br/>
+              <w:t>P1 26,9</w:t>
             </w:r>
           </w:p>
         </w:tc>
@@ -13591,6 +14250,15 @@
               </w:rPr>
               <w:t>87,9</w:t>
             </w:r>
+            <w:r>
+              <w:rPr>
+                <w:i/>
+                <w:color w:val="64748B"/>
+                <w:sz w:val="13"/>
+              </w:rPr>
+              <w:br/>
+              <w:t>P1 86,6</w:t>
+            </w:r>
           </w:p>
         </w:tc>
         <w:tc>
@@ -13604,6 +14272,15 @@
                 <w:sz w:val="18"/>
               </w:rPr>
               <w:t>12,1</w:t>
+            </w:r>
+            <w:r>
+              <w:rPr>
+                <w:i/>
+                <w:color w:val="64748B"/>
+                <w:sz w:val="13"/>
+              </w:rPr>
+              <w:br/>
+              <w:t>P1 13,4</w:t>
             </w:r>
           </w:p>
         </w:tc>
@@ -13635,6 +14312,15 @@
               </w:rPr>
               <w:t>82,5</w:t>
             </w:r>
+            <w:r>
+              <w:rPr>
+                <w:i/>
+                <w:color w:val="64748B"/>
+                <w:sz w:val="13"/>
+              </w:rPr>
+              <w:br/>
+              <w:t>P1 80,2</w:t>
+            </w:r>
           </w:p>
         </w:tc>
         <w:tc>
@@ -13648,6 +14334,15 @@
                 <w:sz w:val="18"/>
               </w:rPr>
               <w:t>17,5</w:t>
+            </w:r>
+            <w:r>
+              <w:rPr>
+                <w:i/>
+                <w:color w:val="64748B"/>
+                <w:sz w:val="13"/>
+              </w:rPr>
+              <w:br/>
+              <w:t>P1 19,8</w:t>
             </w:r>
           </w:p>
         </w:tc>
@@ -13679,6 +14374,15 @@
               </w:rPr>
               <w:t>89,5</w:t>
             </w:r>
+            <w:r>
+              <w:rPr>
+                <w:i/>
+                <w:color w:val="64748B"/>
+                <w:sz w:val="13"/>
+              </w:rPr>
+              <w:br/>
+              <w:t>P1 79</w:t>
+            </w:r>
           </w:p>
         </w:tc>
         <w:tc>
@@ -13692,6 +14396,15 @@
                 <w:sz w:val="18"/>
               </w:rPr>
               <w:t>10,5</w:t>
+            </w:r>
+            <w:r>
+              <w:rPr>
+                <w:i/>
+                <w:color w:val="64748B"/>
+                <w:sz w:val="13"/>
+              </w:rPr>
+              <w:br/>
+              <w:t>P1 21</w:t>
             </w:r>
           </w:p>
         </w:tc>
@@ -13723,6 +14436,15 @@
               </w:rPr>
               <w:t>72,7</w:t>
             </w:r>
+            <w:r>
+              <w:rPr>
+                <w:i/>
+                <w:color w:val="64748B"/>
+                <w:sz w:val="13"/>
+              </w:rPr>
+              <w:br/>
+              <w:t>P1 76,2</w:t>
+            </w:r>
           </w:p>
         </w:tc>
         <w:tc>
@@ -13736,6 +14458,15 @@
                 <w:sz w:val="18"/>
               </w:rPr>
               <w:t>27,3</w:t>
+            </w:r>
+            <w:r>
+              <w:rPr>
+                <w:i/>
+                <w:color w:val="64748B"/>
+                <w:sz w:val="13"/>
+              </w:rPr>
+              <w:br/>
+              <w:t>P1 23,8</w:t>
             </w:r>
           </w:p>
         </w:tc>
@@ -13769,6 +14500,15 @@
               </w:rPr>
               <w:t>72,4</w:t>
             </w:r>
+            <w:r>
+              <w:rPr>
+                <w:i/>
+                <w:color w:val="64748B"/>
+                <w:sz w:val="13"/>
+              </w:rPr>
+              <w:br/>
+              <w:t>P1 70,4</w:t>
+            </w:r>
           </w:p>
         </w:tc>
         <w:tc>
@@ -13784,6 +14524,15 @@
               </w:rPr>
               <w:t>27,6</w:t>
             </w:r>
+            <w:r>
+              <w:rPr>
+                <w:i/>
+                <w:color w:val="64748B"/>
+                <w:sz w:val="13"/>
+              </w:rPr>
+              <w:br/>
+              <w:t>P1 29,6</w:t>
+            </w:r>
           </w:p>
         </w:tc>
       </w:tr>
@@ -13816,6 +14565,15 @@
               </w:rPr>
               <w:t>84,6</w:t>
             </w:r>
+            <w:r>
+              <w:rPr>
+                <w:i/>
+                <w:color w:val="64748B"/>
+                <w:sz w:val="13"/>
+              </w:rPr>
+              <w:br/>
+              <w:t>P1 83,8</w:t>
+            </w:r>
           </w:p>
         </w:tc>
         <w:tc>
@@ -13831,6 +14589,15 @@
               </w:rPr>
               <w:t>15,4</w:t>
             </w:r>
+            <w:r>
+              <w:rPr>
+                <w:i/>
+                <w:color w:val="64748B"/>
+                <w:sz w:val="13"/>
+              </w:rPr>
+              <w:br/>
+              <w:t>P1 16,2</w:t>
+            </w:r>
           </w:p>
         </w:tc>
       </w:tr>
@@ -13865,6 +14632,15 @@
               </w:rPr>
               <w:t>77,8</w:t>
             </w:r>
+            <w:r>
+              <w:rPr>
+                <w:i/>
+                <w:color w:val="C9E8DF"/>
+                <w:sz w:val="13"/>
+              </w:rPr>
+              <w:br/>
+              <w:t>P1 76,1 · RGPH 75,5</w:t>
+            </w:r>
           </w:p>
         </w:tc>
         <w:tc>
@@ -13881,10 +14657,29 @@
               </w:rPr>
               <w:t>22,2</w:t>
             </w:r>
+            <w:r>
+              <w:rPr>
+                <w:i/>
+                <w:color w:val="C9E8DF"/>
+                <w:sz w:val="13"/>
+              </w:rPr>
+              <w:br/>
+              <w:t>P1 23,9 · RGPH 24,5</w:t>
+            </w:r>
           </w:p>
         </w:tc>
       </w:tr>
     </w:tbl>
+    <w:p>
+      <w:r>
+        <w:rPr>
+          <w:i/>
+          <w:color w:val="64748B"/>
+          <w:sz w:val="14"/>
+        </w:rPr>
+        <w:t>En petits caractères : P1 = EHCVM3 Phase 1 (vague 1, même moteur d'indicateurs) · RGPH = Recensement RGPH-5 2023 (ANSD).</w:t>
+      </w:r>
+    </w:p>
     <w:p>
       <w:r>
         <w:rPr>
@@ -15176,6 +15971,15 @@
               </w:rPr>
               <w:t>1,7</w:t>
             </w:r>
+            <w:r>
+              <w:rPr>
+                <w:i/>
+                <w:color w:val="64748B"/>
+                <w:sz w:val="13"/>
+              </w:rPr>
+              <w:br/>
+              <w:t>P1 1,3</w:t>
+            </w:r>
           </w:p>
         </w:tc>
       </w:tr>
@@ -15234,6 +16038,15 @@
               </w:rPr>
               <w:t>34,6</w:t>
             </w:r>
+            <w:r>
+              <w:rPr>
+                <w:i/>
+                <w:color w:val="64748B"/>
+                <w:sz w:val="13"/>
+              </w:rPr>
+              <w:br/>
+              <w:t>P1 44,4</w:t>
+            </w:r>
           </w:p>
         </w:tc>
       </w:tr>
@@ -15292,6 +16105,15 @@
               </w:rPr>
               <w:t>51,4</w:t>
             </w:r>
+            <w:r>
+              <w:rPr>
+                <w:i/>
+                <w:color w:val="64748B"/>
+                <w:sz w:val="13"/>
+              </w:rPr>
+              <w:br/>
+              <w:t>P1 63</w:t>
+            </w:r>
           </w:p>
         </w:tc>
       </w:tr>
@@ -15350,6 +16172,15 @@
               </w:rPr>
               <w:t>62,9</w:t>
             </w:r>
+            <w:r>
+              <w:rPr>
+                <w:i/>
+                <w:color w:val="64748B"/>
+                <w:sz w:val="13"/>
+              </w:rPr>
+              <w:br/>
+              <w:t>P1 62,1</w:t>
+            </w:r>
           </w:p>
         </w:tc>
       </w:tr>
@@ -15408,6 +16239,15 @@
               </w:rPr>
               <w:t>59,1</w:t>
             </w:r>
+            <w:r>
+              <w:rPr>
+                <w:i/>
+                <w:color w:val="64748B"/>
+                <w:sz w:val="13"/>
+              </w:rPr>
+              <w:br/>
+              <w:t>P1 45,1</w:t>
+            </w:r>
           </w:p>
         </w:tc>
       </w:tr>
@@ -15466,6 +16306,15 @@
               </w:rPr>
               <w:t>38,1</w:t>
             </w:r>
+            <w:r>
+              <w:rPr>
+                <w:i/>
+                <w:color w:val="64748B"/>
+                <w:sz w:val="13"/>
+              </w:rPr>
+              <w:br/>
+              <w:t>P1 51,4</w:t>
+            </w:r>
           </w:p>
         </w:tc>
       </w:tr>
@@ -15524,6 +16373,15 @@
               </w:rPr>
               <w:t>64,5</w:t>
             </w:r>
+            <w:r>
+              <w:rPr>
+                <w:i/>
+                <w:color w:val="64748B"/>
+                <w:sz w:val="13"/>
+              </w:rPr>
+              <w:br/>
+              <w:t>P1 64,5</w:t>
+            </w:r>
           </w:p>
         </w:tc>
       </w:tr>
@@ -15582,6 +16440,15 @@
               </w:rPr>
               <w:t>38,9</w:t>
             </w:r>
+            <w:r>
+              <w:rPr>
+                <w:i/>
+                <w:color w:val="64748B"/>
+                <w:sz w:val="13"/>
+              </w:rPr>
+              <w:br/>
+              <w:t>P1 48,3</w:t>
+            </w:r>
           </w:p>
         </w:tc>
       </w:tr>
@@ -15640,6 +16507,15 @@
               </w:rPr>
               <w:t>66,3</w:t>
             </w:r>
+            <w:r>
+              <w:rPr>
+                <w:i/>
+                <w:color w:val="64748B"/>
+                <w:sz w:val="13"/>
+              </w:rPr>
+              <w:br/>
+              <w:t>P1 50</w:t>
+            </w:r>
           </w:p>
         </w:tc>
       </w:tr>
@@ -15698,6 +16574,15 @@
               </w:rPr>
               <w:t>47,2</w:t>
             </w:r>
+            <w:r>
+              <w:rPr>
+                <w:i/>
+                <w:color w:val="64748B"/>
+                <w:sz w:val="13"/>
+              </w:rPr>
+              <w:br/>
+              <w:t>P1 30,3</w:t>
+            </w:r>
           </w:p>
         </w:tc>
       </w:tr>
@@ -15756,6 +16641,15 @@
               </w:rPr>
               <w:t>72,2</w:t>
             </w:r>
+            <w:r>
+              <w:rPr>
+                <w:i/>
+                <w:color w:val="64748B"/>
+                <w:sz w:val="13"/>
+              </w:rPr>
+              <w:br/>
+              <w:t>P1 67,6</w:t>
+            </w:r>
           </w:p>
         </w:tc>
       </w:tr>
@@ -15814,6 +16708,15 @@
               </w:rPr>
               <w:t>61,2</w:t>
             </w:r>
+            <w:r>
+              <w:rPr>
+                <w:i/>
+                <w:color w:val="64748B"/>
+                <w:sz w:val="13"/>
+              </w:rPr>
+              <w:br/>
+              <w:t>P1 53,1</w:t>
+            </w:r>
           </w:p>
         </w:tc>
       </w:tr>
@@ -15872,6 +16775,15 @@
               </w:rPr>
               <w:t>36,4</w:t>
             </w:r>
+            <w:r>
+              <w:rPr>
+                <w:i/>
+                <w:color w:val="64748B"/>
+                <w:sz w:val="13"/>
+              </w:rPr>
+              <w:br/>
+              <w:t>P1 39</w:t>
+            </w:r>
           </w:p>
         </w:tc>
       </w:tr>
@@ -15930,6 +16842,15 @@
               </w:rPr>
               <w:t>62,8</w:t>
             </w:r>
+            <w:r>
+              <w:rPr>
+                <w:i/>
+                <w:color w:val="64748B"/>
+                <w:sz w:val="13"/>
+              </w:rPr>
+              <w:br/>
+              <w:t>P1 42,1</w:t>
+            </w:r>
           </w:p>
         </w:tc>
       </w:tr>
@@ -15992,6 +16913,15 @@
               </w:rPr>
               <w:t>16,9</w:t>
             </w:r>
+            <w:r>
+              <w:rPr>
+                <w:i/>
+                <w:color w:val="64748B"/>
+                <w:sz w:val="13"/>
+              </w:rPr>
+              <w:br/>
+              <w:t>P1 14,1</w:t>
+            </w:r>
           </w:p>
         </w:tc>
       </w:tr>
@@ -16054,6 +16984,15 @@
               </w:rPr>
               <w:t>74,3</w:t>
             </w:r>
+            <w:r>
+              <w:rPr>
+                <w:i/>
+                <w:color w:val="64748B"/>
+                <w:sz w:val="13"/>
+              </w:rPr>
+              <w:br/>
+              <w:t>P1 80,1</w:t>
+            </w:r>
           </w:p>
         </w:tc>
       </w:tr>
@@ -16120,10 +17059,29 @@
               </w:rPr>
               <w:t>41,5</w:t>
             </w:r>
+            <w:r>
+              <w:rPr>
+                <w:i/>
+                <w:color w:val="C9E8DF"/>
+                <w:sz w:val="13"/>
+              </w:rPr>
+              <w:br/>
+              <w:t>P1 42 · RGPH 44,5</w:t>
+            </w:r>
           </w:p>
         </w:tc>
       </w:tr>
     </w:tbl>
+    <w:p>
+      <w:r>
+        <w:rPr>
+          <w:i/>
+          <w:color w:val="64748B"/>
+          <w:sz w:val="14"/>
+        </w:rPr>
+        <w:t>En petits caractères : P1 = EHCVM3 Phase 1 (vague 1, même moteur d'indicateurs) · RGPH = Recensement RGPH-5 2023 (ANSD).</w:t>
+      </w:r>
+    </w:p>
     <w:p>
       <w:r>
         <w:rPr>
@@ -27070,6 +28028,15 @@
               </w:rPr>
               <w:t>89,1</w:t>
             </w:r>
+            <w:r>
+              <w:rPr>
+                <w:i/>
+                <w:color w:val="64748B"/>
+                <w:sz w:val="13"/>
+              </w:rPr>
+              <w:br/>
+              <w:t>P1 93,8</w:t>
+            </w:r>
           </w:p>
         </w:tc>
       </w:tr>
@@ -27128,6 +28095,15 @@
               </w:rPr>
               <w:t>86,1</w:t>
             </w:r>
+            <w:r>
+              <w:rPr>
+                <w:i/>
+                <w:color w:val="64748B"/>
+                <w:sz w:val="13"/>
+              </w:rPr>
+              <w:br/>
+              <w:t>P1 82,1</w:t>
+            </w:r>
           </w:p>
         </w:tc>
       </w:tr>
@@ -27186,6 +28162,15 @@
               </w:rPr>
               <w:t>87,8</w:t>
             </w:r>
+            <w:r>
+              <w:rPr>
+                <w:i/>
+                <w:color w:val="64748B"/>
+                <w:sz w:val="13"/>
+              </w:rPr>
+              <w:br/>
+              <w:t>P1 85,5</w:t>
+            </w:r>
           </w:p>
         </w:tc>
       </w:tr>
@@ -27244,6 +28229,15 @@
               </w:rPr>
               <w:t>87</w:t>
             </w:r>
+            <w:r>
+              <w:rPr>
+                <w:i/>
+                <w:color w:val="64748B"/>
+                <w:sz w:val="13"/>
+              </w:rPr>
+              <w:br/>
+              <w:t>P1 86,9</w:t>
+            </w:r>
           </w:p>
         </w:tc>
       </w:tr>
@@ -27302,6 +28296,15 @@
               </w:rPr>
               <w:t>81,2</w:t>
             </w:r>
+            <w:r>
+              <w:rPr>
+                <w:i/>
+                <w:color w:val="64748B"/>
+                <w:sz w:val="13"/>
+              </w:rPr>
+              <w:br/>
+              <w:t>P1 80,8</w:t>
+            </w:r>
           </w:p>
         </w:tc>
       </w:tr>
@@ -27360,6 +28363,15 @@
               </w:rPr>
               <w:t>101,2</w:t>
             </w:r>
+            <w:r>
+              <w:rPr>
+                <w:i/>
+                <w:color w:val="64748B"/>
+                <w:sz w:val="13"/>
+              </w:rPr>
+              <w:br/>
+              <w:t>P1 95,3</w:t>
+            </w:r>
           </w:p>
         </w:tc>
       </w:tr>
@@ -27418,6 +28430,15 @@
               </w:rPr>
               <w:t>92</w:t>
             </w:r>
+            <w:r>
+              <w:rPr>
+                <w:i/>
+                <w:color w:val="64748B"/>
+                <w:sz w:val="13"/>
+              </w:rPr>
+              <w:br/>
+              <w:t>P1 90,8</w:t>
+            </w:r>
           </w:p>
         </w:tc>
       </w:tr>
@@ -27476,6 +28497,15 @@
               </w:rPr>
               <w:t>81,9</w:t>
             </w:r>
+            <w:r>
+              <w:rPr>
+                <w:i/>
+                <w:color w:val="64748B"/>
+                <w:sz w:val="13"/>
+              </w:rPr>
+              <w:br/>
+              <w:t>P1 80,2</w:t>
+            </w:r>
           </w:p>
         </w:tc>
       </w:tr>
@@ -27534,6 +28564,15 @@
               </w:rPr>
               <w:t>79,9</w:t>
             </w:r>
+            <w:r>
+              <w:rPr>
+                <w:i/>
+                <w:color w:val="64748B"/>
+                <w:sz w:val="13"/>
+              </w:rPr>
+              <w:br/>
+              <w:t>P1 86,6</w:t>
+            </w:r>
           </w:p>
         </w:tc>
       </w:tr>
@@ -27592,6 +28631,15 @@
               </w:rPr>
               <w:t>86,4</w:t>
             </w:r>
+            <w:r>
+              <w:rPr>
+                <w:i/>
+                <w:color w:val="64748B"/>
+                <w:sz w:val="13"/>
+              </w:rPr>
+              <w:br/>
+              <w:t>P1 89,4</w:t>
+            </w:r>
           </w:p>
         </w:tc>
       </w:tr>
@@ -27650,6 +28698,15 @@
               </w:rPr>
               <w:t>93,3</w:t>
             </w:r>
+            <w:r>
+              <w:rPr>
+                <w:i/>
+                <w:color w:val="64748B"/>
+                <w:sz w:val="13"/>
+              </w:rPr>
+              <w:br/>
+              <w:t>P1 96,1</w:t>
+            </w:r>
           </w:p>
         </w:tc>
       </w:tr>
@@ -27708,6 +28765,15 @@
               </w:rPr>
               <w:t>88,2</w:t>
             </w:r>
+            <w:r>
+              <w:rPr>
+                <w:i/>
+                <w:color w:val="64748B"/>
+                <w:sz w:val="13"/>
+              </w:rPr>
+              <w:br/>
+              <w:t>P1 87,6</w:t>
+            </w:r>
           </w:p>
         </w:tc>
       </w:tr>
@@ -27766,6 +28832,15 @@
               </w:rPr>
               <w:t>88,3</w:t>
             </w:r>
+            <w:r>
+              <w:rPr>
+                <w:i/>
+                <w:color w:val="64748B"/>
+                <w:sz w:val="13"/>
+              </w:rPr>
+              <w:br/>
+              <w:t>P1 90,1</w:t>
+            </w:r>
           </w:p>
         </w:tc>
       </w:tr>
@@ -27824,6 +28899,15 @@
               </w:rPr>
               <w:t>91,7</w:t>
             </w:r>
+            <w:r>
+              <w:rPr>
+                <w:i/>
+                <w:color w:val="64748B"/>
+                <w:sz w:val="13"/>
+              </w:rPr>
+              <w:br/>
+              <w:t>P1 95,3</w:t>
+            </w:r>
           </w:p>
         </w:tc>
       </w:tr>
@@ -27886,6 +28970,15 @@
               </w:rPr>
               <w:t>84,5</w:t>
             </w:r>
+            <w:r>
+              <w:rPr>
+                <w:i/>
+                <w:color w:val="64748B"/>
+                <w:sz w:val="13"/>
+              </w:rPr>
+              <w:br/>
+              <w:t>P1 89</w:t>
+            </w:r>
           </w:p>
         </w:tc>
       </w:tr>
@@ -27948,6 +29041,15 @@
               </w:rPr>
               <w:t>91,8</w:t>
             </w:r>
+            <w:r>
+              <w:rPr>
+                <w:i/>
+                <w:color w:val="64748B"/>
+                <w:sz w:val="13"/>
+              </w:rPr>
+              <w:br/>
+              <w:t>P1 88,3</w:t>
+            </w:r>
           </w:p>
         </w:tc>
       </w:tr>
@@ -28014,10 +29116,29 @@
               </w:rPr>
               <w:t>88,1</w:t>
             </w:r>
+            <w:r>
+              <w:rPr>
+                <w:i/>
+                <w:color w:val="C9E8DF"/>
+                <w:sz w:val="13"/>
+              </w:rPr>
+              <w:br/>
+              <w:t>P1 88,7 · RGPH 102,6</w:t>
+            </w:r>
           </w:p>
         </w:tc>
       </w:tr>
     </w:tbl>
+    <w:p>
+      <w:r>
+        <w:rPr>
+          <w:i/>
+          <w:color w:val="64748B"/>
+          <w:sz w:val="14"/>
+        </w:rPr>
+        <w:t>En petits caractères : P1 = EHCVM3 Phase 1 (vague 1, même moteur d'indicateurs) · RGPH = Recensement RGPH-5 2023 (ANSD).</w:t>
+      </w:r>
+    </w:p>
     <w:p>
       <w:r>
         <w:rPr>
@@ -28217,6 +29338,15 @@
               </w:rPr>
               <w:t>61,6</w:t>
             </w:r>
+            <w:r>
+              <w:rPr>
+                <w:i/>
+                <w:color w:val="64748B"/>
+                <w:sz w:val="13"/>
+              </w:rPr>
+              <w:br/>
+              <w:t>P1 62,6</w:t>
+            </w:r>
           </w:p>
         </w:tc>
         <w:tc>
@@ -28231,6 +29361,15 @@
               </w:rPr>
               <w:t>59,2</w:t>
             </w:r>
+            <w:r>
+              <w:rPr>
+                <w:i/>
+                <w:color w:val="64748B"/>
+                <w:sz w:val="13"/>
+              </w:rPr>
+              <w:br/>
+              <w:t>P1 59,5</w:t>
+            </w:r>
           </w:p>
         </w:tc>
         <w:tc>
@@ -28244,6 +29383,15 @@
                 <w:sz w:val="18"/>
               </w:rPr>
               <w:t>4</w:t>
+            </w:r>
+            <w:r>
+              <w:rPr>
+                <w:i/>
+                <w:color w:val="64748B"/>
+                <w:sz w:val="13"/>
+              </w:rPr>
+              <w:br/>
+              <w:t>P1 5</w:t>
             </w:r>
           </w:p>
         </w:tc>
@@ -28317,6 +29465,15 @@
               </w:rPr>
               <w:t>51,9</w:t>
             </w:r>
+            <w:r>
+              <w:rPr>
+                <w:i/>
+                <w:color w:val="64748B"/>
+                <w:sz w:val="13"/>
+              </w:rPr>
+              <w:br/>
+              <w:t>P1 52,7</w:t>
+            </w:r>
           </w:p>
         </w:tc>
         <w:tc>
@@ -28331,6 +29488,15 @@
               </w:rPr>
               <w:t>51,7</w:t>
             </w:r>
+            <w:r>
+              <w:rPr>
+                <w:i/>
+                <w:color w:val="64748B"/>
+                <w:sz w:val="13"/>
+              </w:rPr>
+              <w:br/>
+              <w:t>P1 51,5</w:t>
+            </w:r>
           </w:p>
         </w:tc>
         <w:tc>
@@ -28344,6 +29510,15 @@
                 <w:sz w:val="18"/>
               </w:rPr>
               <w:t>0,6</w:t>
+            </w:r>
+            <w:r>
+              <w:rPr>
+                <w:i/>
+                <w:color w:val="64748B"/>
+                <w:sz w:val="13"/>
+              </w:rPr>
+              <w:br/>
+              <w:t>P1 2,2</w:t>
             </w:r>
           </w:p>
         </w:tc>
@@ -28417,6 +29592,15 @@
               </w:rPr>
               <w:t>60,9</w:t>
             </w:r>
+            <w:r>
+              <w:rPr>
+                <w:i/>
+                <w:color w:val="64748B"/>
+                <w:sz w:val="13"/>
+              </w:rPr>
+              <w:br/>
+              <w:t>P1 58,6</w:t>
+            </w:r>
           </w:p>
         </w:tc>
         <w:tc>
@@ -28431,6 +29615,15 @@
               </w:rPr>
               <w:t>60,7</w:t>
             </w:r>
+            <w:r>
+              <w:rPr>
+                <w:i/>
+                <w:color w:val="64748B"/>
+                <w:sz w:val="13"/>
+              </w:rPr>
+              <w:br/>
+              <w:t>P1 57,6</w:t>
+            </w:r>
           </w:p>
         </w:tc>
         <w:tc>
@@ -28444,6 +29637,15 @@
                 <w:sz w:val="18"/>
               </w:rPr>
               <w:t>0,4</w:t>
+            </w:r>
+            <w:r>
+              <w:rPr>
+                <w:i/>
+                <w:color w:val="64748B"/>
+                <w:sz w:val="13"/>
+              </w:rPr>
+              <w:br/>
+              <w:t>P1 1,7</w:t>
             </w:r>
           </w:p>
         </w:tc>
@@ -28517,6 +29719,15 @@
               </w:rPr>
               <w:t>47,9</w:t>
             </w:r>
+            <w:r>
+              <w:rPr>
+                <w:i/>
+                <w:color w:val="64748B"/>
+                <w:sz w:val="13"/>
+              </w:rPr>
+              <w:br/>
+              <w:t>P1 51,5</w:t>
+            </w:r>
           </w:p>
         </w:tc>
         <w:tc>
@@ -28531,6 +29742,15 @@
               </w:rPr>
               <w:t>47</w:t>
             </w:r>
+            <w:r>
+              <w:rPr>
+                <w:i/>
+                <w:color w:val="64748B"/>
+                <w:sz w:val="13"/>
+              </w:rPr>
+              <w:br/>
+              <w:t>P1 49,2</w:t>
+            </w:r>
           </w:p>
         </w:tc>
         <w:tc>
@@ -28544,6 +29764,15 @@
                 <w:sz w:val="18"/>
               </w:rPr>
               <w:t>1,8</w:t>
+            </w:r>
+            <w:r>
+              <w:rPr>
+                <w:i/>
+                <w:color w:val="64748B"/>
+                <w:sz w:val="13"/>
+              </w:rPr>
+              <w:br/>
+              <w:t>P1 4,5</w:t>
             </w:r>
           </w:p>
         </w:tc>
@@ -28617,6 +29846,15 @@
               </w:rPr>
               <w:t>49,7</w:t>
             </w:r>
+            <w:r>
+              <w:rPr>
+                <w:i/>
+                <w:color w:val="64748B"/>
+                <w:sz w:val="13"/>
+              </w:rPr>
+              <w:br/>
+              <w:t>P1 47,4</w:t>
+            </w:r>
           </w:p>
         </w:tc>
         <w:tc>
@@ -28631,6 +29869,15 @@
               </w:rPr>
               <w:t>47,8</w:t>
             </w:r>
+            <w:r>
+              <w:rPr>
+                <w:i/>
+                <w:color w:val="64748B"/>
+                <w:sz w:val="13"/>
+              </w:rPr>
+              <w:br/>
+              <w:t>P1 46,2</w:t>
+            </w:r>
           </w:p>
         </w:tc>
         <w:tc>
@@ -28644,6 +29891,15 @@
                 <w:sz w:val="18"/>
               </w:rPr>
               <w:t>3,8</w:t>
+            </w:r>
+            <w:r>
+              <w:rPr>
+                <w:i/>
+                <w:color w:val="64748B"/>
+                <w:sz w:val="13"/>
+              </w:rPr>
+              <w:br/>
+              <w:t>P1 2,6</w:t>
             </w:r>
           </w:p>
         </w:tc>
@@ -28717,6 +29973,15 @@
               </w:rPr>
               <w:t>60</w:t>
             </w:r>
+            <w:r>
+              <w:rPr>
+                <w:i/>
+                <w:color w:val="64748B"/>
+                <w:sz w:val="13"/>
+              </w:rPr>
+              <w:br/>
+              <w:t>P1 56,7</w:t>
+            </w:r>
           </w:p>
         </w:tc>
         <w:tc>
@@ -28731,6 +29996,15 @@
               </w:rPr>
               <w:t>59,6</w:t>
             </w:r>
+            <w:r>
+              <w:rPr>
+                <w:i/>
+                <w:color w:val="64748B"/>
+                <w:sz w:val="13"/>
+              </w:rPr>
+              <w:br/>
+              <w:t>P1 54,5</w:t>
+            </w:r>
           </w:p>
         </w:tc>
         <w:tc>
@@ -28744,6 +30018,15 @@
                 <w:sz w:val="18"/>
               </w:rPr>
               <w:t>0,7</w:t>
+            </w:r>
+            <w:r>
+              <w:rPr>
+                <w:i/>
+                <w:color w:val="64748B"/>
+                <w:sz w:val="13"/>
+              </w:rPr>
+              <w:br/>
+              <w:t>P1 4</w:t>
             </w:r>
           </w:p>
         </w:tc>
@@ -28817,6 +30100,15 @@
               </w:rPr>
               <w:t>55,6</w:t>
             </w:r>
+            <w:r>
+              <w:rPr>
+                <w:i/>
+                <w:color w:val="64748B"/>
+                <w:sz w:val="13"/>
+              </w:rPr>
+              <w:br/>
+              <w:t>P1 59,1</w:t>
+            </w:r>
           </w:p>
         </w:tc>
         <w:tc>
@@ -28831,6 +30123,15 @@
               </w:rPr>
               <w:t>55,3</w:t>
             </w:r>
+            <w:r>
+              <w:rPr>
+                <w:i/>
+                <w:color w:val="64748B"/>
+                <w:sz w:val="13"/>
+              </w:rPr>
+              <w:br/>
+              <w:t>P1 58,3</w:t>
+            </w:r>
           </w:p>
         </w:tc>
         <w:tc>
@@ -28844,6 +30145,15 @@
                 <w:sz w:val="18"/>
               </w:rPr>
               <w:t>0,6</w:t>
+            </w:r>
+            <w:r>
+              <w:rPr>
+                <w:i/>
+                <w:color w:val="64748B"/>
+                <w:sz w:val="13"/>
+              </w:rPr>
+              <w:br/>
+              <w:t>P1 1,4</w:t>
             </w:r>
           </w:p>
         </w:tc>
@@ -28917,6 +30227,15 @@
               </w:rPr>
               <w:t>53,5</w:t>
             </w:r>
+            <w:r>
+              <w:rPr>
+                <w:i/>
+                <w:color w:val="64748B"/>
+                <w:sz w:val="13"/>
+              </w:rPr>
+              <w:br/>
+              <w:t>P1 57,1</w:t>
+            </w:r>
           </w:p>
         </w:tc>
         <w:tc>
@@ -28931,6 +30250,15 @@
               </w:rPr>
               <w:t>52,9</w:t>
             </w:r>
+            <w:r>
+              <w:rPr>
+                <w:i/>
+                <w:color w:val="64748B"/>
+                <w:sz w:val="13"/>
+              </w:rPr>
+              <w:br/>
+              <w:t>P1 55,9</w:t>
+            </w:r>
           </w:p>
         </w:tc>
         <w:tc>
@@ -28944,6 +30272,15 @@
                 <w:sz w:val="18"/>
               </w:rPr>
               <w:t>1</w:t>
+            </w:r>
+            <w:r>
+              <w:rPr>
+                <w:i/>
+                <w:color w:val="64748B"/>
+                <w:sz w:val="13"/>
+              </w:rPr>
+              <w:br/>
+              <w:t>P1 2,2</w:t>
             </w:r>
           </w:p>
         </w:tc>
@@ -29017,6 +30354,15 @@
               </w:rPr>
               <w:t>39,3</w:t>
             </w:r>
+            <w:r>
+              <w:rPr>
+                <w:i/>
+                <w:color w:val="64748B"/>
+                <w:sz w:val="13"/>
+              </w:rPr>
+              <w:br/>
+              <w:t>P1 34,9</w:t>
+            </w:r>
           </w:p>
         </w:tc>
         <w:tc>
@@ -29031,6 +30377,15 @@
               </w:rPr>
               <w:t>38,4</w:t>
             </w:r>
+            <w:r>
+              <w:rPr>
+                <w:i/>
+                <w:color w:val="64748B"/>
+                <w:sz w:val="13"/>
+              </w:rPr>
+              <w:br/>
+              <w:t>P1 34,1</w:t>
+            </w:r>
           </w:p>
         </w:tc>
         <w:tc>
@@ -29044,6 +30399,15 @@
                 <w:sz w:val="18"/>
               </w:rPr>
               <w:t>2,4</w:t>
+            </w:r>
+            <w:r>
+              <w:rPr>
+                <w:i/>
+                <w:color w:val="64748B"/>
+                <w:sz w:val="13"/>
+              </w:rPr>
+              <w:br/>
+              <w:t>P1 2,4</w:t>
             </w:r>
           </w:p>
         </w:tc>
@@ -29117,6 +30481,15 @@
               </w:rPr>
               <w:t>55,3</w:t>
             </w:r>
+            <w:r>
+              <w:rPr>
+                <w:i/>
+                <w:color w:val="64748B"/>
+                <w:sz w:val="13"/>
+              </w:rPr>
+              <w:br/>
+              <w:t>P1 56,1</w:t>
+            </w:r>
           </w:p>
         </w:tc>
         <w:tc>
@@ -29131,6 +30504,15 @@
               </w:rPr>
               <w:t>54,9</w:t>
             </w:r>
+            <w:r>
+              <w:rPr>
+                <w:i/>
+                <w:color w:val="64748B"/>
+                <w:sz w:val="13"/>
+              </w:rPr>
+              <w:br/>
+              <w:t>P1 54,7</w:t>
+            </w:r>
           </w:p>
         </w:tc>
         <w:tc>
@@ -29144,6 +30526,15 @@
                 <w:sz w:val="18"/>
               </w:rPr>
               <w:t>0,7</w:t>
+            </w:r>
+            <w:r>
+              <w:rPr>
+                <w:i/>
+                <w:color w:val="64748B"/>
+                <w:sz w:val="13"/>
+              </w:rPr>
+              <w:br/>
+              <w:t>P1 2,6</w:t>
             </w:r>
           </w:p>
         </w:tc>
@@ -29217,6 +30608,15 @@
               </w:rPr>
               <w:t>66,5</w:t>
             </w:r>
+            <w:r>
+              <w:rPr>
+                <w:i/>
+                <w:color w:val="64748B"/>
+                <w:sz w:val="13"/>
+              </w:rPr>
+              <w:br/>
+              <w:t>P1 66,6</w:t>
+            </w:r>
           </w:p>
         </w:tc>
         <w:tc>
@@ -29231,6 +30631,15 @@
               </w:rPr>
               <w:t>66</w:t>
             </w:r>
+            <w:r>
+              <w:rPr>
+                <w:i/>
+                <w:color w:val="64748B"/>
+                <w:sz w:val="13"/>
+              </w:rPr>
+              <w:br/>
+              <w:t>P1 66,2</w:t>
+            </w:r>
           </w:p>
         </w:tc>
         <w:tc>
@@ -29244,6 +30653,15 @@
                 <w:sz w:val="18"/>
               </w:rPr>
               <w:t>0,8</w:t>
+            </w:r>
+            <w:r>
+              <w:rPr>
+                <w:i/>
+                <w:color w:val="64748B"/>
+                <w:sz w:val="13"/>
+              </w:rPr>
+              <w:br/>
+              <w:t>P1 0,7</w:t>
             </w:r>
           </w:p>
         </w:tc>
@@ -29317,6 +30735,15 @@
               </w:rPr>
               <w:t>43,1</w:t>
             </w:r>
+            <w:r>
+              <w:rPr>
+                <w:i/>
+                <w:color w:val="64748B"/>
+                <w:sz w:val="13"/>
+              </w:rPr>
+              <w:br/>
+              <w:t>P1 48,6</w:t>
+            </w:r>
           </w:p>
         </w:tc>
         <w:tc>
@@ -29331,6 +30758,15 @@
               </w:rPr>
               <w:t>42,3</w:t>
             </w:r>
+            <w:r>
+              <w:rPr>
+                <w:i/>
+                <w:color w:val="64748B"/>
+                <w:sz w:val="13"/>
+              </w:rPr>
+              <w:br/>
+              <w:t>P1 47,6</w:t>
+            </w:r>
           </w:p>
         </w:tc>
         <w:tc>
@@ -29344,6 +30780,15 @@
                 <w:sz w:val="18"/>
               </w:rPr>
               <w:t>1,9</w:t>
+            </w:r>
+            <w:r>
+              <w:rPr>
+                <w:i/>
+                <w:color w:val="64748B"/>
+                <w:sz w:val="13"/>
+              </w:rPr>
+              <w:br/>
+              <w:t>P1 2</w:t>
             </w:r>
           </w:p>
         </w:tc>
@@ -29417,6 +30862,15 @@
               </w:rPr>
               <w:t>64</w:t>
             </w:r>
+            <w:r>
+              <w:rPr>
+                <w:i/>
+                <w:color w:val="64748B"/>
+                <w:sz w:val="13"/>
+              </w:rPr>
+              <w:br/>
+              <w:t>P1 54,9</w:t>
+            </w:r>
           </w:p>
         </w:tc>
         <w:tc>
@@ -29431,6 +30885,15 @@
               </w:rPr>
               <w:t>61,4</w:t>
             </w:r>
+            <w:r>
+              <w:rPr>
+                <w:i/>
+                <w:color w:val="64748B"/>
+                <w:sz w:val="13"/>
+              </w:rPr>
+              <w:br/>
+              <w:t>P1 53</w:t>
+            </w:r>
           </w:p>
         </w:tc>
         <w:tc>
@@ -29444,6 +30907,15 @@
                 <w:sz w:val="18"/>
               </w:rPr>
               <w:t>4,1</w:t>
+            </w:r>
+            <w:r>
+              <w:rPr>
+                <w:i/>
+                <w:color w:val="64748B"/>
+                <w:sz w:val="13"/>
+              </w:rPr>
+              <w:br/>
+              <w:t>P1 3,5</w:t>
             </w:r>
           </w:p>
         </w:tc>
@@ -29517,6 +30989,15 @@
               </w:rPr>
               <w:t>60,5</w:t>
             </w:r>
+            <w:r>
+              <w:rPr>
+                <w:i/>
+                <w:color w:val="64748B"/>
+                <w:sz w:val="13"/>
+              </w:rPr>
+              <w:br/>
+              <w:t>P1 57,4</w:t>
+            </w:r>
           </w:p>
         </w:tc>
         <w:tc>
@@ -29531,6 +31012,15 @@
               </w:rPr>
               <w:t>59</w:t>
             </w:r>
+            <w:r>
+              <w:rPr>
+                <w:i/>
+                <w:color w:val="64748B"/>
+                <w:sz w:val="13"/>
+              </w:rPr>
+              <w:br/>
+              <w:t>P1 56,5</w:t>
+            </w:r>
           </w:p>
         </w:tc>
         <w:tc>
@@ -29544,6 +31034,15 @@
                 <w:sz w:val="18"/>
               </w:rPr>
               <w:t>2,6</w:t>
+            </w:r>
+            <w:r>
+              <w:rPr>
+                <w:i/>
+                <w:color w:val="64748B"/>
+                <w:sz w:val="13"/>
+              </w:rPr>
+              <w:br/>
+              <w:t>P1 1,5</w:t>
             </w:r>
           </w:p>
         </w:tc>
@@ -29619,6 +31118,15 @@
               </w:rPr>
               <w:t>58</w:t>
             </w:r>
+            <w:r>
+              <w:rPr>
+                <w:i/>
+                <w:color w:val="64748B"/>
+                <w:sz w:val="13"/>
+              </w:rPr>
+              <w:br/>
+              <w:t>P1 55,4</w:t>
+            </w:r>
           </w:p>
         </w:tc>
         <w:tc>
@@ -29634,6 +31142,15 @@
               </w:rPr>
               <w:t>56,5</w:t>
             </w:r>
+            <w:r>
+              <w:rPr>
+                <w:i/>
+                <w:color w:val="64748B"/>
+                <w:sz w:val="13"/>
+              </w:rPr>
+              <w:br/>
+              <w:t>P1 53,2</w:t>
+            </w:r>
           </w:p>
         </w:tc>
         <w:tc>
@@ -29648,6 +31165,15 @@
                 <w:sz w:val="18"/>
               </w:rPr>
               <w:t>2,5</w:t>
+            </w:r>
+            <w:r>
+              <w:rPr>
+                <w:i/>
+                <w:color w:val="64748B"/>
+                <w:sz w:val="13"/>
+              </w:rPr>
+              <w:br/>
+              <w:t>P1 3,9</w:t>
             </w:r>
           </w:p>
         </w:tc>
@@ -29726,6 +31252,15 @@
               </w:rPr>
               <w:t>52,1</w:t>
             </w:r>
+            <w:r>
+              <w:rPr>
+                <w:i/>
+                <w:color w:val="64748B"/>
+                <w:sz w:val="13"/>
+              </w:rPr>
+              <w:br/>
+              <w:t>P1 53,9</w:t>
+            </w:r>
           </w:p>
         </w:tc>
         <w:tc>
@@ -29741,6 +31276,15 @@
               </w:rPr>
               <w:t>51,5</w:t>
             </w:r>
+            <w:r>
+              <w:rPr>
+                <w:i/>
+                <w:color w:val="64748B"/>
+                <w:sz w:val="13"/>
+              </w:rPr>
+              <w:br/>
+              <w:t>P1 53,1</w:t>
+            </w:r>
           </w:p>
         </w:tc>
         <w:tc>
@@ -29755,6 +31299,15 @@
                 <w:sz w:val="18"/>
               </w:rPr>
               <w:t>1,3</w:t>
+            </w:r>
+            <w:r>
+              <w:rPr>
+                <w:i/>
+                <w:color w:val="64748B"/>
+                <w:sz w:val="13"/>
+              </w:rPr>
+              <w:br/>
+              <w:t>P1 1,6</w:t>
             </w:r>
           </w:p>
         </w:tc>
@@ -29835,6 +31388,15 @@
               </w:rPr>
               <w:t>55,3</w:t>
             </w:r>
+            <w:r>
+              <w:rPr>
+                <w:i/>
+                <w:color w:val="C9E8DF"/>
+                <w:sz w:val="13"/>
+              </w:rPr>
+              <w:br/>
+              <w:t>P1 54,7</w:t>
+            </w:r>
           </w:p>
         </w:tc>
         <w:tc>
@@ -29851,6 +31413,15 @@
               </w:rPr>
               <w:t>54,2</w:t>
             </w:r>
+            <w:r>
+              <w:rPr>
+                <w:i/>
+                <w:color w:val="C9E8DF"/>
+                <w:sz w:val="13"/>
+              </w:rPr>
+              <w:br/>
+              <w:t>P1 53,2</w:t>
+            </w:r>
           </w:p>
         </w:tc>
         <w:tc>
@@ -29867,6 +31438,15 @@
               </w:rPr>
               <w:t>2</w:t>
             </w:r>
+            <w:r>
+              <w:rPr>
+                <w:i/>
+                <w:color w:val="C9E8DF"/>
+                <w:sz w:val="13"/>
+              </w:rPr>
+              <w:br/>
+              <w:t>P1 2,9</w:t>
+            </w:r>
           </w:p>
         </w:tc>
         <w:tc>
@@ -29919,6 +31499,16 @@
         </w:tc>
       </w:tr>
     </w:tbl>
+    <w:p>
+      <w:r>
+        <w:rPr>
+          <w:i/>
+          <w:color w:val="64748B"/>
+          <w:sz w:val="14"/>
+        </w:rPr>
+        <w:t>En petits caractères : P1 = EHCVM3 Phase 1 (vague 1, même moteur d'indicateurs) · RGPH = Recensement RGPH-5 2023 (ANSD).</w:t>
+      </w:r>
+    </w:p>
     <w:p>
       <w:r>
         <w:rPr>
@@ -30051,6 +31641,15 @@
               </w:rPr>
               <w:t>77,1</w:t>
             </w:r>
+            <w:r>
+              <w:rPr>
+                <w:i/>
+                <w:color w:val="64748B"/>
+                <w:sz w:val="13"/>
+              </w:rPr>
+              <w:br/>
+              <w:t>P1 75,7</w:t>
+            </w:r>
           </w:p>
         </w:tc>
         <w:tc>
@@ -30065,6 +31664,15 @@
               </w:rPr>
               <w:t>79,5</w:t>
             </w:r>
+            <w:r>
+              <w:rPr>
+                <w:i/>
+                <w:color w:val="64748B"/>
+                <w:sz w:val="13"/>
+              </w:rPr>
+              <w:br/>
+              <w:t>P1 84,7</w:t>
+            </w:r>
           </w:p>
         </w:tc>
         <w:tc>
@@ -30078,6 +31686,15 @@
                 <w:sz w:val="18"/>
               </w:rPr>
               <w:t>62,4</w:t>
+            </w:r>
+            <w:r>
+              <w:rPr>
+                <w:i/>
+                <w:color w:val="64748B"/>
+                <w:sz w:val="13"/>
+              </w:rPr>
+              <w:br/>
+              <w:t>P1 67,5</w:t>
             </w:r>
           </w:p>
         </w:tc>
@@ -30109,6 +31726,15 @@
               </w:rPr>
               <w:t>49,6</w:t>
             </w:r>
+            <w:r>
+              <w:rPr>
+                <w:i/>
+                <w:color w:val="64748B"/>
+                <w:sz w:val="13"/>
+              </w:rPr>
+              <w:br/>
+              <w:t>P1 49,2</w:t>
+            </w:r>
           </w:p>
         </w:tc>
         <w:tc>
@@ -30123,6 +31749,15 @@
               </w:rPr>
               <w:t>47,3</w:t>
             </w:r>
+            <w:r>
+              <w:rPr>
+                <w:i/>
+                <w:color w:val="64748B"/>
+                <w:sz w:val="13"/>
+              </w:rPr>
+              <w:br/>
+              <w:t>P1 42</w:t>
+            </w:r>
           </w:p>
         </w:tc>
         <w:tc>
@@ -30136,6 +31771,15 @@
                 <w:sz w:val="18"/>
               </w:rPr>
               <w:t>54,3</w:t>
+            </w:r>
+            <w:r>
+              <w:rPr>
+                <w:i/>
+                <w:color w:val="64748B"/>
+                <w:sz w:val="13"/>
+              </w:rPr>
+              <w:br/>
+              <w:t>P1 81,5</w:t>
             </w:r>
           </w:p>
         </w:tc>
@@ -30167,6 +31811,15 @@
               </w:rPr>
               <w:t>58,3</w:t>
             </w:r>
+            <w:r>
+              <w:rPr>
+                <w:i/>
+                <w:color w:val="64748B"/>
+                <w:sz w:val="13"/>
+              </w:rPr>
+              <w:br/>
+              <w:t>P1 56,3</w:t>
+            </w:r>
           </w:p>
         </w:tc>
         <w:tc>
@@ -30181,6 +31834,15 @@
               </w:rPr>
               <w:t>66,1</w:t>
             </w:r>
+            <w:r>
+              <w:rPr>
+                <w:i/>
+                <w:color w:val="64748B"/>
+                <w:sz w:val="13"/>
+              </w:rPr>
+              <w:br/>
+              <w:t>P1 72,9</w:t>
+            </w:r>
           </w:p>
         </w:tc>
         <w:tc>
@@ -30194,6 +31856,15 @@
                 <w:sz w:val="18"/>
               </w:rPr>
               <w:t>54,9</w:t>
+            </w:r>
+            <w:r>
+              <w:rPr>
+                <w:i/>
+                <w:color w:val="64748B"/>
+                <w:sz w:val="13"/>
+              </w:rPr>
+              <w:br/>
+              <w:t>P1 63,5</w:t>
             </w:r>
           </w:p>
         </w:tc>
@@ -30225,6 +31896,15 @@
               </w:rPr>
               <w:t>52,4</w:t>
             </w:r>
+            <w:r>
+              <w:rPr>
+                <w:i/>
+                <w:color w:val="64748B"/>
+                <w:sz w:val="13"/>
+              </w:rPr>
+              <w:br/>
+              <w:t>P1 52,4</w:t>
+            </w:r>
           </w:p>
         </w:tc>
         <w:tc>
@@ -30239,6 +31919,15 @@
               </w:rPr>
               <w:t>36,5</w:t>
             </w:r>
+            <w:r>
+              <w:rPr>
+                <w:i/>
+                <w:color w:val="64748B"/>
+                <w:sz w:val="13"/>
+              </w:rPr>
+              <w:br/>
+              <w:t>P1 50,6</w:t>
+            </w:r>
           </w:p>
         </w:tc>
         <w:tc>
@@ -30252,6 +31941,15 @@
                 <w:sz w:val="18"/>
               </w:rPr>
               <w:t>47</w:t>
+            </w:r>
+            <w:r>
+              <w:rPr>
+                <w:i/>
+                <w:color w:val="64748B"/>
+                <w:sz w:val="13"/>
+              </w:rPr>
+              <w:br/>
+              <w:t>P1 69</w:t>
             </w:r>
           </w:p>
         </w:tc>
@@ -30283,6 +31981,15 @@
               </w:rPr>
               <w:t>53,7</w:t>
             </w:r>
+            <w:r>
+              <w:rPr>
+                <w:i/>
+                <w:color w:val="64748B"/>
+                <w:sz w:val="13"/>
+              </w:rPr>
+              <w:br/>
+              <w:t>P1 62,1</w:t>
+            </w:r>
           </w:p>
         </w:tc>
         <w:tc>
@@ -30297,6 +32004,15 @@
               </w:rPr>
               <w:t>50,7</w:t>
             </w:r>
+            <w:r>
+              <w:rPr>
+                <w:i/>
+                <w:color w:val="64748B"/>
+                <w:sz w:val="13"/>
+              </w:rPr>
+              <w:br/>
+              <w:t>P1 63</w:t>
+            </w:r>
           </w:p>
         </w:tc>
         <w:tc>
@@ -30310,6 +32026,15 @@
                 <w:sz w:val="18"/>
               </w:rPr>
               <w:t>51,6</w:t>
+            </w:r>
+            <w:r>
+              <w:rPr>
+                <w:i/>
+                <w:color w:val="64748B"/>
+                <w:sz w:val="13"/>
+              </w:rPr>
+              <w:br/>
+              <w:t>P1 67,4</w:t>
             </w:r>
           </w:p>
         </w:tc>
@@ -30341,6 +32066,15 @@
               </w:rPr>
               <w:t>50,2</w:t>
             </w:r>
+            <w:r>
+              <w:rPr>
+                <w:i/>
+                <w:color w:val="64748B"/>
+                <w:sz w:val="13"/>
+              </w:rPr>
+              <w:br/>
+              <w:t>P1 55,2</w:t>
+            </w:r>
           </w:p>
         </w:tc>
         <w:tc>
@@ -30355,6 +32089,15 @@
               </w:rPr>
               <w:t>64</w:t>
             </w:r>
+            <w:r>
+              <w:rPr>
+                <w:i/>
+                <w:color w:val="64748B"/>
+                <w:sz w:val="13"/>
+              </w:rPr>
+              <w:br/>
+              <w:t>P1 82,4</w:t>
+            </w:r>
           </w:p>
         </w:tc>
         <w:tc>
@@ -30368,6 +32111,15 @@
                 <w:sz w:val="18"/>
               </w:rPr>
               <w:t>50,1</w:t>
+            </w:r>
+            <w:r>
+              <w:rPr>
+                <w:i/>
+                <w:color w:val="64748B"/>
+                <w:sz w:val="13"/>
+              </w:rPr>
+              <w:br/>
+              <w:t>P1 52,6</w:t>
             </w:r>
           </w:p>
         </w:tc>
@@ -30399,6 +32151,15 @@
               </w:rPr>
               <w:t>56</w:t>
             </w:r>
+            <w:r>
+              <w:rPr>
+                <w:i/>
+                <w:color w:val="64748B"/>
+                <w:sz w:val="13"/>
+              </w:rPr>
+              <w:br/>
+              <w:t>P1 59,2</w:t>
+            </w:r>
           </w:p>
         </w:tc>
         <w:tc>
@@ -30413,6 +32174,15 @@
               </w:rPr>
               <w:t>78,7</w:t>
             </w:r>
+            <w:r>
+              <w:rPr>
+                <w:i/>
+                <w:color w:val="64748B"/>
+                <w:sz w:val="13"/>
+              </w:rPr>
+              <w:br/>
+              <w:t>P1 62</w:t>
+            </w:r>
           </w:p>
         </w:tc>
         <w:tc>
@@ -30426,6 +32196,15 @@
                 <w:sz w:val="18"/>
               </w:rPr>
               <w:t>53,8</w:t>
+            </w:r>
+            <w:r>
+              <w:rPr>
+                <w:i/>
+                <w:color w:val="64748B"/>
+                <w:sz w:val="13"/>
+              </w:rPr>
+              <w:br/>
+              <w:t>P1 58,4</w:t>
             </w:r>
           </w:p>
         </w:tc>
@@ -30457,6 +32236,15 @@
               </w:rPr>
               <w:t>37,2</w:t>
             </w:r>
+            <w:r>
+              <w:rPr>
+                <w:i/>
+                <w:color w:val="64748B"/>
+                <w:sz w:val="13"/>
+              </w:rPr>
+              <w:br/>
+              <w:t>P1 49,4</w:t>
+            </w:r>
           </w:p>
         </w:tc>
         <w:tc>
@@ -30471,6 +32259,15 @@
               </w:rPr>
               <w:t>40,4</w:t>
             </w:r>
+            <w:r>
+              <w:rPr>
+                <w:i/>
+                <w:color w:val="64748B"/>
+                <w:sz w:val="13"/>
+              </w:rPr>
+              <w:br/>
+              <w:t>P1 45,6</w:t>
+            </w:r>
           </w:p>
         </w:tc>
         <w:tc>
@@ -30484,6 +32281,15 @@
                 <w:sz w:val="18"/>
               </w:rPr>
               <w:t>56,4</w:t>
+            </w:r>
+            <w:r>
+              <w:rPr>
+                <w:i/>
+                <w:color w:val="64748B"/>
+                <w:sz w:val="13"/>
+              </w:rPr>
+              <w:br/>
+              <w:t>P1 77,9</w:t>
             </w:r>
           </w:p>
         </w:tc>
@@ -30515,6 +32321,15 @@
               </w:rPr>
               <w:t>40,4</w:t>
             </w:r>
+            <w:r>
+              <w:rPr>
+                <w:i/>
+                <w:color w:val="64748B"/>
+                <w:sz w:val="13"/>
+              </w:rPr>
+              <w:br/>
+              <w:t>P1 39,1</w:t>
+            </w:r>
           </w:p>
         </w:tc>
         <w:tc>
@@ -30529,6 +32344,15 @@
               </w:rPr>
               <w:t>57</w:t>
             </w:r>
+            <w:r>
+              <w:rPr>
+                <w:i/>
+                <w:color w:val="64748B"/>
+                <w:sz w:val="13"/>
+              </w:rPr>
+              <w:br/>
+              <w:t>P1 56</w:t>
+            </w:r>
           </w:p>
         </w:tc>
         <w:tc>
@@ -30542,6 +32366,15 @@
                 <w:sz w:val="18"/>
               </w:rPr>
               <w:t>54,5</w:t>
+            </w:r>
+            <w:r>
+              <w:rPr>
+                <w:i/>
+                <w:color w:val="64748B"/>
+                <w:sz w:val="13"/>
+              </w:rPr>
+              <w:br/>
+              <w:t>P1 63,7</w:t>
             </w:r>
           </w:p>
         </w:tc>
@@ -30573,6 +32406,15 @@
               </w:rPr>
               <w:t>57,7</w:t>
             </w:r>
+            <w:r>
+              <w:rPr>
+                <w:i/>
+                <w:color w:val="64748B"/>
+                <w:sz w:val="13"/>
+              </w:rPr>
+              <w:br/>
+              <w:t>P1 53</w:t>
+            </w:r>
           </w:p>
         </w:tc>
         <w:tc>
@@ -30587,6 +32429,15 @@
               </w:rPr>
               <w:t>60,8</w:t>
             </w:r>
+            <w:r>
+              <w:rPr>
+                <w:i/>
+                <w:color w:val="64748B"/>
+                <w:sz w:val="13"/>
+              </w:rPr>
+              <w:br/>
+              <w:t>P1 61,1</w:t>
+            </w:r>
           </w:p>
         </w:tc>
         <w:tc>
@@ -30600,6 +32451,15 @@
                 <w:sz w:val="18"/>
               </w:rPr>
               <w:t>47,5</w:t>
+            </w:r>
+            <w:r>
+              <w:rPr>
+                <w:i/>
+                <w:color w:val="64748B"/>
+                <w:sz w:val="13"/>
+              </w:rPr>
+              <w:br/>
+              <w:t>P1 49,9</w:t>
             </w:r>
           </w:p>
         </w:tc>
@@ -30631,6 +32491,15 @@
               </w:rPr>
               <w:t>63</w:t>
             </w:r>
+            <w:r>
+              <w:rPr>
+                <w:i/>
+                <w:color w:val="64748B"/>
+                <w:sz w:val="13"/>
+              </w:rPr>
+              <w:br/>
+              <w:t>P1 69,4</w:t>
+            </w:r>
           </w:p>
         </w:tc>
         <w:tc>
@@ -30645,6 +32514,15 @@
               </w:rPr>
               <w:t>74,3</w:t>
             </w:r>
+            <w:r>
+              <w:rPr>
+                <w:i/>
+                <w:color w:val="64748B"/>
+                <w:sz w:val="13"/>
+              </w:rPr>
+              <w:br/>
+              <w:t>P1 66</w:t>
+            </w:r>
           </w:p>
         </w:tc>
         <w:tc>
@@ -30658,6 +32536,15 @@
                 <w:sz w:val="18"/>
               </w:rPr>
               <w:t>51,8</w:t>
+            </w:r>
+            <w:r>
+              <w:rPr>
+                <w:i/>
+                <w:color w:val="64748B"/>
+                <w:sz w:val="13"/>
+              </w:rPr>
+              <w:br/>
+              <w:t>P1 40,5</w:t>
             </w:r>
           </w:p>
         </w:tc>
@@ -30689,6 +32576,15 @@
               </w:rPr>
               <w:t>38</w:t>
             </w:r>
+            <w:r>
+              <w:rPr>
+                <w:i/>
+                <w:color w:val="64748B"/>
+                <w:sz w:val="13"/>
+              </w:rPr>
+              <w:br/>
+              <w:t>P1 43,5</w:t>
+            </w:r>
           </w:p>
         </w:tc>
         <w:tc>
@@ -30703,6 +32599,15 @@
               </w:rPr>
               <w:t>55,4</w:t>
             </w:r>
+            <w:r>
+              <w:rPr>
+                <w:i/>
+                <w:color w:val="64748B"/>
+                <w:sz w:val="13"/>
+              </w:rPr>
+              <w:br/>
+              <w:t>P1 63,2</w:t>
+            </w:r>
           </w:p>
         </w:tc>
         <w:tc>
@@ -30716,6 +32621,15 @@
                 <w:sz w:val="18"/>
               </w:rPr>
               <w:t>56,7</w:t>
+            </w:r>
+            <w:r>
+              <w:rPr>
+                <w:i/>
+                <w:color w:val="64748B"/>
+                <w:sz w:val="13"/>
+              </w:rPr>
+              <w:br/>
+              <w:t>P1 70,7</w:t>
             </w:r>
           </w:p>
         </w:tc>
@@ -30747,6 +32661,15 @@
               </w:rPr>
               <w:t>65,4</w:t>
             </w:r>
+            <w:r>
+              <w:rPr>
+                <w:i/>
+                <w:color w:val="64748B"/>
+                <w:sz w:val="13"/>
+              </w:rPr>
+              <w:br/>
+              <w:t>P1 61,9</w:t>
+            </w:r>
           </w:p>
         </w:tc>
         <w:tc>
@@ -30761,6 +32684,15 @@
               </w:rPr>
               <w:t>76,8</w:t>
             </w:r>
+            <w:r>
+              <w:rPr>
+                <w:i/>
+                <w:color w:val="64748B"/>
+                <w:sz w:val="13"/>
+              </w:rPr>
+              <w:br/>
+              <w:t>P1 75,7</w:t>
+            </w:r>
           </w:p>
         </w:tc>
         <w:tc>
@@ -30774,6 +32706,15 @@
                 <w:sz w:val="18"/>
               </w:rPr>
               <w:t>49,1</w:t>
+            </w:r>
+            <w:r>
+              <w:rPr>
+                <w:i/>
+                <w:color w:val="64748B"/>
+                <w:sz w:val="13"/>
+              </w:rPr>
+              <w:br/>
+              <w:t>P1 67,5</w:t>
             </w:r>
           </w:p>
         </w:tc>
@@ -30805,6 +32746,15 @@
               </w:rPr>
               <w:t>75</w:t>
             </w:r>
+            <w:r>
+              <w:rPr>
+                <w:i/>
+                <w:color w:val="64748B"/>
+                <w:sz w:val="13"/>
+              </w:rPr>
+              <w:br/>
+              <w:t>P1 84</w:t>
+            </w:r>
           </w:p>
         </w:tc>
         <w:tc>
@@ -30819,6 +32769,15 @@
               </w:rPr>
               <w:t>94,8</w:t>
             </w:r>
+            <w:r>
+              <w:rPr>
+                <w:i/>
+                <w:color w:val="64748B"/>
+                <w:sz w:val="13"/>
+              </w:rPr>
+              <w:br/>
+              <w:t>P1 91,3</w:t>
+            </w:r>
           </w:p>
         </w:tc>
         <w:tc>
@@ -30832,6 +32791,15 @@
                 <w:sz w:val="18"/>
               </w:rPr>
               <w:t>66,2</w:t>
+            </w:r>
+            <w:r>
+              <w:rPr>
+                <w:i/>
+                <w:color w:val="64748B"/>
+                <w:sz w:val="13"/>
+              </w:rPr>
+              <w:br/>
+              <w:t>P1 56,1</w:t>
             </w:r>
           </w:p>
         </w:tc>
@@ -30865,6 +32833,15 @@
               </w:rPr>
               <w:t>66</w:t>
             </w:r>
+            <w:r>
+              <w:rPr>
+                <w:i/>
+                <w:color w:val="64748B"/>
+                <w:sz w:val="13"/>
+              </w:rPr>
+              <w:br/>
+              <w:t>P1 67,7</w:t>
+            </w:r>
           </w:p>
         </w:tc>
         <w:tc>
@@ -30880,6 +32857,15 @@
               </w:rPr>
               <w:t>70,8</w:t>
             </w:r>
+            <w:r>
+              <w:rPr>
+                <w:i/>
+                <w:color w:val="64748B"/>
+                <w:sz w:val="13"/>
+              </w:rPr>
+              <w:br/>
+              <w:t>P1 75</w:t>
+            </w:r>
           </w:p>
         </w:tc>
         <w:tc>
@@ -30894,6 +32880,15 @@
                 <w:sz w:val="18"/>
               </w:rPr>
               <w:t>56,3</w:t>
+            </w:r>
+            <w:r>
+              <w:rPr>
+                <w:i/>
+                <w:color w:val="64748B"/>
+                <w:sz w:val="13"/>
+              </w:rPr>
+              <w:br/>
+              <w:t>P1 63,1</w:t>
             </w:r>
           </w:p>
         </w:tc>
@@ -30927,6 +32922,15 @@
               </w:rPr>
               <w:t>45,9</w:t>
             </w:r>
+            <w:r>
+              <w:rPr>
+                <w:i/>
+                <w:color w:val="64748B"/>
+                <w:sz w:val="13"/>
+              </w:rPr>
+              <w:br/>
+              <w:t>P1 47</w:t>
+            </w:r>
           </w:p>
         </w:tc>
         <w:tc>
@@ -30942,6 +32946,15 @@
               </w:rPr>
               <w:t>54,9</w:t>
             </w:r>
+            <w:r>
+              <w:rPr>
+                <w:i/>
+                <w:color w:val="64748B"/>
+                <w:sz w:val="13"/>
+              </w:rPr>
+              <w:br/>
+              <w:t>P1 55,5</w:t>
+            </w:r>
           </w:p>
         </w:tc>
         <w:tc>
@@ -30956,6 +32969,15 @@
                 <w:sz w:val="18"/>
               </w:rPr>
               <w:t>52</w:t>
+            </w:r>
+            <w:r>
+              <w:rPr>
+                <w:i/>
+                <w:color w:val="64748B"/>
+                <w:sz w:val="13"/>
+              </w:rPr>
+              <w:br/>
+              <w:t>P1 61,7</w:t>
             </w:r>
           </w:p>
         </w:tc>
@@ -30991,6 +33013,15 @@
               </w:rPr>
               <w:t>56,6</w:t>
             </w:r>
+            <w:r>
+              <w:rPr>
+                <w:i/>
+                <w:color w:val="C9E8DF"/>
+                <w:sz w:val="13"/>
+              </w:rPr>
+              <w:br/>
+              <w:t>P1 58,5 · RGPH 62,2</w:t>
+            </w:r>
           </w:p>
         </w:tc>
         <w:tc>
@@ -31007,6 +33038,15 @@
               </w:rPr>
               <w:t>62,2</w:t>
             </w:r>
+            <w:r>
+              <w:rPr>
+                <w:i/>
+                <w:color w:val="C9E8DF"/>
+                <w:sz w:val="13"/>
+              </w:rPr>
+              <w:br/>
+              <w:t>P1 64,8 · RGPH 59,8</w:t>
+            </w:r>
           </w:p>
         </w:tc>
         <w:tc>
@@ -31023,10 +33063,29 @@
               </w:rPr>
               <w:t>54,3</w:t>
             </w:r>
+            <w:r>
+              <w:rPr>
+                <w:i/>
+                <w:color w:val="C9E8DF"/>
+                <w:sz w:val="13"/>
+              </w:rPr>
+              <w:br/>
+              <w:t>P1 62,5</w:t>
+            </w:r>
           </w:p>
         </w:tc>
       </w:tr>
     </w:tbl>
+    <w:p>
+      <w:r>
+        <w:rPr>
+          <w:i/>
+          <w:color w:val="64748B"/>
+          <w:sz w:val="14"/>
+        </w:rPr>
+        <w:t>En petits caractères : P1 = EHCVM3 Phase 1 (vague 1, même moteur d'indicateurs) · RGPH = Recensement RGPH-5 2023 (ANSD). Alphabétisation RGPH : population de 10 ans et plus.</w:t>
+      </w:r>
+    </w:p>
     <w:p>
       <w:r>
         <w:rPr>
@@ -31176,6 +33235,15 @@
               </w:rPr>
               <w:t>82,4</w:t>
             </w:r>
+            <w:r>
+              <w:rPr>
+                <w:i/>
+                <w:color w:val="64748B"/>
+                <w:sz w:val="13"/>
+              </w:rPr>
+              <w:br/>
+              <w:t>P1 85</w:t>
+            </w:r>
           </w:p>
         </w:tc>
         <w:tc>
@@ -31190,6 +33258,15 @@
               </w:rPr>
               <w:t>97</w:t>
             </w:r>
+            <w:r>
+              <w:rPr>
+                <w:i/>
+                <w:color w:val="64748B"/>
+                <w:sz w:val="13"/>
+              </w:rPr>
+              <w:br/>
+              <w:t>P1 97,8</w:t>
+            </w:r>
           </w:p>
         </w:tc>
         <w:tc>
@@ -31204,6 +33281,15 @@
               </w:rPr>
               <w:t>43,7</w:t>
             </w:r>
+            <w:r>
+              <w:rPr>
+                <w:i/>
+                <w:color w:val="64748B"/>
+                <w:sz w:val="13"/>
+              </w:rPr>
+              <w:br/>
+              <w:t>P1 49,5</w:t>
+            </w:r>
           </w:p>
         </w:tc>
         <w:tc>
@@ -31217,6 +33303,15 @@
                 <w:sz w:val="18"/>
               </w:rPr>
               <w:t>22,5</w:t>
+            </w:r>
+            <w:r>
+              <w:rPr>
+                <w:i/>
+                <w:color w:val="64748B"/>
+                <w:sz w:val="13"/>
+              </w:rPr>
+              <w:br/>
+              <w:t>P1 25,7</w:t>
             </w:r>
           </w:p>
         </w:tc>
@@ -31248,6 +33343,15 @@
               </w:rPr>
               <w:t>62</w:t>
             </w:r>
+            <w:r>
+              <w:rPr>
+                <w:i/>
+                <w:color w:val="64748B"/>
+                <w:sz w:val="13"/>
+              </w:rPr>
+              <w:br/>
+              <w:t>P1 76,4</w:t>
+            </w:r>
           </w:p>
         </w:tc>
         <w:tc>
@@ -31262,6 +33366,15 @@
               </w:rPr>
               <w:t>74</w:t>
             </w:r>
+            <w:r>
+              <w:rPr>
+                <w:i/>
+                <w:color w:val="64748B"/>
+                <w:sz w:val="13"/>
+              </w:rPr>
+              <w:br/>
+              <w:t>P1 78,5</w:t>
+            </w:r>
           </w:p>
         </w:tc>
         <w:tc>
@@ -31276,6 +33389,15 @@
               </w:rPr>
               <w:t>90,1</w:t>
             </w:r>
+            <w:r>
+              <w:rPr>
+                <w:i/>
+                <w:color w:val="64748B"/>
+                <w:sz w:val="13"/>
+              </w:rPr>
+              <w:br/>
+              <w:t>P1 90,6</w:t>
+            </w:r>
           </w:p>
         </w:tc>
         <w:tc>
@@ -31289,6 +33411,15 @@
                 <w:sz w:val="18"/>
               </w:rPr>
               <w:t>41,3</w:t>
+            </w:r>
+            <w:r>
+              <w:rPr>
+                <w:i/>
+                <w:color w:val="64748B"/>
+                <w:sz w:val="13"/>
+              </w:rPr>
+              <w:br/>
+              <w:t>P1 36,5</w:t>
             </w:r>
           </w:p>
         </w:tc>
@@ -31320,6 +33451,15 @@
               </w:rPr>
               <w:t>56,8</w:t>
             </w:r>
+            <w:r>
+              <w:rPr>
+                <w:i/>
+                <w:color w:val="64748B"/>
+                <w:sz w:val="13"/>
+              </w:rPr>
+              <w:br/>
+              <w:t>P1 64,5</w:t>
+            </w:r>
           </w:p>
         </w:tc>
         <w:tc>
@@ -31334,6 +33474,15 @@
               </w:rPr>
               <w:t>71,2</w:t>
             </w:r>
+            <w:r>
+              <w:rPr>
+                <w:i/>
+                <w:color w:val="64748B"/>
+                <w:sz w:val="13"/>
+              </w:rPr>
+              <w:br/>
+              <w:t>P1 72,8</w:t>
+            </w:r>
           </w:p>
         </w:tc>
         <w:tc>
@@ -31348,6 +33497,15 @@
               </w:rPr>
               <w:t>87,8</w:t>
             </w:r>
+            <w:r>
+              <w:rPr>
+                <w:i/>
+                <w:color w:val="64748B"/>
+                <w:sz w:val="13"/>
+              </w:rPr>
+              <w:br/>
+              <w:t>P1 84,8</w:t>
+            </w:r>
           </w:p>
         </w:tc>
         <w:tc>
@@ -31361,6 +33519,15 @@
                 <w:sz w:val="18"/>
               </w:rPr>
               <w:t>47,3</w:t>
+            </w:r>
+            <w:r>
+              <w:rPr>
+                <w:i/>
+                <w:color w:val="64748B"/>
+                <w:sz w:val="13"/>
+              </w:rPr>
+              <w:br/>
+              <w:t>P1 58,5</w:t>
             </w:r>
           </w:p>
         </w:tc>
@@ -31392,6 +33559,15 @@
               </w:rPr>
               <w:t>95,3</w:t>
             </w:r>
+            <w:r>
+              <w:rPr>
+                <w:i/>
+                <w:color w:val="64748B"/>
+                <w:sz w:val="13"/>
+              </w:rPr>
+              <w:br/>
+              <w:t>P1 97,3</w:t>
+            </w:r>
           </w:p>
         </w:tc>
         <w:tc>
@@ -31406,6 +33582,15 @@
               </w:rPr>
               <w:t>63,3</w:t>
             </w:r>
+            <w:r>
+              <w:rPr>
+                <w:i/>
+                <w:color w:val="64748B"/>
+                <w:sz w:val="13"/>
+              </w:rPr>
+              <w:br/>
+              <w:t>P1 67,8</w:t>
+            </w:r>
           </w:p>
         </w:tc>
         <w:tc>
@@ -31420,6 +33605,15 @@
               </w:rPr>
               <w:t>94,5</w:t>
             </w:r>
+            <w:r>
+              <w:rPr>
+                <w:i/>
+                <w:color w:val="64748B"/>
+                <w:sz w:val="13"/>
+              </w:rPr>
+              <w:br/>
+              <w:t>P1 91,7</w:t>
+            </w:r>
           </w:p>
         </w:tc>
         <w:tc>
@@ -31433,6 +33627,15 @@
                 <w:sz w:val="18"/>
               </w:rPr>
               <w:t>60,7</w:t>
+            </w:r>
+            <w:r>
+              <w:rPr>
+                <w:i/>
+                <w:color w:val="64748B"/>
+                <w:sz w:val="13"/>
+              </w:rPr>
+              <w:br/>
+              <w:t>P1 83,4</w:t>
             </w:r>
           </w:p>
         </w:tc>
@@ -31464,6 +33667,15 @@
               </w:rPr>
               <w:t>83,6</w:t>
             </w:r>
+            <w:r>
+              <w:rPr>
+                <w:i/>
+                <w:color w:val="64748B"/>
+                <w:sz w:val="13"/>
+              </w:rPr>
+              <w:br/>
+              <w:t>P1 84,8</w:t>
+            </w:r>
           </w:p>
         </w:tc>
         <w:tc>
@@ -31478,6 +33690,15 @@
               </w:rPr>
               <w:t>76,9</w:t>
             </w:r>
+            <w:r>
+              <w:rPr>
+                <w:i/>
+                <w:color w:val="64748B"/>
+                <w:sz w:val="13"/>
+              </w:rPr>
+              <w:br/>
+              <w:t>P1 80,7</w:t>
+            </w:r>
           </w:p>
         </w:tc>
         <w:tc>
@@ -31492,6 +33713,15 @@
               </w:rPr>
               <w:t>90,2</w:t>
             </w:r>
+            <w:r>
+              <w:rPr>
+                <w:i/>
+                <w:color w:val="64748B"/>
+                <w:sz w:val="13"/>
+              </w:rPr>
+              <w:br/>
+              <w:t>P1 86</w:t>
+            </w:r>
           </w:p>
         </w:tc>
         <w:tc>
@@ -31505,6 +33735,15 @@
                 <w:sz w:val="18"/>
               </w:rPr>
               <w:t>85,6</w:t>
+            </w:r>
+            <w:r>
+              <w:rPr>
+                <w:i/>
+                <w:color w:val="64748B"/>
+                <w:sz w:val="13"/>
+              </w:rPr>
+              <w:br/>
+              <w:t>P1 81,5</w:t>
             </w:r>
           </w:p>
         </w:tc>
@@ -31536,6 +33775,15 @@
               </w:rPr>
               <w:t>72,1</w:t>
             </w:r>
+            <w:r>
+              <w:rPr>
+                <w:i/>
+                <w:color w:val="64748B"/>
+                <w:sz w:val="13"/>
+              </w:rPr>
+              <w:br/>
+              <w:t>P1 70,5</w:t>
+            </w:r>
           </w:p>
         </w:tc>
         <w:tc>
@@ -31550,6 +33798,15 @@
               </w:rPr>
               <w:t>65,7</w:t>
             </w:r>
+            <w:r>
+              <w:rPr>
+                <w:i/>
+                <w:color w:val="64748B"/>
+                <w:sz w:val="13"/>
+              </w:rPr>
+              <w:br/>
+              <w:t>P1 63,9</w:t>
+            </w:r>
           </w:p>
         </w:tc>
         <w:tc>
@@ -31564,6 +33821,15 @@
               </w:rPr>
               <w:t>76,7</w:t>
             </w:r>
+            <w:r>
+              <w:rPr>
+                <w:i/>
+                <w:color w:val="64748B"/>
+                <w:sz w:val="13"/>
+              </w:rPr>
+              <w:br/>
+              <w:t>P1 84,7</w:t>
+            </w:r>
           </w:p>
         </w:tc>
         <w:tc>
@@ -31577,6 +33843,15 @@
                 <w:sz w:val="18"/>
               </w:rPr>
               <w:t>52,7</w:t>
+            </w:r>
+            <w:r>
+              <w:rPr>
+                <w:i/>
+                <w:color w:val="64748B"/>
+                <w:sz w:val="13"/>
+              </w:rPr>
+              <w:br/>
+              <w:t>P1 65,9</w:t>
             </w:r>
           </w:p>
         </w:tc>
@@ -31608,6 +33883,15 @@
               </w:rPr>
               <w:t>48,7</w:t>
             </w:r>
+            <w:r>
+              <w:rPr>
+                <w:i/>
+                <w:color w:val="64748B"/>
+                <w:sz w:val="13"/>
+              </w:rPr>
+              <w:br/>
+              <w:t>P1 43,8</w:t>
+            </w:r>
           </w:p>
         </w:tc>
         <w:tc>
@@ -31622,6 +33906,15 @@
               </w:rPr>
               <w:t>73,5</w:t>
             </w:r>
+            <w:r>
+              <w:rPr>
+                <w:i/>
+                <w:color w:val="64748B"/>
+                <w:sz w:val="13"/>
+              </w:rPr>
+              <w:br/>
+              <w:t>P1 60,5</w:t>
+            </w:r>
           </w:p>
         </w:tc>
         <w:tc>
@@ -31636,6 +33929,15 @@
               </w:rPr>
               <w:t>92,3</w:t>
             </w:r>
+            <w:r>
+              <w:rPr>
+                <w:i/>
+                <w:color w:val="64748B"/>
+                <w:sz w:val="13"/>
+              </w:rPr>
+              <w:br/>
+              <w:t>P1 87,3</w:t>
+            </w:r>
           </w:p>
         </w:tc>
         <w:tc>
@@ -31649,6 +33951,15 @@
                 <w:sz w:val="18"/>
               </w:rPr>
               <w:t>89,3</w:t>
+            </w:r>
+            <w:r>
+              <w:rPr>
+                <w:i/>
+                <w:color w:val="64748B"/>
+                <w:sz w:val="13"/>
+              </w:rPr>
+              <w:br/>
+              <w:t>P1 86</w:t>
             </w:r>
           </w:p>
         </w:tc>
@@ -31680,6 +33991,15 @@
               </w:rPr>
               <w:t>91,7</w:t>
             </w:r>
+            <w:r>
+              <w:rPr>
+                <w:i/>
+                <w:color w:val="64748B"/>
+                <w:sz w:val="13"/>
+              </w:rPr>
+              <w:br/>
+              <w:t>P1 94,2</w:t>
+            </w:r>
           </w:p>
         </w:tc>
         <w:tc>
@@ -31694,6 +34014,15 @@
               </w:rPr>
               <w:t>66,9</w:t>
             </w:r>
+            <w:r>
+              <w:rPr>
+                <w:i/>
+                <w:color w:val="64748B"/>
+                <w:sz w:val="13"/>
+              </w:rPr>
+              <w:br/>
+              <w:t>P1 75,4</w:t>
+            </w:r>
           </w:p>
         </w:tc>
         <w:tc>
@@ -31708,6 +34037,15 @@
               </w:rPr>
               <w:t>95</w:t>
             </w:r>
+            <w:r>
+              <w:rPr>
+                <w:i/>
+                <w:color w:val="64748B"/>
+                <w:sz w:val="13"/>
+              </w:rPr>
+              <w:br/>
+              <w:t>P1 87,9</w:t>
+            </w:r>
           </w:p>
         </w:tc>
         <w:tc>
@@ -31721,6 +34059,15 @@
                 <w:sz w:val="18"/>
               </w:rPr>
               <w:t>42,3</w:t>
+            </w:r>
+            <w:r>
+              <w:rPr>
+                <w:i/>
+                <w:color w:val="64748B"/>
+                <w:sz w:val="13"/>
+              </w:rPr>
+              <w:br/>
+              <w:t>P1 36,8</w:t>
             </w:r>
           </w:p>
         </w:tc>
@@ -31752,6 +34099,15 @@
               </w:rPr>
               <w:t>86,6</w:t>
             </w:r>
+            <w:r>
+              <w:rPr>
+                <w:i/>
+                <w:color w:val="64748B"/>
+                <w:sz w:val="13"/>
+              </w:rPr>
+              <w:br/>
+              <w:t>P1 95,8</w:t>
+            </w:r>
           </w:p>
         </w:tc>
         <w:tc>
@@ -31766,6 +34122,15 @@
               </w:rPr>
               <w:t>62,9</w:t>
             </w:r>
+            <w:r>
+              <w:rPr>
+                <w:i/>
+                <w:color w:val="64748B"/>
+                <w:sz w:val="13"/>
+              </w:rPr>
+              <w:br/>
+              <w:t>P1 67</w:t>
+            </w:r>
           </w:p>
         </w:tc>
         <w:tc>
@@ -31780,6 +34145,15 @@
               </w:rPr>
               <w:t>91,8</w:t>
             </w:r>
+            <w:r>
+              <w:rPr>
+                <w:i/>
+                <w:color w:val="64748B"/>
+                <w:sz w:val="13"/>
+              </w:rPr>
+              <w:br/>
+              <w:t>P1 92</w:t>
+            </w:r>
           </w:p>
         </w:tc>
         <w:tc>
@@ -31793,6 +34167,15 @@
                 <w:sz w:val="18"/>
               </w:rPr>
               <w:t>88,2</w:t>
+            </w:r>
+            <w:r>
+              <w:rPr>
+                <w:i/>
+                <w:color w:val="64748B"/>
+                <w:sz w:val="13"/>
+              </w:rPr>
+              <w:br/>
+              <w:t>P1 90,2</w:t>
             </w:r>
           </w:p>
         </w:tc>
@@ -31824,6 +34207,15 @@
               </w:rPr>
               <w:t>92,8</w:t>
             </w:r>
+            <w:r>
+              <w:rPr>
+                <w:i/>
+                <w:color w:val="64748B"/>
+                <w:sz w:val="13"/>
+              </w:rPr>
+              <w:br/>
+              <w:t>P1 88,3</w:t>
+            </w:r>
           </w:p>
         </w:tc>
         <w:tc>
@@ -31838,6 +34230,15 @@
               </w:rPr>
               <w:t>77,6</w:t>
             </w:r>
+            <w:r>
+              <w:rPr>
+                <w:i/>
+                <w:color w:val="64748B"/>
+                <w:sz w:val="13"/>
+              </w:rPr>
+              <w:br/>
+              <w:t>P1 67</w:t>
+            </w:r>
           </w:p>
         </w:tc>
         <w:tc>
@@ -31852,6 +34253,15 @@
               </w:rPr>
               <w:t>90,8</w:t>
             </w:r>
+            <w:r>
+              <w:rPr>
+                <w:i/>
+                <w:color w:val="64748B"/>
+                <w:sz w:val="13"/>
+              </w:rPr>
+              <w:br/>
+              <w:t>P1 84,1</w:t>
+            </w:r>
           </w:p>
         </w:tc>
         <w:tc>
@@ -31865,6 +34275,15 @@
                 <w:sz w:val="18"/>
               </w:rPr>
               <w:t>35,5</w:t>
+            </w:r>
+            <w:r>
+              <w:rPr>
+                <w:i/>
+                <w:color w:val="64748B"/>
+                <w:sz w:val="13"/>
+              </w:rPr>
+              <w:br/>
+              <w:t>P1 41</w:t>
             </w:r>
           </w:p>
         </w:tc>
@@ -31896,6 +34315,15 @@
               </w:rPr>
               <w:t>63,9</w:t>
             </w:r>
+            <w:r>
+              <w:rPr>
+                <w:i/>
+                <w:color w:val="64748B"/>
+                <w:sz w:val="13"/>
+              </w:rPr>
+              <w:br/>
+              <w:t>P1 44,9</w:t>
+            </w:r>
           </w:p>
         </w:tc>
         <w:tc>
@@ -31910,6 +34338,15 @@
               </w:rPr>
               <w:t>80,3</w:t>
             </w:r>
+            <w:r>
+              <w:rPr>
+                <w:i/>
+                <w:color w:val="64748B"/>
+                <w:sz w:val="13"/>
+              </w:rPr>
+              <w:br/>
+              <w:t>P1 79,6</w:t>
+            </w:r>
           </w:p>
         </w:tc>
         <w:tc>
@@ -31924,6 +34361,15 @@
               </w:rPr>
               <w:t>84,4</w:t>
             </w:r>
+            <w:r>
+              <w:rPr>
+                <w:i/>
+                <w:color w:val="64748B"/>
+                <w:sz w:val="13"/>
+              </w:rPr>
+              <w:br/>
+              <w:t>P1 83,8</w:t>
+            </w:r>
           </w:p>
         </w:tc>
         <w:tc>
@@ -31937,6 +34383,15 @@
                 <w:sz w:val="18"/>
               </w:rPr>
               <w:t>83,8</w:t>
+            </w:r>
+            <w:r>
+              <w:rPr>
+                <w:i/>
+                <w:color w:val="64748B"/>
+                <w:sz w:val="13"/>
+              </w:rPr>
+              <w:br/>
+              <w:t>P1 83,9</w:t>
             </w:r>
           </w:p>
         </w:tc>
@@ -31968,6 +34423,15 @@
               </w:rPr>
               <w:t>91,5</w:t>
             </w:r>
+            <w:r>
+              <w:rPr>
+                <w:i/>
+                <w:color w:val="64748B"/>
+                <w:sz w:val="13"/>
+              </w:rPr>
+              <w:br/>
+              <w:t>P1 87,5</w:t>
+            </w:r>
           </w:p>
         </w:tc>
         <w:tc>
@@ -31982,6 +34446,15 @@
               </w:rPr>
               <w:t>63</w:t>
             </w:r>
+            <w:r>
+              <w:rPr>
+                <w:i/>
+                <w:color w:val="64748B"/>
+                <w:sz w:val="13"/>
+              </w:rPr>
+              <w:br/>
+              <w:t>P1 59,7</w:t>
+            </w:r>
           </w:p>
         </w:tc>
         <w:tc>
@@ -31996,6 +34469,15 @@
               </w:rPr>
               <w:t>82,4</w:t>
             </w:r>
+            <w:r>
+              <w:rPr>
+                <w:i/>
+                <w:color w:val="64748B"/>
+                <w:sz w:val="13"/>
+              </w:rPr>
+              <w:br/>
+              <w:t>P1 81,9</w:t>
+            </w:r>
           </w:p>
         </w:tc>
         <w:tc>
@@ -32009,6 +34491,15 @@
                 <w:sz w:val="18"/>
               </w:rPr>
               <w:t>67,7</w:t>
+            </w:r>
+            <w:r>
+              <w:rPr>
+                <w:i/>
+                <w:color w:val="64748B"/>
+                <w:sz w:val="13"/>
+              </w:rPr>
+              <w:br/>
+              <w:t>P1 76,1</w:t>
             </w:r>
           </w:p>
         </w:tc>
@@ -32040,6 +34531,15 @@
               </w:rPr>
               <w:t>93,3</w:t>
             </w:r>
+            <w:r>
+              <w:rPr>
+                <w:i/>
+                <w:color w:val="64748B"/>
+                <w:sz w:val="13"/>
+              </w:rPr>
+              <w:br/>
+              <w:t>P1 90</w:t>
+            </w:r>
           </w:p>
         </w:tc>
         <w:tc>
@@ -32054,6 +34554,15 @@
               </w:rPr>
               <w:t>94,3</w:t>
             </w:r>
+            <w:r>
+              <w:rPr>
+                <w:i/>
+                <w:color w:val="64748B"/>
+                <w:sz w:val="13"/>
+              </w:rPr>
+              <w:br/>
+              <w:t>P1 90,3</w:t>
+            </w:r>
           </w:p>
         </w:tc>
         <w:tc>
@@ -32068,6 +34577,15 @@
               </w:rPr>
               <w:t>88,6</w:t>
             </w:r>
+            <w:r>
+              <w:rPr>
+                <w:i/>
+                <w:color w:val="64748B"/>
+                <w:sz w:val="13"/>
+              </w:rPr>
+              <w:br/>
+              <w:t>P1 78</w:t>
+            </w:r>
           </w:p>
         </w:tc>
         <w:tc>
@@ -32081,6 +34599,15 @@
                 <w:sz w:val="18"/>
               </w:rPr>
               <w:t>37,8</w:t>
+            </w:r>
+            <w:r>
+              <w:rPr>
+                <w:i/>
+                <w:color w:val="64748B"/>
+                <w:sz w:val="13"/>
+              </w:rPr>
+              <w:br/>
+              <w:t>P1 26,6</w:t>
             </w:r>
           </w:p>
         </w:tc>
@@ -32112,6 +34639,15 @@
               </w:rPr>
               <w:t>62,8</w:t>
             </w:r>
+            <w:r>
+              <w:rPr>
+                <w:i/>
+                <w:color w:val="64748B"/>
+                <w:sz w:val="13"/>
+              </w:rPr>
+              <w:br/>
+              <w:t>P1 73,8</w:t>
+            </w:r>
           </w:p>
         </w:tc>
         <w:tc>
@@ -32126,6 +34662,15 @@
               </w:rPr>
               <w:t>82,5</w:t>
             </w:r>
+            <w:r>
+              <w:rPr>
+                <w:i/>
+                <w:color w:val="64748B"/>
+                <w:sz w:val="13"/>
+              </w:rPr>
+              <w:br/>
+              <w:t>P1 87,5</w:t>
+            </w:r>
           </w:p>
         </w:tc>
         <w:tc>
@@ -32140,6 +34685,15 @@
               </w:rPr>
               <w:t>79,6</w:t>
             </w:r>
+            <w:r>
+              <w:rPr>
+                <w:i/>
+                <w:color w:val="64748B"/>
+                <w:sz w:val="13"/>
+              </w:rPr>
+              <w:br/>
+              <w:t>P1 67,9</w:t>
+            </w:r>
           </w:p>
         </w:tc>
         <w:tc>
@@ -32153,6 +34707,15 @@
                 <w:sz w:val="18"/>
               </w:rPr>
               <w:t>82,6</w:t>
+            </w:r>
+            <w:r>
+              <w:rPr>
+                <w:i/>
+                <w:color w:val="64748B"/>
+                <w:sz w:val="13"/>
+              </w:rPr>
+              <w:br/>
+              <w:t>P1 75,2</w:t>
             </w:r>
           </w:p>
         </w:tc>
@@ -32186,6 +34749,15 @@
               </w:rPr>
               <w:t>77,2</w:t>
             </w:r>
+            <w:r>
+              <w:rPr>
+                <w:i/>
+                <w:color w:val="64748B"/>
+                <w:sz w:val="13"/>
+              </w:rPr>
+              <w:br/>
+              <w:t>P1 80,6</w:t>
+            </w:r>
           </w:p>
         </w:tc>
         <w:tc>
@@ -32201,6 +34773,15 @@
               </w:rPr>
               <w:t>91,2</w:t>
             </w:r>
+            <w:r>
+              <w:rPr>
+                <w:i/>
+                <w:color w:val="64748B"/>
+                <w:sz w:val="13"/>
+              </w:rPr>
+              <w:br/>
+              <w:t>P1 91,1</w:t>
+            </w:r>
           </w:p>
         </w:tc>
         <w:tc>
@@ -32216,6 +34797,15 @@
               </w:rPr>
               <w:t>66,2</w:t>
             </w:r>
+            <w:r>
+              <w:rPr>
+                <w:i/>
+                <w:color w:val="64748B"/>
+                <w:sz w:val="13"/>
+              </w:rPr>
+              <w:br/>
+              <w:t>P1 67,4</w:t>
+            </w:r>
           </w:p>
         </w:tc>
         <w:tc>
@@ -32231,6 +34821,15 @@
               </w:rPr>
               <w:t>48,2</w:t>
             </w:r>
+            <w:r>
+              <w:rPr>
+                <w:i/>
+                <w:color w:val="64748B"/>
+                <w:sz w:val="13"/>
+              </w:rPr>
+              <w:br/>
+              <w:t>P1 51,1</w:t>
+            </w:r>
           </w:p>
         </w:tc>
       </w:tr>
@@ -32263,6 +34862,15 @@
               </w:rPr>
               <w:t>78,2</w:t>
             </w:r>
+            <w:r>
+              <w:rPr>
+                <w:i/>
+                <w:color w:val="64748B"/>
+                <w:sz w:val="13"/>
+              </w:rPr>
+              <w:br/>
+              <w:t>P1 77,7</w:t>
+            </w:r>
           </w:p>
         </w:tc>
         <w:tc>
@@ -32278,6 +34886,15 @@
               </w:rPr>
               <w:t>60,7</w:t>
             </w:r>
+            <w:r>
+              <w:rPr>
+                <w:i/>
+                <w:color w:val="64748B"/>
+                <w:sz w:val="13"/>
+              </w:rPr>
+              <w:br/>
+              <w:t>P1 58,5</w:t>
+            </w:r>
           </w:p>
         </w:tc>
         <w:tc>
@@ -32293,6 +34910,15 @@
               </w:rPr>
               <w:t>94,7</w:t>
             </w:r>
+            <w:r>
+              <w:rPr>
+                <w:i/>
+                <w:color w:val="64748B"/>
+                <w:sz w:val="13"/>
+              </w:rPr>
+              <w:br/>
+              <w:t>P1 93,9</w:t>
+            </w:r>
           </w:p>
         </w:tc>
         <w:tc>
@@ -32308,6 +34934,15 @@
               </w:rPr>
               <w:t>62,5</w:t>
             </w:r>
+            <w:r>
+              <w:rPr>
+                <w:i/>
+                <w:color w:val="64748B"/>
+                <w:sz w:val="13"/>
+              </w:rPr>
+              <w:br/>
+              <w:t>P1 68,4</w:t>
+            </w:r>
           </w:p>
         </w:tc>
       </w:tr>
@@ -32342,6 +34977,15 @@
               </w:rPr>
               <w:t>77,6</w:t>
             </w:r>
+            <w:r>
+              <w:rPr>
+                <w:i/>
+                <w:color w:val="C9E8DF"/>
+                <w:sz w:val="13"/>
+              </w:rPr>
+              <w:br/>
+              <w:t>P1 79,4 · RGPH 92,1</w:t>
+            </w:r>
           </w:p>
         </w:tc>
         <w:tc>
@@ -32358,6 +35002,15 @@
               </w:rPr>
               <w:t>77,6</w:t>
             </w:r>
+            <w:r>
+              <w:rPr>
+                <w:i/>
+                <w:color w:val="C9E8DF"/>
+                <w:sz w:val="13"/>
+              </w:rPr>
+              <w:br/>
+              <w:t>P1 77,3 · RGPH 74,4</w:t>
+            </w:r>
           </w:p>
         </w:tc>
         <w:tc>
@@ -32374,6 +35027,15 @@
               </w:rPr>
               <w:t>78,8</w:t>
             </w:r>
+            <w:r>
+              <w:rPr>
+                <w:i/>
+                <w:color w:val="C9E8DF"/>
+                <w:sz w:val="13"/>
+              </w:rPr>
+              <w:br/>
+              <w:t>P1 78,5 · RGPH 72,5</w:t>
+            </w:r>
           </w:p>
         </w:tc>
         <w:tc>
@@ -32390,10 +35052,29 @@
               </w:rPr>
               <w:t>54,7</w:t>
             </w:r>
+            <w:r>
+              <w:rPr>
+                <w:i/>
+                <w:color w:val="C9E8DF"/>
+                <w:sz w:val="13"/>
+              </w:rPr>
+              <w:br/>
+              <w:t>P1 58,4</w:t>
+            </w:r>
           </w:p>
         </w:tc>
       </w:tr>
     </w:tbl>
+    <w:p>
+      <w:r>
+        <w:rPr>
+          <w:i/>
+          <w:color w:val="64748B"/>
+          <w:sz w:val="14"/>
+        </w:rPr>
+        <w:t>En petits caractères : P1 = EHCVM3 Phase 1 (vague 1, même moteur d'indicateurs) · RGPH = Recensement RGPH-5 2023 (ANSD). Propriétaires RGPH : y compris copropriétaires (67,4 + 5,1).</w:t>
+      </w:r>
+    </w:p>
     <w:p>
       <w:r>
         <w:rPr>
@@ -32543,6 +35224,15 @@
               </w:rPr>
               <w:t>43,7</w:t>
             </w:r>
+            <w:r>
+              <w:rPr>
+                <w:i/>
+                <w:color w:val="64748B"/>
+                <w:sz w:val="13"/>
+              </w:rPr>
+              <w:br/>
+              <w:t>P1 49,5</w:t>
+            </w:r>
           </w:p>
         </w:tc>
         <w:tc>
@@ -32615,6 +35305,15 @@
               </w:rPr>
               <w:t>90,1</w:t>
             </w:r>
+            <w:r>
+              <w:rPr>
+                <w:i/>
+                <w:color w:val="64748B"/>
+                <w:sz w:val="13"/>
+              </w:rPr>
+              <w:br/>
+              <w:t>P1 90,6</w:t>
+            </w:r>
           </w:p>
         </w:tc>
         <w:tc>
@@ -32687,6 +35386,15 @@
               </w:rPr>
               <w:t>87,8</w:t>
             </w:r>
+            <w:r>
+              <w:rPr>
+                <w:i/>
+                <w:color w:val="64748B"/>
+                <w:sz w:val="13"/>
+              </w:rPr>
+              <w:br/>
+              <w:t>P1 84,8</w:t>
+            </w:r>
           </w:p>
         </w:tc>
         <w:tc>
@@ -32759,6 +35467,15 @@
               </w:rPr>
               <w:t>94,5</w:t>
             </w:r>
+            <w:r>
+              <w:rPr>
+                <w:i/>
+                <w:color w:val="64748B"/>
+                <w:sz w:val="13"/>
+              </w:rPr>
+              <w:br/>
+              <w:t>P1 91,7</w:t>
+            </w:r>
           </w:p>
         </w:tc>
         <w:tc>
@@ -32831,6 +35548,15 @@
               </w:rPr>
               <w:t>90,2</w:t>
             </w:r>
+            <w:r>
+              <w:rPr>
+                <w:i/>
+                <w:color w:val="64748B"/>
+                <w:sz w:val="13"/>
+              </w:rPr>
+              <w:br/>
+              <w:t>P1 86</w:t>
+            </w:r>
           </w:p>
         </w:tc>
         <w:tc>
@@ -32903,6 +35629,15 @@
               </w:rPr>
               <w:t>76,7</w:t>
             </w:r>
+            <w:r>
+              <w:rPr>
+                <w:i/>
+                <w:color w:val="64748B"/>
+                <w:sz w:val="13"/>
+              </w:rPr>
+              <w:br/>
+              <w:t>P1 84,7</w:t>
+            </w:r>
           </w:p>
         </w:tc>
         <w:tc>
@@ -32975,6 +35710,15 @@
               </w:rPr>
               <w:t>92,3</w:t>
             </w:r>
+            <w:r>
+              <w:rPr>
+                <w:i/>
+                <w:color w:val="64748B"/>
+                <w:sz w:val="13"/>
+              </w:rPr>
+              <w:br/>
+              <w:t>P1 87,3</w:t>
+            </w:r>
           </w:p>
         </w:tc>
         <w:tc>
@@ -33047,6 +35791,15 @@
               </w:rPr>
               <w:t>95</w:t>
             </w:r>
+            <w:r>
+              <w:rPr>
+                <w:i/>
+                <w:color w:val="64748B"/>
+                <w:sz w:val="13"/>
+              </w:rPr>
+              <w:br/>
+              <w:t>P1 87,9</w:t>
+            </w:r>
           </w:p>
         </w:tc>
         <w:tc>
@@ -33119,6 +35872,15 @@
               </w:rPr>
               <w:t>91,8</w:t>
             </w:r>
+            <w:r>
+              <w:rPr>
+                <w:i/>
+                <w:color w:val="64748B"/>
+                <w:sz w:val="13"/>
+              </w:rPr>
+              <w:br/>
+              <w:t>P1 92</w:t>
+            </w:r>
           </w:p>
         </w:tc>
         <w:tc>
@@ -33191,6 +35953,15 @@
               </w:rPr>
               <w:t>90,8</w:t>
             </w:r>
+            <w:r>
+              <w:rPr>
+                <w:i/>
+                <w:color w:val="64748B"/>
+                <w:sz w:val="13"/>
+              </w:rPr>
+              <w:br/>
+              <w:t>P1 84,1</w:t>
+            </w:r>
           </w:p>
         </w:tc>
         <w:tc>
@@ -33263,6 +36034,15 @@
               </w:rPr>
               <w:t>84,4</w:t>
             </w:r>
+            <w:r>
+              <w:rPr>
+                <w:i/>
+                <w:color w:val="64748B"/>
+                <w:sz w:val="13"/>
+              </w:rPr>
+              <w:br/>
+              <w:t>P1 83,8</w:t>
+            </w:r>
           </w:p>
         </w:tc>
         <w:tc>
@@ -33335,6 +36115,15 @@
               </w:rPr>
               <w:t>82,4</w:t>
             </w:r>
+            <w:r>
+              <w:rPr>
+                <w:i/>
+                <w:color w:val="64748B"/>
+                <w:sz w:val="13"/>
+              </w:rPr>
+              <w:br/>
+              <w:t>P1 81,9</w:t>
+            </w:r>
           </w:p>
         </w:tc>
         <w:tc>
@@ -33407,6 +36196,15 @@
               </w:rPr>
               <w:t>88,6</w:t>
             </w:r>
+            <w:r>
+              <w:rPr>
+                <w:i/>
+                <w:color w:val="64748B"/>
+                <w:sz w:val="13"/>
+              </w:rPr>
+              <w:br/>
+              <w:t>P1 78</w:t>
+            </w:r>
           </w:p>
         </w:tc>
         <w:tc>
@@ -33479,6 +36277,15 @@
               </w:rPr>
               <w:t>79,6</w:t>
             </w:r>
+            <w:r>
+              <w:rPr>
+                <w:i/>
+                <w:color w:val="64748B"/>
+                <w:sz w:val="13"/>
+              </w:rPr>
+              <w:br/>
+              <w:t>P1 67,9</w:t>
+            </w:r>
           </w:p>
         </w:tc>
         <w:tc>
@@ -33553,6 +36360,15 @@
               </w:rPr>
               <w:t>66,2</w:t>
             </w:r>
+            <w:r>
+              <w:rPr>
+                <w:i/>
+                <w:color w:val="64748B"/>
+                <w:sz w:val="13"/>
+              </w:rPr>
+              <w:br/>
+              <w:t>P1 67,4</w:t>
+            </w:r>
           </w:p>
         </w:tc>
         <w:tc>
@@ -33630,6 +36446,15 @@
               </w:rPr>
               <w:t>94,7</w:t>
             </w:r>
+            <w:r>
+              <w:rPr>
+                <w:i/>
+                <w:color w:val="64748B"/>
+                <w:sz w:val="13"/>
+              </w:rPr>
+              <w:br/>
+              <w:t>P1 93,9</w:t>
+            </w:r>
           </w:p>
         </w:tc>
         <w:tc>
@@ -33709,6 +36534,15 @@
               </w:rPr>
               <w:t>78,8</w:t>
             </w:r>
+            <w:r>
+              <w:rPr>
+                <w:i/>
+                <w:color w:val="C9E8DF"/>
+                <w:sz w:val="13"/>
+              </w:rPr>
+              <w:br/>
+              <w:t>P1 78,5 · RGPH 72,5</w:t>
+            </w:r>
           </w:p>
         </w:tc>
         <w:tc>
@@ -33725,6 +36559,15 @@
               </w:rPr>
               <w:t>15,3</w:t>
             </w:r>
+            <w:r>
+              <w:rPr>
+                <w:i/>
+                <w:color w:val="C9E8DF"/>
+                <w:sz w:val="13"/>
+              </w:rPr>
+              <w:br/>
+              <w:t>RGPH 23,3</w:t>
+            </w:r>
           </w:p>
         </w:tc>
         <w:tc>
@@ -33741,6 +36584,15 @@
               </w:rPr>
               <w:t>4,6</w:t>
             </w:r>
+            <w:r>
+              <w:rPr>
+                <w:i/>
+                <w:color w:val="C9E8DF"/>
+                <w:sz w:val="13"/>
+              </w:rPr>
+              <w:br/>
+              <w:t>RGPH 2,3</w:t>
+            </w:r>
           </w:p>
         </w:tc>
         <w:tc>
@@ -33761,6 +36613,16 @@
         </w:tc>
       </w:tr>
     </w:tbl>
+    <w:p>
+      <w:r>
+        <w:rPr>
+          <w:i/>
+          <w:color w:val="64748B"/>
+          <w:sz w:val="14"/>
+        </w:rPr>
+        <w:t>En petits caractères : P1 = EHCVM3 Phase 1 (vague 1, même moteur d'indicateurs) · RGPH = Recensement RGPH-5 2023 (ANSD).</w:t>
+      </w:r>
+    </w:p>
     <w:p>
       <w:r>
         <w:rPr>
@@ -35697,7 +38559,7 @@
           <w:color w:val="64748B"/>
           <w:sz w:val="16"/>
         </w:rPr>
-        <w:t>Rapport généré automatiquement le 2026-07-07 11:55</w:t>
+        <w:t>Rapport généré automatiquement le 2026-07-08 16:41</w:t>
       </w:r>
     </w:p>
     <w:sectPr>

--- a/rapports/2026-07-07/rapport_hebdo_2026-07-07.docx
+++ b/rapports/2026-07-07/rapport_hebdo_2026-07-07.docx
@@ -56,7 +56,7 @@
         <w:rPr>
           <w:b/>
         </w:rPr>
-        <w:t>2215 / 4212 ménages valides (52.6 %)  ·  204 / 351 DR couverts (58.1 %).</w:t>
+        <w:t>2215 / 4212 ménages valides (52.6 %)  ·  172 / 351 DR clôturés (49.0 %).</w:t>
       </w:r>
     </w:p>
     <w:p>
@@ -77,7 +77,7 @@
           <w:color w:val="1E293B"/>
           <w:sz w:val="20"/>
         </w:rPr>
-        <w:t>Tableau 1 : Nombre de DR entamés par équipe</w:t>
+        <w:t>Tableau 1 : Nombre de DR clôturés par équipe (DR portant au moins 12 ménages collectés)</w:t>
       </w:r>
     </w:p>
     <w:tbl>
@@ -144,7 +144,7 @@
                 <w:color w:val="FFFFFF"/>
                 <w:sz w:val="18"/>
               </w:rPr>
-              <w:t>DR entamés</w:t>
+              <w:t>DR clôturés</w:t>
             </w:r>
           </w:p>
         </w:tc>
@@ -176,7 +176,7 @@
               <w:rPr>
                 <w:sz w:val="18"/>
               </w:rPr>
-              <w:t>MATAR GUEYE (EQ4)</w:t>
+              <w:t>FATOU MARIE MBODJI (EQ2)</w:t>
             </w:r>
           </w:p>
         </w:tc>
@@ -204,21 +204,21 @@
               <w:rPr>
                 <w:sz w:val="18"/>
               </w:rPr>
-              <w:t>10</w:t>
-            </w:r>
-          </w:p>
-        </w:tc>
-        <w:tc>
-          <w:tcPr>
-            <w:tcW w:type="dxa" w:w="2160"/>
-            <w:shd w:val="clear" w:color="auto" w:fill="FFFFFF"/>
-          </w:tcPr>
-          <w:p>
-            <w:r>
-              <w:rPr>
-                <w:sz w:val="18"/>
-              </w:rPr>
-              <w:t>100</w:t>
+              <w:t>7</w:t>
+            </w:r>
+          </w:p>
+        </w:tc>
+        <w:tc>
+          <w:tcPr>
+            <w:tcW w:type="dxa" w:w="2160"/>
+            <w:shd w:val="clear" w:color="auto" w:fill="FFFFFF"/>
+          </w:tcPr>
+          <w:p>
+            <w:r>
+              <w:rPr>
+                <w:sz w:val="18"/>
+              </w:rPr>
+              <w:t>70</w:t>
             </w:r>
           </w:p>
         </w:tc>
@@ -234,7 +234,7 @@
               <w:rPr>
                 <w:sz w:val="18"/>
               </w:rPr>
-              <w:t>FATOU MARIE MBODJI (EQ2)</w:t>
+              <w:t>EL HADJ FALLOU DIALLO (EQ24)</w:t>
             </w:r>
           </w:p>
         </w:tc>
@@ -262,21 +262,21 @@
               <w:rPr>
                 <w:sz w:val="18"/>
               </w:rPr>
-              <w:t>8</w:t>
-            </w:r>
-          </w:p>
-        </w:tc>
-        <w:tc>
-          <w:tcPr>
-            <w:tcW w:type="dxa" w:w="2160"/>
-            <w:shd w:val="clear" w:color="auto" w:fill="F4F8F7"/>
-          </w:tcPr>
-          <w:p>
-            <w:r>
-              <w:rPr>
-                <w:sz w:val="18"/>
-              </w:rPr>
-              <w:t>80</w:t>
+              <w:t>6</w:t>
+            </w:r>
+          </w:p>
+        </w:tc>
+        <w:tc>
+          <w:tcPr>
+            <w:tcW w:type="dxa" w:w="2160"/>
+            <w:shd w:val="clear" w:color="auto" w:fill="F4F8F7"/>
+          </w:tcPr>
+          <w:p>
+            <w:r>
+              <w:rPr>
+                <w:sz w:val="18"/>
+              </w:rPr>
+              <w:t>60</w:t>
             </w:r>
           </w:p>
         </w:tc>
@@ -320,21 +320,21 @@
               <w:rPr>
                 <w:sz w:val="18"/>
               </w:rPr>
-              <w:t>7</w:t>
-            </w:r>
-          </w:p>
-        </w:tc>
-        <w:tc>
-          <w:tcPr>
-            <w:tcW w:type="dxa" w:w="2160"/>
-            <w:shd w:val="clear" w:color="auto" w:fill="FFFFFF"/>
-          </w:tcPr>
-          <w:p>
-            <w:r>
-              <w:rPr>
-                <w:sz w:val="18"/>
-              </w:rPr>
-              <w:t>70</w:t>
+              <w:t>6</w:t>
+            </w:r>
+          </w:p>
+        </w:tc>
+        <w:tc>
+          <w:tcPr>
+            <w:tcW w:type="dxa" w:w="2160"/>
+            <w:shd w:val="clear" w:color="auto" w:fill="FFFFFF"/>
+          </w:tcPr>
+          <w:p>
+            <w:r>
+              <w:rPr>
+                <w:sz w:val="18"/>
+              </w:rPr>
+              <w:t>60</w:t>
             </w:r>
           </w:p>
         </w:tc>
@@ -350,7 +350,7 @@
               <w:rPr>
                 <w:sz w:val="18"/>
               </w:rPr>
-              <w:t>EL HADJ FALLOU DIALLO (EQ24)</w:t>
+              <w:t>MAIMOUNA KOURMANG (EQ35)</w:t>
             </w:r>
           </w:p>
         </w:tc>
@@ -378,21 +378,21 @@
               <w:rPr>
                 <w:sz w:val="18"/>
               </w:rPr>
-              <w:t>7</w:t>
-            </w:r>
-          </w:p>
-        </w:tc>
-        <w:tc>
-          <w:tcPr>
-            <w:tcW w:type="dxa" w:w="2160"/>
-            <w:shd w:val="clear" w:color="auto" w:fill="F4F8F7"/>
-          </w:tcPr>
-          <w:p>
-            <w:r>
-              <w:rPr>
-                <w:sz w:val="18"/>
-              </w:rPr>
-              <w:t>70</w:t>
+              <w:t>6</w:t>
+            </w:r>
+          </w:p>
+        </w:tc>
+        <w:tc>
+          <w:tcPr>
+            <w:tcW w:type="dxa" w:w="2160"/>
+            <w:shd w:val="clear" w:color="auto" w:fill="F4F8F7"/>
+          </w:tcPr>
+          <w:p>
+            <w:r>
+              <w:rPr>
+                <w:sz w:val="18"/>
+              </w:rPr>
+              <w:t>60</w:t>
             </w:r>
           </w:p>
         </w:tc>
@@ -408,7 +408,7 @@
               <w:rPr>
                 <w:sz w:val="18"/>
               </w:rPr>
-              <w:t>BAYE CHEIKH NIANG (EQ10)</w:t>
+              <w:t>DIARIETOU DJIBA (EQ5)</w:t>
             </w:r>
           </w:p>
         </w:tc>
@@ -466,7 +466,7 @@
               <w:rPr>
                 <w:sz w:val="18"/>
               </w:rPr>
-              <w:t>FATOU NDIAYE GAYE (EQ11)</w:t>
+              <w:t>AMADOU GUEYE (EQ26)</w:t>
             </w:r>
           </w:p>
         </w:tc>
@@ -524,7 +524,7 @@
               <w:rPr>
                 <w:sz w:val="18"/>
               </w:rPr>
-              <w:t>AMINATA DJIBY NDIAYE (EQ13)</w:t>
+              <w:t>TALLA NGOM (EQ25)</w:t>
             </w:r>
           </w:p>
         </w:tc>
@@ -582,7 +582,7 @@
               <w:rPr>
                 <w:sz w:val="18"/>
               </w:rPr>
-              <w:t>MANSOUR NDAO (EQ20)</w:t>
+              <w:t>FATOU NDIAYE GAYE (EQ11)</w:t>
             </w:r>
           </w:p>
         </w:tc>
@@ -610,21 +610,21 @@
               <w:rPr>
                 <w:sz w:val="18"/>
               </w:rPr>
-              <w:t>6</w:t>
-            </w:r>
-          </w:p>
-        </w:tc>
-        <w:tc>
-          <w:tcPr>
-            <w:tcW w:type="dxa" w:w="2160"/>
-            <w:shd w:val="clear" w:color="auto" w:fill="F4F8F7"/>
-          </w:tcPr>
-          <w:p>
-            <w:r>
-              <w:rPr>
-                <w:sz w:val="18"/>
-              </w:rPr>
-              <w:t>60</w:t>
+              <w:t>5</w:t>
+            </w:r>
+          </w:p>
+        </w:tc>
+        <w:tc>
+          <w:tcPr>
+            <w:tcW w:type="dxa" w:w="2160"/>
+            <w:shd w:val="clear" w:color="auto" w:fill="F4F8F7"/>
+          </w:tcPr>
+          <w:p>
+            <w:r>
+              <w:rPr>
+                <w:sz w:val="18"/>
+              </w:rPr>
+              <w:t>50</w:t>
             </w:r>
           </w:p>
         </w:tc>
@@ -640,7 +640,7 @@
               <w:rPr>
                 <w:sz w:val="18"/>
               </w:rPr>
-              <w:t>DAME NIANG (EQ23)</w:t>
+              <w:t>BAYE CHEIKH NIANG (EQ10)</w:t>
             </w:r>
           </w:p>
         </w:tc>
@@ -668,21 +668,21 @@
               <w:rPr>
                 <w:sz w:val="18"/>
               </w:rPr>
-              <w:t>6</w:t>
-            </w:r>
-          </w:p>
-        </w:tc>
-        <w:tc>
-          <w:tcPr>
-            <w:tcW w:type="dxa" w:w="2160"/>
-            <w:shd w:val="clear" w:color="auto" w:fill="FFFFFF"/>
-          </w:tcPr>
-          <w:p>
-            <w:r>
-              <w:rPr>
-                <w:sz w:val="18"/>
-              </w:rPr>
-              <w:t>60</w:t>
+              <w:t>5</w:t>
+            </w:r>
+          </w:p>
+        </w:tc>
+        <w:tc>
+          <w:tcPr>
+            <w:tcW w:type="dxa" w:w="2160"/>
+            <w:shd w:val="clear" w:color="auto" w:fill="FFFFFF"/>
+          </w:tcPr>
+          <w:p>
+            <w:r>
+              <w:rPr>
+                <w:sz w:val="18"/>
+              </w:rPr>
+              <w:t>50</w:t>
             </w:r>
           </w:p>
         </w:tc>
@@ -698,7 +698,7 @@
               <w:rPr>
                 <w:sz w:val="18"/>
               </w:rPr>
-              <w:t>AMADOU GUEYE (EQ26)</w:t>
+              <w:t>OUSSEYNOU BOYE (EQ12)</w:t>
             </w:r>
           </w:p>
         </w:tc>
@@ -726,21 +726,21 @@
               <w:rPr>
                 <w:sz w:val="18"/>
               </w:rPr>
-              <w:t>6</w:t>
-            </w:r>
-          </w:p>
-        </w:tc>
-        <w:tc>
-          <w:tcPr>
-            <w:tcW w:type="dxa" w:w="2160"/>
-            <w:shd w:val="clear" w:color="auto" w:fill="F4F8F7"/>
-          </w:tcPr>
-          <w:p>
-            <w:r>
-              <w:rPr>
-                <w:sz w:val="18"/>
-              </w:rPr>
-              <w:t>60</w:t>
+              <w:t>5</w:t>
+            </w:r>
+          </w:p>
+        </w:tc>
+        <w:tc>
+          <w:tcPr>
+            <w:tcW w:type="dxa" w:w="2160"/>
+            <w:shd w:val="clear" w:color="auto" w:fill="F4F8F7"/>
+          </w:tcPr>
+          <w:p>
+            <w:r>
+              <w:rPr>
+                <w:sz w:val="18"/>
+              </w:rPr>
+              <w:t>50</w:t>
             </w:r>
           </w:p>
         </w:tc>
@@ -756,7 +756,7 @@
               <w:rPr>
                 <w:sz w:val="18"/>
               </w:rPr>
-              <w:t>BAYE ASSE DIOP (EQ17)</w:t>
+              <w:t>AMINATA DJIBY NDIAYE (EQ13)</w:t>
             </w:r>
           </w:p>
         </w:tc>
@@ -784,21 +784,21 @@
               <w:rPr>
                 <w:sz w:val="18"/>
               </w:rPr>
-              <w:t>6</w:t>
-            </w:r>
-          </w:p>
-        </w:tc>
-        <w:tc>
-          <w:tcPr>
-            <w:tcW w:type="dxa" w:w="2160"/>
-            <w:shd w:val="clear" w:color="auto" w:fill="FFFFFF"/>
-          </w:tcPr>
-          <w:p>
-            <w:r>
-              <w:rPr>
-                <w:sz w:val="18"/>
-              </w:rPr>
-              <w:t>60</w:t>
+              <w:t>5</w:t>
+            </w:r>
+          </w:p>
+        </w:tc>
+        <w:tc>
+          <w:tcPr>
+            <w:tcW w:type="dxa" w:w="2160"/>
+            <w:shd w:val="clear" w:color="auto" w:fill="FFFFFF"/>
+          </w:tcPr>
+          <w:p>
+            <w:r>
+              <w:rPr>
+                <w:sz w:val="18"/>
+              </w:rPr>
+              <w:t>50</w:t>
             </w:r>
           </w:p>
         </w:tc>
@@ -814,7 +814,7 @@
               <w:rPr>
                 <w:sz w:val="18"/>
               </w:rPr>
-              <w:t>ABIBOU NDIAYE (EQ30)</w:t>
+              <w:t>MANSOUR NDAO (EQ20)</w:t>
             </w:r>
           </w:p>
         </w:tc>
@@ -842,21 +842,21 @@
               <w:rPr>
                 <w:sz w:val="18"/>
               </w:rPr>
-              <w:t>6</w:t>
-            </w:r>
-          </w:p>
-        </w:tc>
-        <w:tc>
-          <w:tcPr>
-            <w:tcW w:type="dxa" w:w="2160"/>
-            <w:shd w:val="clear" w:color="auto" w:fill="F4F8F7"/>
-          </w:tcPr>
-          <w:p>
-            <w:r>
-              <w:rPr>
-                <w:sz w:val="18"/>
-              </w:rPr>
-              <w:t>60</w:t>
+              <w:t>5</w:t>
+            </w:r>
+          </w:p>
+        </w:tc>
+        <w:tc>
+          <w:tcPr>
+            <w:tcW w:type="dxa" w:w="2160"/>
+            <w:shd w:val="clear" w:color="auto" w:fill="F4F8F7"/>
+          </w:tcPr>
+          <w:p>
+            <w:r>
+              <w:rPr>
+                <w:sz w:val="18"/>
+              </w:rPr>
+              <w:t>50</w:t>
             </w:r>
           </w:p>
         </w:tc>
@@ -872,7 +872,7 @@
               <w:rPr>
                 <w:sz w:val="18"/>
               </w:rPr>
-              <w:t>MAIMOUNA KOURMANG (EQ35)</w:t>
+              <w:t>SOUDOU FAYE (EQ22)</w:t>
             </w:r>
           </w:p>
         </w:tc>
@@ -900,21 +900,21 @@
               <w:rPr>
                 <w:sz w:val="18"/>
               </w:rPr>
-              <w:t>6</w:t>
-            </w:r>
-          </w:p>
-        </w:tc>
-        <w:tc>
-          <w:tcPr>
-            <w:tcW w:type="dxa" w:w="2160"/>
-            <w:shd w:val="clear" w:color="auto" w:fill="FFFFFF"/>
-          </w:tcPr>
-          <w:p>
-            <w:r>
-              <w:rPr>
-                <w:sz w:val="18"/>
-              </w:rPr>
-              <w:t>60</w:t>
+              <w:t>5</w:t>
+            </w:r>
+          </w:p>
+        </w:tc>
+        <w:tc>
+          <w:tcPr>
+            <w:tcW w:type="dxa" w:w="2160"/>
+            <w:shd w:val="clear" w:color="auto" w:fill="FFFFFF"/>
+          </w:tcPr>
+          <w:p>
+            <w:r>
+              <w:rPr>
+                <w:sz w:val="18"/>
+              </w:rPr>
+              <w:t>50</w:t>
             </w:r>
           </w:p>
         </w:tc>
@@ -930,7 +930,7 @@
               <w:rPr>
                 <w:sz w:val="18"/>
               </w:rPr>
-              <w:t>DIARIETOU DJIBA (EQ5)</w:t>
+              <w:t>DAME NIANG (EQ23)</w:t>
             </w:r>
           </w:p>
         </w:tc>
@@ -958,21 +958,21 @@
               <w:rPr>
                 <w:sz w:val="18"/>
               </w:rPr>
-              <w:t>6</w:t>
-            </w:r>
-          </w:p>
-        </w:tc>
-        <w:tc>
-          <w:tcPr>
-            <w:tcW w:type="dxa" w:w="2160"/>
-            <w:shd w:val="clear" w:color="auto" w:fill="F4F8F7"/>
-          </w:tcPr>
-          <w:p>
-            <w:r>
-              <w:rPr>
-                <w:sz w:val="18"/>
-              </w:rPr>
-              <w:t>60</w:t>
+              <w:t>5</w:t>
+            </w:r>
+          </w:p>
+        </w:tc>
+        <w:tc>
+          <w:tcPr>
+            <w:tcW w:type="dxa" w:w="2160"/>
+            <w:shd w:val="clear" w:color="auto" w:fill="F4F8F7"/>
+          </w:tcPr>
+          <w:p>
+            <w:r>
+              <w:rPr>
+                <w:sz w:val="18"/>
+              </w:rPr>
+              <w:t>50</w:t>
             </w:r>
           </w:p>
         </w:tc>
@@ -988,7 +988,7 @@
               <w:rPr>
                 <w:sz w:val="18"/>
               </w:rPr>
-              <w:t>FODE BAYO (EQ33)</w:t>
+              <w:t>SENABOU BADJI (EQ32)</w:t>
             </w:r>
           </w:p>
         </w:tc>
@@ -1016,21 +1016,21 @@
               <w:rPr>
                 <w:sz w:val="18"/>
               </w:rPr>
-              <w:t>6</w:t>
-            </w:r>
-          </w:p>
-        </w:tc>
-        <w:tc>
-          <w:tcPr>
-            <w:tcW w:type="dxa" w:w="2160"/>
-            <w:shd w:val="clear" w:color="auto" w:fill="FFFFFF"/>
-          </w:tcPr>
-          <w:p>
-            <w:r>
-              <w:rPr>
-                <w:sz w:val="18"/>
-              </w:rPr>
-              <w:t>60</w:t>
+              <w:t>5</w:t>
+            </w:r>
+          </w:p>
+        </w:tc>
+        <w:tc>
+          <w:tcPr>
+            <w:tcW w:type="dxa" w:w="2160"/>
+            <w:shd w:val="clear" w:color="auto" w:fill="FFFFFF"/>
+          </w:tcPr>
+          <w:p>
+            <w:r>
+              <w:rPr>
+                <w:sz w:val="18"/>
+              </w:rPr>
+              <w:t>50</w:t>
             </w:r>
           </w:p>
         </w:tc>
@@ -1074,21 +1074,21 @@
               <w:rPr>
                 <w:sz w:val="18"/>
               </w:rPr>
-              <w:t>6</w:t>
-            </w:r>
-          </w:p>
-        </w:tc>
-        <w:tc>
-          <w:tcPr>
-            <w:tcW w:type="dxa" w:w="2160"/>
-            <w:shd w:val="clear" w:color="auto" w:fill="F4F8F7"/>
-          </w:tcPr>
-          <w:p>
-            <w:r>
-              <w:rPr>
-                <w:sz w:val="18"/>
-              </w:rPr>
-              <w:t>60</w:t>
+              <w:t>5</w:t>
+            </w:r>
+          </w:p>
+        </w:tc>
+        <w:tc>
+          <w:tcPr>
+            <w:tcW w:type="dxa" w:w="2160"/>
+            <w:shd w:val="clear" w:color="auto" w:fill="F4F8F7"/>
+          </w:tcPr>
+          <w:p>
+            <w:r>
+              <w:rPr>
+                <w:sz w:val="18"/>
+              </w:rPr>
+              <w:t>50</w:t>
             </w:r>
           </w:p>
         </w:tc>
@@ -1104,7 +1104,7 @@
               <w:rPr>
                 <w:sz w:val="18"/>
               </w:rPr>
-              <w:t>AWA DIALLO (EQ3)</w:t>
+              <w:t>ELHADJI DJIBRIL DIOUF (EQ27)</w:t>
             </w:r>
           </w:p>
         </w:tc>
@@ -1132,21 +1132,21 @@
               <w:rPr>
                 <w:sz w:val="18"/>
               </w:rPr>
-              <w:t>6</w:t>
-            </w:r>
-          </w:p>
-        </w:tc>
-        <w:tc>
-          <w:tcPr>
-            <w:tcW w:type="dxa" w:w="2160"/>
-            <w:shd w:val="clear" w:color="auto" w:fill="FFFFFF"/>
-          </w:tcPr>
-          <w:p>
-            <w:r>
-              <w:rPr>
-                <w:sz w:val="18"/>
-              </w:rPr>
-              <w:t>60</w:t>
+              <w:t>5</w:t>
+            </w:r>
+          </w:p>
+        </w:tc>
+        <w:tc>
+          <w:tcPr>
+            <w:tcW w:type="dxa" w:w="2160"/>
+            <w:shd w:val="clear" w:color="auto" w:fill="FFFFFF"/>
+          </w:tcPr>
+          <w:p>
+            <w:r>
+              <w:rPr>
+                <w:sz w:val="18"/>
+              </w:rPr>
+              <w:t>50</w:t>
             </w:r>
           </w:p>
         </w:tc>
@@ -1162,7 +1162,7 @@
               <w:rPr>
                 <w:sz w:val="18"/>
               </w:rPr>
-              <w:t>ELHADJI DJIBRIL DIOUF (EQ27)</w:t>
+              <w:t>OUMAR WELE (EQ14)</w:t>
             </w:r>
           </w:p>
         </w:tc>
@@ -1190,21 +1190,21 @@
               <w:rPr>
                 <w:sz w:val="18"/>
               </w:rPr>
-              <w:t>6</w:t>
-            </w:r>
-          </w:p>
-        </w:tc>
-        <w:tc>
-          <w:tcPr>
-            <w:tcW w:type="dxa" w:w="2160"/>
-            <w:shd w:val="clear" w:color="auto" w:fill="F4F8F7"/>
-          </w:tcPr>
-          <w:p>
-            <w:r>
-              <w:rPr>
-                <w:sz w:val="18"/>
-              </w:rPr>
-              <w:t>60</w:t>
+              <w:t>5</w:t>
+            </w:r>
+          </w:p>
+        </w:tc>
+        <w:tc>
+          <w:tcPr>
+            <w:tcW w:type="dxa" w:w="2160"/>
+            <w:shd w:val="clear" w:color="auto" w:fill="F4F8F7"/>
+          </w:tcPr>
+          <w:p>
+            <w:r>
+              <w:rPr>
+                <w:sz w:val="18"/>
+              </w:rPr>
+              <w:t>50</w:t>
             </w:r>
           </w:p>
         </w:tc>
@@ -1220,7 +1220,7 @@
               <w:rPr>
                 <w:sz w:val="18"/>
               </w:rPr>
-              <w:t>TALLA NGOM (EQ25)</w:t>
+              <w:t>ALASSANE NDOYE DIALLO (EQ18)</w:t>
             </w:r>
           </w:p>
         </w:tc>
@@ -1248,21 +1248,21 @@
               <w:rPr>
                 <w:sz w:val="18"/>
               </w:rPr>
-              <w:t>6</w:t>
-            </w:r>
-          </w:p>
-        </w:tc>
-        <w:tc>
-          <w:tcPr>
-            <w:tcW w:type="dxa" w:w="2160"/>
-            <w:shd w:val="clear" w:color="auto" w:fill="FFFFFF"/>
-          </w:tcPr>
-          <w:p>
-            <w:r>
-              <w:rPr>
-                <w:sz w:val="18"/>
-              </w:rPr>
-              <w:t>60</w:t>
+              <w:t>5</w:t>
+            </w:r>
+          </w:p>
+        </w:tc>
+        <w:tc>
+          <w:tcPr>
+            <w:tcW w:type="dxa" w:w="2160"/>
+            <w:shd w:val="clear" w:color="auto" w:fill="FFFFFF"/>
+          </w:tcPr>
+          <w:p>
+            <w:r>
+              <w:rPr>
+                <w:sz w:val="18"/>
+              </w:rPr>
+              <w:t>50</w:t>
             </w:r>
           </w:p>
         </w:tc>
@@ -1278,7 +1278,7 @@
               <w:rPr>
                 <w:sz w:val="18"/>
               </w:rPr>
-              <w:t>SARA NIANG (EQ7)</w:t>
+              <w:t>DJIBRIL BA (EQ6)</w:t>
             </w:r>
           </w:p>
         </w:tc>
@@ -1306,21 +1306,21 @@
               <w:rPr>
                 <w:sz w:val="18"/>
               </w:rPr>
-              <w:t>6</w:t>
-            </w:r>
-          </w:p>
-        </w:tc>
-        <w:tc>
-          <w:tcPr>
-            <w:tcW w:type="dxa" w:w="2160"/>
-            <w:shd w:val="clear" w:color="auto" w:fill="F4F8F7"/>
-          </w:tcPr>
-          <w:p>
-            <w:r>
-              <w:rPr>
-                <w:sz w:val="18"/>
-              </w:rPr>
-              <w:t>60</w:t>
+              <w:t>5</w:t>
+            </w:r>
+          </w:p>
+        </w:tc>
+        <w:tc>
+          <w:tcPr>
+            <w:tcW w:type="dxa" w:w="2160"/>
+            <w:shd w:val="clear" w:color="auto" w:fill="F4F8F7"/>
+          </w:tcPr>
+          <w:p>
+            <w:r>
+              <w:rPr>
+                <w:sz w:val="18"/>
+              </w:rPr>
+              <w:t>50</w:t>
             </w:r>
           </w:p>
         </w:tc>
@@ -1336,7 +1336,7 @@
               <w:rPr>
                 <w:sz w:val="18"/>
               </w:rPr>
-              <w:t>DJIBRIL BA (EQ6)</w:t>
+              <w:t>MATAR GUEYE (EQ4)</w:t>
             </w:r>
           </w:p>
         </w:tc>
@@ -1364,21 +1364,21 @@
               <w:rPr>
                 <w:sz w:val="18"/>
               </w:rPr>
-              <w:t>6</w:t>
-            </w:r>
-          </w:p>
-        </w:tc>
-        <w:tc>
-          <w:tcPr>
-            <w:tcW w:type="dxa" w:w="2160"/>
-            <w:shd w:val="clear" w:color="auto" w:fill="FFFFFF"/>
-          </w:tcPr>
-          <w:p>
-            <w:r>
-              <w:rPr>
-                <w:sz w:val="18"/>
-              </w:rPr>
-              <w:t>60</w:t>
+              <w:t>5</w:t>
+            </w:r>
+          </w:p>
+        </w:tc>
+        <w:tc>
+          <w:tcPr>
+            <w:tcW w:type="dxa" w:w="2160"/>
+            <w:shd w:val="clear" w:color="auto" w:fill="FFFFFF"/>
+          </w:tcPr>
+          <w:p>
+            <w:r>
+              <w:rPr>
+                <w:sz w:val="18"/>
+              </w:rPr>
+              <w:t>50</w:t>
             </w:r>
           </w:p>
         </w:tc>
@@ -1394,7 +1394,7 @@
               <w:rPr>
                 <w:sz w:val="18"/>
               </w:rPr>
-              <w:t>OUMAR WELE (EQ14)</w:t>
+              <w:t>MAME DIARRA COLY (EQ34)</w:t>
             </w:r>
           </w:p>
         </w:tc>
@@ -1452,7 +1452,7 @@
               <w:rPr>
                 <w:sz w:val="18"/>
               </w:rPr>
-              <w:t>OUSSEYNOU BOYE (EQ12)</w:t>
+              <w:t>ABIBOU NDIAYE (EQ30)</w:t>
             </w:r>
           </w:p>
         </w:tc>
@@ -1510,7 +1510,7 @@
               <w:rPr>
                 <w:sz w:val="18"/>
               </w:rPr>
-              <w:t>MAMADOU MOURTALLA DIENG (EQ15)</w:t>
+              <w:t>AWA DIALLO (EQ3)</w:t>
             </w:r>
           </w:p>
         </w:tc>
@@ -1568,7 +1568,7 @@
               <w:rPr>
                 <w:sz w:val="18"/>
               </w:rPr>
-              <w:t>ALASSANE HENRY DIEDHIOU (EQ16)</w:t>
+              <w:t>ROKHAYA NGOM (EQ31)</w:t>
             </w:r>
           </w:p>
         </w:tc>
@@ -1626,7 +1626,7 @@
               <w:rPr>
                 <w:sz w:val="18"/>
               </w:rPr>
-              <w:t>ALASSANE NDOYE DIALLO (EQ18)</w:t>
+              <w:t>MAMADOU MOURTALLA DIENG (EQ15)</w:t>
             </w:r>
           </w:p>
         </w:tc>
@@ -1654,21 +1654,21 @@
               <w:rPr>
                 <w:sz w:val="18"/>
               </w:rPr>
-              <w:t>5</w:t>
-            </w:r>
-          </w:p>
-        </w:tc>
-        <w:tc>
-          <w:tcPr>
-            <w:tcW w:type="dxa" w:w="2160"/>
-            <w:shd w:val="clear" w:color="auto" w:fill="F4F8F7"/>
-          </w:tcPr>
-          <w:p>
-            <w:r>
-              <w:rPr>
-                <w:sz w:val="18"/>
-              </w:rPr>
-              <w:t>50</w:t>
+              <w:t>4</w:t>
+            </w:r>
+          </w:p>
+        </w:tc>
+        <w:tc>
+          <w:tcPr>
+            <w:tcW w:type="dxa" w:w="2160"/>
+            <w:shd w:val="clear" w:color="auto" w:fill="F4F8F7"/>
+          </w:tcPr>
+          <w:p>
+            <w:r>
+              <w:rPr>
+                <w:sz w:val="18"/>
+              </w:rPr>
+              <w:t>40</w:t>
             </w:r>
           </w:p>
         </w:tc>
@@ -1712,21 +1712,21 @@
               <w:rPr>
                 <w:sz w:val="18"/>
               </w:rPr>
-              <w:t>5</w:t>
-            </w:r>
-          </w:p>
-        </w:tc>
-        <w:tc>
-          <w:tcPr>
-            <w:tcW w:type="dxa" w:w="2160"/>
-            <w:shd w:val="clear" w:color="auto" w:fill="FFFFFF"/>
-          </w:tcPr>
-          <w:p>
-            <w:r>
-              <w:rPr>
-                <w:sz w:val="18"/>
-              </w:rPr>
-              <w:t>50</w:t>
+              <w:t>4</w:t>
+            </w:r>
+          </w:p>
+        </w:tc>
+        <w:tc>
+          <w:tcPr>
+            <w:tcW w:type="dxa" w:w="2160"/>
+            <w:shd w:val="clear" w:color="auto" w:fill="FFFFFF"/>
+          </w:tcPr>
+          <w:p>
+            <w:r>
+              <w:rPr>
+                <w:sz w:val="18"/>
+              </w:rPr>
+              <w:t>40</w:t>
             </w:r>
           </w:p>
         </w:tc>
@@ -1770,21 +1770,21 @@
               <w:rPr>
                 <w:sz w:val="18"/>
               </w:rPr>
-              <w:t>5</w:t>
-            </w:r>
-          </w:p>
-        </w:tc>
-        <w:tc>
-          <w:tcPr>
-            <w:tcW w:type="dxa" w:w="2160"/>
-            <w:shd w:val="clear" w:color="auto" w:fill="F4F8F7"/>
-          </w:tcPr>
-          <w:p>
-            <w:r>
-              <w:rPr>
-                <w:sz w:val="18"/>
-              </w:rPr>
-              <w:t>50</w:t>
+              <w:t>4</w:t>
+            </w:r>
+          </w:p>
+        </w:tc>
+        <w:tc>
+          <w:tcPr>
+            <w:tcW w:type="dxa" w:w="2160"/>
+            <w:shd w:val="clear" w:color="auto" w:fill="F4F8F7"/>
+          </w:tcPr>
+          <w:p>
+            <w:r>
+              <w:rPr>
+                <w:sz w:val="18"/>
+              </w:rPr>
+              <w:t>40</w:t>
             </w:r>
           </w:p>
         </w:tc>
@@ -1800,7 +1800,7 @@
               <w:rPr>
                 <w:sz w:val="18"/>
               </w:rPr>
-              <w:t>SOUDOU FAYE (EQ22)</w:t>
+              <w:t>ALASSANE HENRY DIEDHIOU (EQ16)</w:t>
             </w:r>
           </w:p>
         </w:tc>
@@ -1828,21 +1828,21 @@
               <w:rPr>
                 <w:sz w:val="18"/>
               </w:rPr>
-              <w:t>5</w:t>
-            </w:r>
-          </w:p>
-        </w:tc>
-        <w:tc>
-          <w:tcPr>
-            <w:tcW w:type="dxa" w:w="2160"/>
-            <w:shd w:val="clear" w:color="auto" w:fill="FFFFFF"/>
-          </w:tcPr>
-          <w:p>
-            <w:r>
-              <w:rPr>
-                <w:sz w:val="18"/>
-              </w:rPr>
-              <w:t>50</w:t>
+              <w:t>4</w:t>
+            </w:r>
+          </w:p>
+        </w:tc>
+        <w:tc>
+          <w:tcPr>
+            <w:tcW w:type="dxa" w:w="2160"/>
+            <w:shd w:val="clear" w:color="auto" w:fill="FFFFFF"/>
+          </w:tcPr>
+          <w:p>
+            <w:r>
+              <w:rPr>
+                <w:sz w:val="18"/>
+              </w:rPr>
+              <w:t>40</w:t>
             </w:r>
           </w:p>
         </w:tc>
@@ -1858,7 +1858,7 @@
               <w:rPr>
                 <w:sz w:val="18"/>
               </w:rPr>
-              <w:t>OUSMANE MBENGUE (EQ28)</w:t>
+              <w:t>BAYE ASSE DIOP (EQ17)</w:t>
             </w:r>
           </w:p>
         </w:tc>
@@ -1886,21 +1886,21 @@
               <w:rPr>
                 <w:sz w:val="18"/>
               </w:rPr>
-              <w:t>5</w:t>
-            </w:r>
-          </w:p>
-        </w:tc>
-        <w:tc>
-          <w:tcPr>
-            <w:tcW w:type="dxa" w:w="2160"/>
-            <w:shd w:val="clear" w:color="auto" w:fill="F4F8F7"/>
-          </w:tcPr>
-          <w:p>
-            <w:r>
-              <w:rPr>
-                <w:sz w:val="18"/>
-              </w:rPr>
-              <w:t>50</w:t>
+              <w:t>4</w:t>
+            </w:r>
+          </w:p>
+        </w:tc>
+        <w:tc>
+          <w:tcPr>
+            <w:tcW w:type="dxa" w:w="2160"/>
+            <w:shd w:val="clear" w:color="auto" w:fill="F4F8F7"/>
+          </w:tcPr>
+          <w:p>
+            <w:r>
+              <w:rPr>
+                <w:sz w:val="18"/>
+              </w:rPr>
+              <w:t>40</w:t>
             </w:r>
           </w:p>
         </w:tc>
@@ -1916,7 +1916,7 @@
               <w:rPr>
                 <w:sz w:val="18"/>
               </w:rPr>
-              <w:t>ROKHAYA NGOM (EQ31)</w:t>
+              <w:t>OUSMANE MBENGUE (EQ28)</w:t>
             </w:r>
           </w:p>
         </w:tc>
@@ -1944,21 +1944,21 @@
               <w:rPr>
                 <w:sz w:val="18"/>
               </w:rPr>
-              <w:t>5</w:t>
-            </w:r>
-          </w:p>
-        </w:tc>
-        <w:tc>
-          <w:tcPr>
-            <w:tcW w:type="dxa" w:w="2160"/>
-            <w:shd w:val="clear" w:color="auto" w:fill="FFFFFF"/>
-          </w:tcPr>
-          <w:p>
-            <w:r>
-              <w:rPr>
-                <w:sz w:val="18"/>
-              </w:rPr>
-              <w:t>50</w:t>
+              <w:t>4</w:t>
+            </w:r>
+          </w:p>
+        </w:tc>
+        <w:tc>
+          <w:tcPr>
+            <w:tcW w:type="dxa" w:w="2160"/>
+            <w:shd w:val="clear" w:color="auto" w:fill="FFFFFF"/>
+          </w:tcPr>
+          <w:p>
+            <w:r>
+              <w:rPr>
+                <w:sz w:val="18"/>
+              </w:rPr>
+              <w:t>40</w:t>
             </w:r>
           </w:p>
         </w:tc>
@@ -1974,7 +1974,7 @@
               <w:rPr>
                 <w:sz w:val="18"/>
               </w:rPr>
-              <w:t>SENABOU BADJI (EQ32)</w:t>
+              <w:t>FODE BAYO (EQ33)</w:t>
             </w:r>
           </w:p>
         </w:tc>
@@ -2002,21 +2002,21 @@
               <w:rPr>
                 <w:sz w:val="18"/>
               </w:rPr>
-              <w:t>5</w:t>
-            </w:r>
-          </w:p>
-        </w:tc>
-        <w:tc>
-          <w:tcPr>
-            <w:tcW w:type="dxa" w:w="2160"/>
-            <w:shd w:val="clear" w:color="auto" w:fill="F4F8F7"/>
-          </w:tcPr>
-          <w:p>
-            <w:r>
-              <w:rPr>
-                <w:sz w:val="18"/>
-              </w:rPr>
-              <w:t>50</w:t>
+              <w:t>4</w:t>
+            </w:r>
+          </w:p>
+        </w:tc>
+        <w:tc>
+          <w:tcPr>
+            <w:tcW w:type="dxa" w:w="2160"/>
+            <w:shd w:val="clear" w:color="auto" w:fill="F4F8F7"/>
+          </w:tcPr>
+          <w:p>
+            <w:r>
+              <w:rPr>
+                <w:sz w:val="18"/>
+              </w:rPr>
+              <w:t>40</w:t>
             </w:r>
           </w:p>
         </w:tc>
@@ -2032,7 +2032,7 @@
               <w:rPr>
                 <w:sz w:val="18"/>
               </w:rPr>
-              <w:t>MAME DIARRA COLY (EQ34)</w:t>
+              <w:t>SARA NIANG (EQ7)</w:t>
             </w:r>
           </w:p>
         </w:tc>
@@ -2060,21 +2060,21 @@
               <w:rPr>
                 <w:sz w:val="18"/>
               </w:rPr>
-              <w:t>5</w:t>
-            </w:r>
-          </w:p>
-        </w:tc>
-        <w:tc>
-          <w:tcPr>
-            <w:tcW w:type="dxa" w:w="2160"/>
-            <w:shd w:val="clear" w:color="auto" w:fill="FFFFFF"/>
-          </w:tcPr>
-          <w:p>
-            <w:r>
-              <w:rPr>
-                <w:sz w:val="18"/>
-              </w:rPr>
-              <w:t>50</w:t>
+              <w:t>4</w:t>
+            </w:r>
+          </w:p>
+        </w:tc>
+        <w:tc>
+          <w:tcPr>
+            <w:tcW w:type="dxa" w:w="2160"/>
+            <w:shd w:val="clear" w:color="auto" w:fill="FFFFFF"/>
+          </w:tcPr>
+          <w:p>
+            <w:r>
+              <w:rPr>
+                <w:sz w:val="18"/>
+              </w:rPr>
+              <w:t>40</w:t>
             </w:r>
           </w:p>
         </w:tc>
@@ -2090,49 +2090,49 @@
               <w:rPr>
                 <w:sz w:val="18"/>
               </w:rPr>
-              <w:t>ABDOU KHADRE FALL (EQ8)</w:t>
-            </w:r>
-          </w:p>
-        </w:tc>
-        <w:tc>
-          <w:tcPr>
-            <w:tcW w:type="dxa" w:w="2160"/>
-            <w:shd w:val="clear" w:color="auto" w:fill="F4F8F7"/>
-          </w:tcPr>
-          <w:p>
-            <w:r>
-              <w:rPr>
-                <w:sz w:val="18"/>
-              </w:rPr>
-              <w:t>10</w:t>
-            </w:r>
-          </w:p>
-        </w:tc>
-        <w:tc>
-          <w:tcPr>
-            <w:tcW w:type="dxa" w:w="2160"/>
-            <w:shd w:val="clear" w:color="auto" w:fill="F4F8F7"/>
-          </w:tcPr>
-          <w:p>
-            <w:r>
-              <w:rPr>
-                <w:sz w:val="18"/>
-              </w:rPr>
-              <w:t>5</w:t>
-            </w:r>
-          </w:p>
-        </w:tc>
-        <w:tc>
-          <w:tcPr>
-            <w:tcW w:type="dxa" w:w="2160"/>
-            <w:shd w:val="clear" w:color="auto" w:fill="F4F8F7"/>
-          </w:tcPr>
-          <w:p>
-            <w:r>
-              <w:rPr>
-                <w:sz w:val="18"/>
-              </w:rPr>
-              <w:t>50</w:t>
+              <w:t>BABACAR SENE (EQ9)</w:t>
+            </w:r>
+          </w:p>
+        </w:tc>
+        <w:tc>
+          <w:tcPr>
+            <w:tcW w:type="dxa" w:w="2160"/>
+            <w:shd w:val="clear" w:color="auto" w:fill="F4F8F7"/>
+          </w:tcPr>
+          <w:p>
+            <w:r>
+              <w:rPr>
+                <w:sz w:val="18"/>
+              </w:rPr>
+              <w:t>11</w:t>
+            </w:r>
+          </w:p>
+        </w:tc>
+        <w:tc>
+          <w:tcPr>
+            <w:tcW w:type="dxa" w:w="2160"/>
+            <w:shd w:val="clear" w:color="auto" w:fill="F4F8F7"/>
+          </w:tcPr>
+          <w:p>
+            <w:r>
+              <w:rPr>
+                <w:sz w:val="18"/>
+              </w:rPr>
+              <w:t>4</w:t>
+            </w:r>
+          </w:p>
+        </w:tc>
+        <w:tc>
+          <w:tcPr>
+            <w:tcW w:type="dxa" w:w="2160"/>
+            <w:shd w:val="clear" w:color="auto" w:fill="F4F8F7"/>
+          </w:tcPr>
+          <w:p>
+            <w:r>
+              <w:rPr>
+                <w:sz w:val="18"/>
+              </w:rPr>
+              <w:t>36,4</w:t>
             </w:r>
           </w:p>
         </w:tc>
@@ -2148,49 +2148,49 @@
               <w:rPr>
                 <w:sz w:val="18"/>
               </w:rPr>
-              <w:t>BABACAR SENE (EQ9)</w:t>
-            </w:r>
-          </w:p>
-        </w:tc>
-        <w:tc>
-          <w:tcPr>
-            <w:tcW w:type="dxa" w:w="2160"/>
-            <w:shd w:val="clear" w:color="auto" w:fill="FFFFFF"/>
-          </w:tcPr>
-          <w:p>
-            <w:r>
-              <w:rPr>
-                <w:sz w:val="18"/>
-              </w:rPr>
-              <w:t>11</w:t>
-            </w:r>
-          </w:p>
-        </w:tc>
-        <w:tc>
-          <w:tcPr>
-            <w:tcW w:type="dxa" w:w="2160"/>
-            <w:shd w:val="clear" w:color="auto" w:fill="FFFFFF"/>
-          </w:tcPr>
-          <w:p>
-            <w:r>
-              <w:rPr>
-                <w:sz w:val="18"/>
-              </w:rPr>
-              <w:t>5</w:t>
-            </w:r>
-          </w:p>
-        </w:tc>
-        <w:tc>
-          <w:tcPr>
-            <w:tcW w:type="dxa" w:w="2160"/>
-            <w:shd w:val="clear" w:color="auto" w:fill="FFFFFF"/>
-          </w:tcPr>
-          <w:p>
-            <w:r>
-              <w:rPr>
-                <w:sz w:val="18"/>
-              </w:rPr>
-              <w:t>45,5</w:t>
+              <w:t>ABDOU KHADRE FALL (EQ8)</w:t>
+            </w:r>
+          </w:p>
+        </w:tc>
+        <w:tc>
+          <w:tcPr>
+            <w:tcW w:type="dxa" w:w="2160"/>
+            <w:shd w:val="clear" w:color="auto" w:fill="FFFFFF"/>
+          </w:tcPr>
+          <w:p>
+            <w:r>
+              <w:rPr>
+                <w:sz w:val="18"/>
+              </w:rPr>
+              <w:t>10</w:t>
+            </w:r>
+          </w:p>
+        </w:tc>
+        <w:tc>
+          <w:tcPr>
+            <w:tcW w:type="dxa" w:w="2160"/>
+            <w:shd w:val="clear" w:color="auto" w:fill="FFFFFF"/>
+          </w:tcPr>
+          <w:p>
+            <w:r>
+              <w:rPr>
+                <w:sz w:val="18"/>
+              </w:rPr>
+              <w:t>3</w:t>
+            </w:r>
+          </w:p>
+        </w:tc>
+        <w:tc>
+          <w:tcPr>
+            <w:tcW w:type="dxa" w:w="2160"/>
+            <w:shd w:val="clear" w:color="auto" w:fill="FFFFFF"/>
+          </w:tcPr>
+          <w:p>
+            <w:r>
+              <w:rPr>
+                <w:sz w:val="18"/>
+              </w:rPr>
+              <w:t>30</w:t>
             </w:r>
           </w:p>
         </w:tc>
@@ -38559,7 +38559,7 @@
           <w:color w:val="64748B"/>
           <w:sz w:val="16"/>
         </w:rPr>
-        <w:t>Rapport généré automatiquement le 2026-07-08 16:41</w:t>
+        <w:t>Rapport généré automatiquement le 2026-07-08 17:09</w:t>
       </w:r>
     </w:p>
     <w:sectPr>

--- a/rapports/2026-07-07/rapport_hebdo_2026-07-07.docx
+++ b/rapports/2026-07-07/rapport_hebdo_2026-07-07.docx
@@ -41,7 +41,7 @@
     <w:p/>
     <w:p>
       <w:r>
-        <w:t>À la date du 7 juillet 2026, la collecte cumule 2435 ménages collectés (dont 2215 valides) par 35 équipes (142 enquêteurs).</w:t>
+        <w:t>À la date du 7 juillet 2026, la collecte cumule 2435 ménages enregistrés (dont 1884 valides — entretien complété ou approuvé) par 35 équipes (142 enquêteurs).</w:t>
       </w:r>
     </w:p>
     <w:p>
@@ -56,7 +56,7 @@
         <w:rPr>
           <w:b/>
         </w:rPr>
-        <w:t>2215 / 4212 ménages valides (52.6 %)  ·  172 / 351 DR clôturés (49.0 %).</w:t>
+        <w:t>1884 / 4212 ménages valides (44.7 %)  ·  172 / 351 DR clôturés (49.0 %).</w:t>
       </w:r>
     </w:p>
     <w:p>
@@ -2346,7 +2346,7 @@
               <w:rPr>
                 <w:sz w:val="18"/>
               </w:rPr>
-              <w:t>FATOU MARIE MBODJI (EQ2)</w:t>
+              <w:t>EL HADJ FALLOU DIALLO (EQ24)</w:t>
             </w:r>
           </w:p>
         </w:tc>
@@ -2360,7 +2360,7 @@
               <w:rPr>
                 <w:sz w:val="18"/>
               </w:rPr>
-              <w:t>105</w:t>
+              <w:t>84</w:t>
             </w:r>
           </w:p>
         </w:tc>
@@ -2374,7 +2374,7 @@
               <w:rPr>
                 <w:sz w:val="18"/>
               </w:rPr>
-              <w:t>8</w:t>
+              <w:t>2</w:t>
             </w:r>
           </w:p>
         </w:tc>
@@ -2388,7 +2388,7 @@
               <w:rPr>
                 <w:sz w:val="18"/>
               </w:rPr>
-              <w:t>86</w:t>
+              <w:t>78</w:t>
             </w:r>
           </w:p>
         </w:tc>
@@ -2416,7 +2416,7 @@
               <w:rPr>
                 <w:sz w:val="18"/>
               </w:rPr>
-              <w:t>71,7</w:t>
+              <w:t>65</w:t>
             </w:r>
           </w:p>
         </w:tc>
@@ -2432,7 +2432,7 @@
               <w:rPr>
                 <w:sz w:val="18"/>
               </w:rPr>
-              <w:t>OULIMATA DIENE (EQ1)</w:t>
+              <w:t>MATAR GUEYE (EQ4)</w:t>
             </w:r>
           </w:p>
         </w:tc>
@@ -2446,7 +2446,7 @@
               <w:rPr>
                 <w:sz w:val="18"/>
               </w:rPr>
-              <w:t>94</w:t>
+              <w:t>75</w:t>
             </w:r>
           </w:p>
         </w:tc>
@@ -2460,7 +2460,7 @@
               <w:rPr>
                 <w:sz w:val="18"/>
               </w:rPr>
-              <w:t>1</w:t>
+              <w:t>3</w:t>
             </w:r>
           </w:p>
         </w:tc>
@@ -2474,7 +2474,7 @@
               <w:rPr>
                 <w:sz w:val="18"/>
               </w:rPr>
-              <w:t>79</w:t>
+              <w:t>69</w:t>
             </w:r>
           </w:p>
         </w:tc>
@@ -2502,7 +2502,7 @@
               <w:rPr>
                 <w:sz w:val="18"/>
               </w:rPr>
-              <w:t>65,8</w:t>
+              <w:t>57,5</w:t>
             </w:r>
           </w:p>
         </w:tc>
@@ -2518,7 +2518,7 @@
               <w:rPr>
                 <w:sz w:val="18"/>
               </w:rPr>
-              <w:t>EL HADJ FALLOU DIALLO (EQ24)</w:t>
+              <w:t>DJIBRIL BA (EQ6)</w:t>
             </w:r>
           </w:p>
         </w:tc>
@@ -2532,7 +2532,7 @@
               <w:rPr>
                 <w:sz w:val="18"/>
               </w:rPr>
-              <w:t>84</w:t>
+              <w:t>75</w:t>
             </w:r>
           </w:p>
         </w:tc>
@@ -2546,7 +2546,7 @@
               <w:rPr>
                 <w:sz w:val="18"/>
               </w:rPr>
-              <w:t>2</w:t>
+              <w:t>0</w:t>
             </w:r>
           </w:p>
         </w:tc>
@@ -2560,7 +2560,7 @@
               <w:rPr>
                 <w:sz w:val="18"/>
               </w:rPr>
-              <w:t>77</w:t>
+              <w:t>68</w:t>
             </w:r>
           </w:p>
         </w:tc>
@@ -2588,7 +2588,7 @@
               <w:rPr>
                 <w:sz w:val="18"/>
               </w:rPr>
-              <w:t>64,2</w:t>
+              <w:t>56,7</w:t>
             </w:r>
           </w:p>
         </w:tc>
@@ -2604,7 +2604,7 @@
               <w:rPr>
                 <w:sz w:val="18"/>
               </w:rPr>
-              <w:t>AMADOU GUEYE (EQ26)</w:t>
+              <w:t>FATOU MARIE MBODJI (EQ2)</w:t>
             </w:r>
           </w:p>
         </w:tc>
@@ -2618,7 +2618,7 @@
               <w:rPr>
                 <w:sz w:val="18"/>
               </w:rPr>
-              <w:t>78</w:t>
+              <w:t>105</w:t>
             </w:r>
           </w:p>
         </w:tc>
@@ -2632,7 +2632,7 @@
               <w:rPr>
                 <w:sz w:val="18"/>
               </w:rPr>
-              <w:t>1</w:t>
+              <w:t>8</w:t>
             </w:r>
           </w:p>
         </w:tc>
@@ -2646,7 +2646,7 @@
               <w:rPr>
                 <w:sz w:val="18"/>
               </w:rPr>
-              <w:t>73</w:t>
+              <w:t>67</w:t>
             </w:r>
           </w:p>
         </w:tc>
@@ -2674,7 +2674,7 @@
               <w:rPr>
                 <w:sz w:val="18"/>
               </w:rPr>
-              <w:t>60,8</w:t>
+              <w:t>55,8</w:t>
             </w:r>
           </w:p>
         </w:tc>
@@ -2690,7 +2690,7 @@
               <w:rPr>
                 <w:sz w:val="18"/>
               </w:rPr>
-              <w:t>AMINATA DJIBY NDIAYE (EQ13)</w:t>
+              <w:t>BAYE ASSE DIOP (EQ17)</w:t>
             </w:r>
           </w:p>
         </w:tc>
@@ -2704,7 +2704,7 @@
               <w:rPr>
                 <w:sz w:val="18"/>
               </w:rPr>
-              <w:t>72</w:t>
+              <w:t>82</w:t>
             </w:r>
           </w:p>
         </w:tc>
@@ -2732,7 +2732,7 @@
               <w:rPr>
                 <w:sz w:val="18"/>
               </w:rPr>
-              <w:t>71</w:t>
+              <w:t>66</w:t>
             </w:r>
           </w:p>
         </w:tc>
@@ -2760,7 +2760,7 @@
               <w:rPr>
                 <w:sz w:val="18"/>
               </w:rPr>
-              <w:t>59,2</w:t>
+              <w:t>55</w:t>
             </w:r>
           </w:p>
         </w:tc>
@@ -2776,7 +2776,7 @@
               <w:rPr>
                 <w:sz w:val="18"/>
               </w:rPr>
-              <w:t>TALLA NGOM (EQ25)</w:t>
+              <w:t>AMADOU GUEYE (EQ26)</w:t>
             </w:r>
           </w:p>
         </w:tc>
@@ -2790,7 +2790,7 @@
               <w:rPr>
                 <w:sz w:val="18"/>
               </w:rPr>
-              <w:t>75</w:t>
+              <w:t>78</w:t>
             </w:r>
           </w:p>
         </w:tc>
@@ -2818,7 +2818,7 @@
               <w:rPr>
                 <w:sz w:val="18"/>
               </w:rPr>
-              <w:t>71</w:t>
+              <w:t>64</w:t>
             </w:r>
           </w:p>
         </w:tc>
@@ -2846,7 +2846,7 @@
               <w:rPr>
                 <w:sz w:val="18"/>
               </w:rPr>
-              <w:t>59,2</w:t>
+              <w:t>53,3</w:t>
             </w:r>
           </w:p>
         </w:tc>
@@ -2862,7 +2862,7 @@
               <w:rPr>
                 <w:sz w:val="18"/>
               </w:rPr>
-              <w:t>ELHADJI DJIBRIL DIOUF (EQ27)</w:t>
+              <w:t>MAIMOUNA KOURMANG (EQ35)</w:t>
             </w:r>
           </w:p>
         </w:tc>
@@ -2876,7 +2876,7 @@
               <w:rPr>
                 <w:sz w:val="18"/>
               </w:rPr>
-              <w:t>71</w:t>
+              <w:t>75</w:t>
             </w:r>
           </w:p>
         </w:tc>
@@ -2904,7 +2904,7 @@
               <w:rPr>
                 <w:sz w:val="18"/>
               </w:rPr>
-              <w:t>70</w:t>
+              <w:t>63</w:t>
             </w:r>
           </w:p>
         </w:tc>
@@ -2932,7 +2932,7 @@
               <w:rPr>
                 <w:sz w:val="18"/>
               </w:rPr>
-              <w:t>58,3</w:t>
+              <w:t>52,5</w:t>
             </w:r>
           </w:p>
         </w:tc>
@@ -2948,7 +2948,7 @@
               <w:rPr>
                 <w:sz w:val="18"/>
               </w:rPr>
-              <w:t>MODOU DIONE (EQ29)</w:t>
+              <w:t>OULIMATA DIENE (EQ1)</w:t>
             </w:r>
           </w:p>
         </w:tc>
@@ -2962,7 +2962,7 @@
               <w:rPr>
                 <w:sz w:val="18"/>
               </w:rPr>
-              <w:t>77</w:t>
+              <w:t>94</w:t>
             </w:r>
           </w:p>
         </w:tc>
@@ -2976,7 +2976,7 @@
               <w:rPr>
                 <w:sz w:val="18"/>
               </w:rPr>
-              <w:t>0</w:t>
+              <w:t>1</w:t>
             </w:r>
           </w:p>
         </w:tc>
@@ -2990,7 +2990,7 @@
               <w:rPr>
                 <w:sz w:val="18"/>
               </w:rPr>
-              <w:t>68</w:t>
+              <w:t>61</w:t>
             </w:r>
           </w:p>
         </w:tc>
@@ -3018,7 +3018,7 @@
               <w:rPr>
                 <w:sz w:val="18"/>
               </w:rPr>
-              <w:t>56,7</w:t>
+              <w:t>50,8</w:t>
             </w:r>
           </w:p>
         </w:tc>
@@ -3034,7 +3034,7 @@
               <w:rPr>
                 <w:sz w:val="18"/>
               </w:rPr>
-              <w:t>MATAR GUEYE (EQ4)</w:t>
+              <w:t>AMINATA DJIBY NDIAYE (EQ13)</w:t>
             </w:r>
           </w:p>
         </w:tc>
@@ -3048,7 +3048,7 @@
               <w:rPr>
                 <w:sz w:val="18"/>
               </w:rPr>
-              <w:t>75</w:t>
+              <w:t>72</w:t>
             </w:r>
           </w:p>
         </w:tc>
@@ -3062,7 +3062,7 @@
               <w:rPr>
                 <w:sz w:val="18"/>
               </w:rPr>
-              <w:t>3</w:t>
+              <w:t>0</w:t>
             </w:r>
           </w:p>
         </w:tc>
@@ -3076,7 +3076,7 @@
               <w:rPr>
                 <w:sz w:val="18"/>
               </w:rPr>
-              <w:t>68</w:t>
+              <w:t>60</w:t>
             </w:r>
           </w:p>
         </w:tc>
@@ -3104,7 +3104,7 @@
               <w:rPr>
                 <w:sz w:val="18"/>
               </w:rPr>
-              <w:t>56,7</w:t>
+              <w:t>50</w:t>
             </w:r>
           </w:p>
         </w:tc>
@@ -3120,7 +3120,7 @@
               <w:rPr>
                 <w:sz w:val="18"/>
               </w:rPr>
-              <w:t>MAIMOUNA KOURMANG (EQ35)</w:t>
+              <w:t>MAME DIARRA COLY (EQ34)</w:t>
             </w:r>
           </w:p>
         </w:tc>
@@ -3134,7 +3134,7 @@
               <w:rPr>
                 <w:sz w:val="18"/>
               </w:rPr>
-              <w:t>75</w:t>
+              <w:t>63</w:t>
             </w:r>
           </w:p>
         </w:tc>
@@ -3162,7 +3162,7 @@
               <w:rPr>
                 <w:sz w:val="18"/>
               </w:rPr>
-              <w:t>67</w:t>
+              <w:t>60</w:t>
             </w:r>
           </w:p>
         </w:tc>
@@ -3190,7 +3190,7 @@
               <w:rPr>
                 <w:sz w:val="18"/>
               </w:rPr>
-              <w:t>55,8</w:t>
+              <w:t>50</w:t>
             </w:r>
           </w:p>
         </w:tc>
@@ -3206,7 +3206,7 @@
               <w:rPr>
                 <w:sz w:val="18"/>
               </w:rPr>
-              <w:t>BAYE ASSE DIOP (EQ17)</w:t>
+              <w:t>TALLA NGOM (EQ25)</w:t>
             </w:r>
           </w:p>
         </w:tc>
@@ -3220,7 +3220,7 @@
               <w:rPr>
                 <w:sz w:val="18"/>
               </w:rPr>
-              <w:t>82</w:t>
+              <w:t>75</w:t>
             </w:r>
           </w:p>
         </w:tc>
@@ -3234,7 +3234,7 @@
               <w:rPr>
                 <w:sz w:val="18"/>
               </w:rPr>
-              <w:t>0</w:t>
+              <w:t>1</w:t>
             </w:r>
           </w:p>
         </w:tc>
@@ -3248,7 +3248,7 @@
               <w:rPr>
                 <w:sz w:val="18"/>
               </w:rPr>
-              <w:t>67</w:t>
+              <w:t>60</w:t>
             </w:r>
           </w:p>
         </w:tc>
@@ -3276,7 +3276,7 @@
               <w:rPr>
                 <w:sz w:val="18"/>
               </w:rPr>
-              <w:t>55,8</w:t>
+              <w:t>50</w:t>
             </w:r>
           </w:p>
         </w:tc>
@@ -3292,7 +3292,7 @@
               <w:rPr>
                 <w:sz w:val="18"/>
               </w:rPr>
-              <w:t>DAME NIANG (EQ23)</w:t>
+              <w:t>SOUDOU FAYE (EQ22)</w:t>
             </w:r>
           </w:p>
         </w:tc>
@@ -3306,7 +3306,7 @@
               <w:rPr>
                 <w:sz w:val="18"/>
               </w:rPr>
-              <w:t>74</w:t>
+              <w:t>61</w:t>
             </w:r>
           </w:p>
         </w:tc>
@@ -3320,7 +3320,7 @@
               <w:rPr>
                 <w:sz w:val="18"/>
               </w:rPr>
-              <w:t>2</w:t>
+              <w:t>0</w:t>
             </w:r>
           </w:p>
         </w:tc>
@@ -3334,7 +3334,7 @@
               <w:rPr>
                 <w:sz w:val="18"/>
               </w:rPr>
-              <w:t>67</w:t>
+              <w:t>58</w:t>
             </w:r>
           </w:p>
         </w:tc>
@@ -3362,7 +3362,7 @@
               <w:rPr>
                 <w:sz w:val="18"/>
               </w:rPr>
-              <w:t>55,8</w:t>
+              <w:t>48,3</w:t>
             </w:r>
           </w:p>
         </w:tc>
@@ -3378,7 +3378,7 @@
               <w:rPr>
                 <w:sz w:val="18"/>
               </w:rPr>
-              <w:t>BAYE CHEIKH NIANG (EQ10)</w:t>
+              <w:t>FODE BAYO (EQ33)</w:t>
             </w:r>
           </w:p>
         </w:tc>
@@ -3392,7 +3392,7 @@
               <w:rPr>
                 <w:sz w:val="18"/>
               </w:rPr>
-              <w:t>66</w:t>
+              <w:t>62</w:t>
             </w:r>
           </w:p>
         </w:tc>
@@ -3420,7 +3420,7 @@
               <w:rPr>
                 <w:sz w:val="18"/>
               </w:rPr>
-              <w:t>64</w:t>
+              <w:t>58</w:t>
             </w:r>
           </w:p>
         </w:tc>
@@ -3448,7 +3448,7 @@
               <w:rPr>
                 <w:sz w:val="18"/>
               </w:rPr>
-              <w:t>53,3</w:t>
+              <w:t>48,3</w:t>
             </w:r>
           </w:p>
         </w:tc>
@@ -3464,7 +3464,7 @@
               <w:rPr>
                 <w:sz w:val="18"/>
               </w:rPr>
-              <w:t>FATOU NDIAYE GAYE (EQ11)</w:t>
+              <w:t>MANSOUR NDAO (EQ20)</w:t>
             </w:r>
           </w:p>
         </w:tc>
@@ -3478,7 +3478,7 @@
               <w:rPr>
                 <w:sz w:val="18"/>
               </w:rPr>
-              <w:t>71</w:t>
+              <w:t>68</w:t>
             </w:r>
           </w:p>
         </w:tc>
@@ -3492,7 +3492,7 @@
               <w:rPr>
                 <w:sz w:val="18"/>
               </w:rPr>
-              <w:t>2</w:t>
+              <w:t>0</w:t>
             </w:r>
           </w:p>
         </w:tc>
@@ -3506,7 +3506,7 @@
               <w:rPr>
                 <w:sz w:val="18"/>
               </w:rPr>
-              <w:t>64</w:t>
+              <w:t>57</w:t>
             </w:r>
           </w:p>
         </w:tc>
@@ -3534,7 +3534,7 @@
               <w:rPr>
                 <w:sz w:val="18"/>
               </w:rPr>
-              <w:t>53,3</w:t>
+              <w:t>47,5</w:t>
             </w:r>
           </w:p>
         </w:tc>
@@ -3550,7 +3550,7 @@
               <w:rPr>
                 <w:sz w:val="18"/>
               </w:rPr>
-              <w:t>ABIBOU NDIAYE (EQ30)</w:t>
+              <w:t>FATOU NDIAYE GAYE (EQ11)</w:t>
             </w:r>
           </w:p>
         </w:tc>
@@ -3564,7 +3564,7 @@
               <w:rPr>
                 <w:sz w:val="18"/>
               </w:rPr>
-              <w:t>74</w:t>
+              <w:t>71</w:t>
             </w:r>
           </w:p>
         </w:tc>
@@ -3578,7 +3578,7 @@
               <w:rPr>
                 <w:sz w:val="18"/>
               </w:rPr>
-              <w:t>0</w:t>
+              <w:t>2</w:t>
             </w:r>
           </w:p>
         </w:tc>
@@ -3592,7 +3592,7 @@
               <w:rPr>
                 <w:sz w:val="18"/>
               </w:rPr>
-              <w:t>64</w:t>
+              <w:t>57</w:t>
             </w:r>
           </w:p>
         </w:tc>
@@ -3620,7 +3620,7 @@
               <w:rPr>
                 <w:sz w:val="18"/>
               </w:rPr>
-              <w:t>53,3</w:t>
+              <w:t>47,5</w:t>
             </w:r>
           </w:p>
         </w:tc>
@@ -3636,7 +3636,7 @@
               <w:rPr>
                 <w:sz w:val="18"/>
               </w:rPr>
-              <w:t>MANSOUR NDAO (EQ20)</w:t>
+              <w:t>ALASSANE NDOYE DIALLO (EQ18)</w:t>
             </w:r>
           </w:p>
         </w:tc>
@@ -3650,7 +3650,7 @@
               <w:rPr>
                 <w:sz w:val="18"/>
               </w:rPr>
-              <w:t>68</w:t>
+              <w:t>60</w:t>
             </w:r>
           </w:p>
         </w:tc>
@@ -3678,7 +3678,7 @@
               <w:rPr>
                 <w:sz w:val="18"/>
               </w:rPr>
-              <w:t>64</w:t>
+              <w:t>57</w:t>
             </w:r>
           </w:p>
         </w:tc>
@@ -3706,7 +3706,7 @@
               <w:rPr>
                 <w:sz w:val="18"/>
               </w:rPr>
-              <w:t>53,3</w:t>
+              <w:t>47,5</w:t>
             </w:r>
           </w:p>
         </w:tc>
@@ -3722,7 +3722,7 @@
               <w:rPr>
                 <w:sz w:val="18"/>
               </w:rPr>
-              <w:t>OUSSEYNOU BOYE (EQ12)</w:t>
+              <w:t>DIARIETOU DJIBA (EQ5)</w:t>
             </w:r>
           </w:p>
         </w:tc>
@@ -3736,7 +3736,7 @@
               <w:rPr>
                 <w:sz w:val="18"/>
               </w:rPr>
-              <w:t>66</w:t>
+              <w:t>78</w:t>
             </w:r>
           </w:p>
         </w:tc>
@@ -3750,7 +3750,7 @@
               <w:rPr>
                 <w:sz w:val="18"/>
               </w:rPr>
-              <w:t>0</w:t>
+              <w:t>2</w:t>
             </w:r>
           </w:p>
         </w:tc>
@@ -3764,7 +3764,7 @@
               <w:rPr>
                 <w:sz w:val="18"/>
               </w:rPr>
-              <w:t>64</w:t>
+              <w:t>55</w:t>
             </w:r>
           </w:p>
         </w:tc>
@@ -3792,7 +3792,7 @@
               <w:rPr>
                 <w:sz w:val="18"/>
               </w:rPr>
-              <w:t>53,3</w:t>
+              <w:t>45,8</w:t>
             </w:r>
           </w:p>
         </w:tc>
@@ -3808,7 +3808,7 @@
               <w:rPr>
                 <w:sz w:val="18"/>
               </w:rPr>
-              <w:t>DJIBRIL BA (EQ6)</w:t>
+              <w:t>DAME NIANG (EQ23)</w:t>
             </w:r>
           </w:p>
         </w:tc>
@@ -3822,7 +3822,7 @@
               <w:rPr>
                 <w:sz w:val="18"/>
               </w:rPr>
-              <w:t>75</w:t>
+              <w:t>74</w:t>
             </w:r>
           </w:p>
         </w:tc>
@@ -3836,7 +3836,7 @@
               <w:rPr>
                 <w:sz w:val="18"/>
               </w:rPr>
-              <w:t>0</w:t>
+              <w:t>2</w:t>
             </w:r>
           </w:p>
         </w:tc>
@@ -3850,7 +3850,7 @@
               <w:rPr>
                 <w:sz w:val="18"/>
               </w:rPr>
-              <w:t>63</w:t>
+              <w:t>54</w:t>
             </w:r>
           </w:p>
         </w:tc>
@@ -3878,7 +3878,7 @@
               <w:rPr>
                 <w:sz w:val="18"/>
               </w:rPr>
-              <w:t>52,5</w:t>
+              <w:t>45</w:t>
             </w:r>
           </w:p>
         </w:tc>
@@ -3894,7 +3894,7 @@
               <w:rPr>
                 <w:sz w:val="18"/>
               </w:rPr>
-              <w:t>AWA DIALLO (EQ3)</w:t>
+              <w:t>BAYE CHEIKH NIANG (EQ10)</w:t>
             </w:r>
           </w:p>
         </w:tc>
@@ -3908,7 +3908,7 @@
               <w:rPr>
                 <w:sz w:val="18"/>
               </w:rPr>
-              <w:t>71</w:t>
+              <w:t>66</w:t>
             </w:r>
           </w:p>
         </w:tc>
@@ -3936,7 +3936,7 @@
               <w:rPr>
                 <w:sz w:val="18"/>
               </w:rPr>
-              <w:t>62</w:t>
+              <w:t>53</w:t>
             </w:r>
           </w:p>
         </w:tc>
@@ -3964,7 +3964,7 @@
               <w:rPr>
                 <w:sz w:val="18"/>
               </w:rPr>
-              <w:t>51,7</w:t>
+              <w:t>44,2</w:t>
             </w:r>
           </w:p>
         </w:tc>
@@ -3980,7 +3980,7 @@
               <w:rPr>
                 <w:sz w:val="18"/>
               </w:rPr>
-              <w:t>SARA NIANG (EQ7)</w:t>
+              <w:t>MODOU DIONE (EQ29)</w:t>
             </w:r>
           </w:p>
         </w:tc>
@@ -3994,7 +3994,7 @@
               <w:rPr>
                 <w:sz w:val="18"/>
               </w:rPr>
-              <w:t>72</w:t>
+              <w:t>77</w:t>
             </w:r>
           </w:p>
         </w:tc>
@@ -4022,7 +4022,7 @@
               <w:rPr>
                 <w:sz w:val="18"/>
               </w:rPr>
-              <w:t>61</w:t>
+              <w:t>53</w:t>
             </w:r>
           </w:p>
         </w:tc>
@@ -4050,7 +4050,7 @@
               <w:rPr>
                 <w:sz w:val="18"/>
               </w:rPr>
-              <w:t>50,8</w:t>
+              <w:t>44,2</w:t>
             </w:r>
           </w:p>
         </w:tc>
@@ -4066,7 +4066,7 @@
               <w:rPr>
                 <w:sz w:val="18"/>
               </w:rPr>
-              <w:t>DIARIETOU DJIBA (EQ5)</w:t>
+              <w:t>ELHADJI DJIBRIL DIOUF (EQ27)</w:t>
             </w:r>
           </w:p>
         </w:tc>
@@ -4080,7 +4080,7 @@
               <w:rPr>
                 <w:sz w:val="18"/>
               </w:rPr>
-              <w:t>78</w:t>
+              <w:t>71</w:t>
             </w:r>
           </w:p>
         </w:tc>
@@ -4094,7 +4094,7 @@
               <w:rPr>
                 <w:sz w:val="18"/>
               </w:rPr>
-              <w:t>2</w:t>
+              <w:t>0</w:t>
             </w:r>
           </w:p>
         </w:tc>
@@ -4108,7 +4108,7 @@
               <w:rPr>
                 <w:sz w:val="18"/>
               </w:rPr>
-              <w:t>61</w:t>
+              <w:t>53</w:t>
             </w:r>
           </w:p>
         </w:tc>
@@ -4136,7 +4136,7 @@
               <w:rPr>
                 <w:sz w:val="18"/>
               </w:rPr>
-              <w:t>50,8</w:t>
+              <w:t>44,2</w:t>
             </w:r>
           </w:p>
         </w:tc>
@@ -4152,7 +4152,7 @@
               <w:rPr>
                 <w:sz w:val="18"/>
               </w:rPr>
-              <w:t>SOUDOU FAYE (EQ22)</w:t>
+              <w:t>SENABOU BADJI (EQ32)</w:t>
             </w:r>
           </w:p>
         </w:tc>
@@ -4166,7 +4166,7 @@
               <w:rPr>
                 <w:sz w:val="18"/>
               </w:rPr>
-              <w:t>61</w:t>
+              <w:t>62</w:t>
             </w:r>
           </w:p>
         </w:tc>
@@ -4194,7 +4194,7 @@
               <w:rPr>
                 <w:sz w:val="18"/>
               </w:rPr>
-              <w:t>60</w:t>
+              <w:t>53</w:t>
             </w:r>
           </w:p>
         </w:tc>
@@ -4222,7 +4222,7 @@
               <w:rPr>
                 <w:sz w:val="18"/>
               </w:rPr>
-              <w:t>50</w:t>
+              <w:t>44,2</w:t>
             </w:r>
           </w:p>
         </w:tc>
@@ -4238,7 +4238,7 @@
               <w:rPr>
                 <w:sz w:val="18"/>
               </w:rPr>
-              <w:t>ROKHAYA NGOM (EQ31)</w:t>
+              <w:t>ABDOU KHADRE FALL (EQ8)</w:t>
             </w:r>
           </w:p>
         </w:tc>
@@ -4280,7 +4280,7 @@
               <w:rPr>
                 <w:sz w:val="18"/>
               </w:rPr>
-              <w:t>60</w:t>
+              <w:t>52</w:t>
             </w:r>
           </w:p>
         </w:tc>
@@ -4308,7 +4308,7 @@
               <w:rPr>
                 <w:sz w:val="18"/>
               </w:rPr>
-              <w:t>50</w:t>
+              <w:t>43,3</w:t>
             </w:r>
           </w:p>
         </w:tc>
@@ -4324,7 +4324,7 @@
               <w:rPr>
                 <w:sz w:val="18"/>
               </w:rPr>
-              <w:t>FODE BAYO (EQ33)</w:t>
+              <w:t>OUSMANE MBENGUE (EQ28)</w:t>
             </w:r>
           </w:p>
         </w:tc>
@@ -4338,7 +4338,7 @@
               <w:rPr>
                 <w:sz w:val="18"/>
               </w:rPr>
-              <w:t>62</w:t>
+              <w:t>65</w:t>
             </w:r>
           </w:p>
         </w:tc>
@@ -4366,7 +4366,7 @@
               <w:rPr>
                 <w:sz w:val="18"/>
               </w:rPr>
-              <w:t>59</w:t>
+              <w:t>51</w:t>
             </w:r>
           </w:p>
         </w:tc>
@@ -4394,7 +4394,7 @@
               <w:rPr>
                 <w:sz w:val="18"/>
               </w:rPr>
-              <w:t>49,2</w:t>
+              <w:t>42,5</w:t>
             </w:r>
           </w:p>
         </w:tc>
@@ -4410,7 +4410,7 @@
               <w:rPr>
                 <w:sz w:val="18"/>
               </w:rPr>
-              <w:t>ABDOU KHADRE FALL (EQ8)</w:t>
+              <w:t>OUMAR WELE (EQ14)</w:t>
             </w:r>
           </w:p>
         </w:tc>
@@ -4438,7 +4438,7 @@
               <w:rPr>
                 <w:sz w:val="18"/>
               </w:rPr>
-              <w:t>0</w:t>
+              <w:t>1</w:t>
             </w:r>
           </w:p>
         </w:tc>
@@ -4452,7 +4452,7 @@
               <w:rPr>
                 <w:sz w:val="18"/>
               </w:rPr>
-              <w:t>59</w:t>
+              <w:t>49</w:t>
             </w:r>
           </w:p>
         </w:tc>
@@ -4480,7 +4480,7 @@
               <w:rPr>
                 <w:sz w:val="18"/>
               </w:rPr>
-              <w:t>49,2</w:t>
+              <w:t>40,8</w:t>
             </w:r>
           </w:p>
         </w:tc>
@@ -4496,7 +4496,7 @@
               <w:rPr>
                 <w:sz w:val="18"/>
               </w:rPr>
-              <w:t>OUSMANE MBENGUE (EQ28)</w:t>
+              <w:t>SARA NIANG (EQ7)</w:t>
             </w:r>
           </w:p>
         </w:tc>
@@ -4510,7 +4510,7 @@
               <w:rPr>
                 <w:sz w:val="18"/>
               </w:rPr>
-              <w:t>65</w:t>
+              <w:t>72</w:t>
             </w:r>
           </w:p>
         </w:tc>
@@ -4538,7 +4538,7 @@
               <w:rPr>
                 <w:sz w:val="18"/>
               </w:rPr>
-              <w:t>59</w:t>
+              <w:t>49</w:t>
             </w:r>
           </w:p>
         </w:tc>
@@ -4566,7 +4566,7 @@
               <w:rPr>
                 <w:sz w:val="18"/>
               </w:rPr>
-              <w:t>49,2</w:t>
+              <w:t>40,8</w:t>
             </w:r>
           </w:p>
         </w:tc>
@@ -4582,7 +4582,7 @@
               <w:rPr>
                 <w:sz w:val="18"/>
               </w:rPr>
-              <w:t>SENABOU BADJI (EQ32)</w:t>
+              <w:t>OUSSEYNOU BOYE (EQ12)</w:t>
             </w:r>
           </w:p>
         </w:tc>
@@ -4596,7 +4596,7 @@
               <w:rPr>
                 <w:sz w:val="18"/>
               </w:rPr>
-              <w:t>62</w:t>
+              <w:t>66</w:t>
             </w:r>
           </w:p>
         </w:tc>
@@ -4624,7 +4624,7 @@
               <w:rPr>
                 <w:sz w:val="18"/>
               </w:rPr>
-              <w:t>59</w:t>
+              <w:t>48</w:t>
             </w:r>
           </w:p>
         </w:tc>
@@ -4652,7 +4652,7 @@
               <w:rPr>
                 <w:sz w:val="18"/>
               </w:rPr>
-              <w:t>49,2</w:t>
+              <w:t>40</w:t>
             </w:r>
           </w:p>
         </w:tc>
@@ -4668,7 +4668,7 @@
               <w:rPr>
                 <w:sz w:val="18"/>
               </w:rPr>
-              <w:t>MAME DIARRA COLY (EQ34)</w:t>
+              <w:t>ALASSANE HENRY DIEDHIOU (EQ16)</w:t>
             </w:r>
           </w:p>
         </w:tc>
@@ -4682,7 +4682,7 @@
               <w:rPr>
                 <w:sz w:val="18"/>
               </w:rPr>
-              <w:t>63</w:t>
+              <w:t>49</w:t>
             </w:r>
           </w:p>
         </w:tc>
@@ -4710,7 +4710,7 @@
               <w:rPr>
                 <w:sz w:val="18"/>
               </w:rPr>
-              <w:t>57</w:t>
+              <w:t>47</w:t>
             </w:r>
           </w:p>
         </w:tc>
@@ -4738,7 +4738,7 @@
               <w:rPr>
                 <w:sz w:val="18"/>
               </w:rPr>
-              <w:t>47,5</w:t>
+              <w:t>39,2</w:t>
             </w:r>
           </w:p>
         </w:tc>
@@ -4754,7 +4754,7 @@
               <w:rPr>
                 <w:sz w:val="18"/>
               </w:rPr>
-              <w:t>OUMAR WELE (EQ14)</w:t>
+              <w:t>ROKHAYA NGOM (EQ31)</w:t>
             </w:r>
           </w:p>
         </w:tc>
@@ -4782,7 +4782,7 @@
               <w:rPr>
                 <w:sz w:val="18"/>
               </w:rPr>
-              <w:t>1</w:t>
+              <w:t>0</w:t>
             </w:r>
           </w:p>
         </w:tc>
@@ -4796,7 +4796,7 @@
               <w:rPr>
                 <w:sz w:val="18"/>
               </w:rPr>
-              <w:t>56</w:t>
+              <w:t>46</w:t>
             </w:r>
           </w:p>
         </w:tc>
@@ -4824,7 +4824,7 @@
               <w:rPr>
                 <w:sz w:val="18"/>
               </w:rPr>
-              <w:t>46,7</w:t>
+              <w:t>38,3</w:t>
             </w:r>
           </w:p>
         </w:tc>
@@ -4840,7 +4840,7 @@
               <w:rPr>
                 <w:sz w:val="18"/>
               </w:rPr>
-              <w:t>BABACAR SENE (EQ9)</w:t>
+              <w:t>AL HASSANE DIOUF (EQ21)</w:t>
             </w:r>
           </w:p>
         </w:tc>
@@ -4854,7 +4854,7 @@
               <w:rPr>
                 <w:sz w:val="18"/>
               </w:rPr>
-              <w:t>62</w:t>
+              <w:t>54</w:t>
             </w:r>
           </w:p>
         </w:tc>
@@ -4882,7 +4882,7 @@
               <w:rPr>
                 <w:sz w:val="18"/>
               </w:rPr>
-              <w:t>60</w:t>
+              <w:t>46</w:t>
             </w:r>
           </w:p>
         </w:tc>
@@ -4896,7 +4896,7 @@
               <w:rPr>
                 <w:sz w:val="18"/>
               </w:rPr>
-              <w:t>132</w:t>
+              <w:t>120</w:t>
             </w:r>
           </w:p>
         </w:tc>
@@ -4910,7 +4910,7 @@
               <w:rPr>
                 <w:sz w:val="18"/>
               </w:rPr>
-              <w:t>45,5</w:t>
+              <w:t>38,3</w:t>
             </w:r>
           </w:p>
         </w:tc>
@@ -4968,7 +4968,7 @@
               <w:rPr>
                 <w:sz w:val="18"/>
               </w:rPr>
-              <w:t>54</w:t>
+              <w:t>41</w:t>
             </w:r>
           </w:p>
         </w:tc>
@@ -4996,7 +4996,7 @@
               <w:rPr>
                 <w:sz w:val="18"/>
               </w:rPr>
-              <w:t>45</w:t>
+              <w:t>34,2</w:t>
             </w:r>
           </w:p>
         </w:tc>
@@ -5012,7 +5012,7 @@
               <w:rPr>
                 <w:sz w:val="18"/>
               </w:rPr>
-              <w:t>AL HASSANE DIOUF (EQ21)</w:t>
+              <w:t>ABIBOU NDIAYE (EQ30)</w:t>
             </w:r>
           </w:p>
         </w:tc>
@@ -5026,7 +5026,7 @@
               <w:rPr>
                 <w:sz w:val="18"/>
               </w:rPr>
-              <w:t>54</w:t>
+              <w:t>74</w:t>
             </w:r>
           </w:p>
         </w:tc>
@@ -5054,7 +5054,7 @@
               <w:rPr>
                 <w:sz w:val="18"/>
               </w:rPr>
-              <w:t>54</w:t>
+              <w:t>41</w:t>
             </w:r>
           </w:p>
         </w:tc>
@@ -5082,7 +5082,7 @@
               <w:rPr>
                 <w:sz w:val="18"/>
               </w:rPr>
-              <w:t>45</w:t>
+              <w:t>34,2</w:t>
             </w:r>
           </w:p>
         </w:tc>
@@ -5098,7 +5098,7 @@
               <w:rPr>
                 <w:sz w:val="18"/>
               </w:rPr>
-              <w:t>ALASSANE HENRY DIEDHIOU (EQ16)</w:t>
+              <w:t>AWA DIALLO (EQ3)</w:t>
             </w:r>
           </w:p>
         </w:tc>
@@ -5112,7 +5112,7 @@
               <w:rPr>
                 <w:sz w:val="18"/>
               </w:rPr>
-              <w:t>49</w:t>
+              <w:t>71</w:t>
             </w:r>
           </w:p>
         </w:tc>
@@ -5140,7 +5140,7 @@
               <w:rPr>
                 <w:sz w:val="18"/>
               </w:rPr>
-              <w:t>49</w:t>
+              <w:t>39</w:t>
             </w:r>
           </w:p>
         </w:tc>
@@ -5168,7 +5168,7 @@
               <w:rPr>
                 <w:sz w:val="18"/>
               </w:rPr>
-              <w:t>40,8</w:t>
+              <w:t>32,5</w:t>
             </w:r>
           </w:p>
         </w:tc>
@@ -5184,7 +5184,7 @@
               <w:rPr>
                 <w:sz w:val="18"/>
               </w:rPr>
-              <w:t>ALASSANE NDOYE DIALLO (EQ18)</w:t>
+              <w:t>MAMADOU MOURTALLA DIENG (EQ15)</w:t>
             </w:r>
           </w:p>
         </w:tc>
@@ -5198,7 +5198,7 @@
               <w:rPr>
                 <w:sz w:val="18"/>
               </w:rPr>
-              <w:t>60</w:t>
+              <w:t>55</w:t>
             </w:r>
           </w:p>
         </w:tc>
@@ -5226,7 +5226,7 @@
               <w:rPr>
                 <w:sz w:val="18"/>
               </w:rPr>
-              <w:t>49</w:t>
+              <w:t>35</w:t>
             </w:r>
           </w:p>
         </w:tc>
@@ -5254,7 +5254,7 @@
               <w:rPr>
                 <w:sz w:val="18"/>
               </w:rPr>
-              <w:t>40,8</w:t>
+              <w:t>29,2</w:t>
             </w:r>
           </w:p>
         </w:tc>
@@ -5270,7 +5270,7 @@
               <w:rPr>
                 <w:sz w:val="18"/>
               </w:rPr>
-              <w:t>MAMADOU MOURTALLA DIENG (EQ15)</w:t>
+              <w:t>BABACAR SENE (EQ9)</w:t>
             </w:r>
           </w:p>
         </w:tc>
@@ -5284,7 +5284,7 @@
               <w:rPr>
                 <w:sz w:val="18"/>
               </w:rPr>
-              <w:t>55</w:t>
+              <w:t>62</w:t>
             </w:r>
           </w:p>
         </w:tc>
@@ -5312,7 +5312,7 @@
               <w:rPr>
                 <w:sz w:val="18"/>
               </w:rPr>
-              <w:t>49</w:t>
+              <w:t>16</w:t>
             </w:r>
           </w:p>
         </w:tc>
@@ -5326,7 +5326,7 @@
               <w:rPr>
                 <w:sz w:val="18"/>
               </w:rPr>
-              <w:t>120</w:t>
+              <w:t>132</w:t>
             </w:r>
           </w:p>
         </w:tc>
@@ -5340,7 +5340,7 @@
               <w:rPr>
                 <w:sz w:val="18"/>
               </w:rPr>
-              <w:t>40,8</w:t>
+              <w:t>12,1</w:t>
             </w:r>
           </w:p>
         </w:tc>
@@ -5363,7 +5363,7 @@
           <w:color w:val="1E293B"/>
           <w:sz w:val="20"/>
         </w:rPr>
-        <w:t>Tableau 3 : Situation de la collecte</w:t>
+        <w:t>Tableau 3 : Situation de la collecte (statut d'entretien Survey Solutions)</w:t>
       </w:r>
     </w:p>
     <w:tbl>
@@ -5380,14 +5380,15 @@
         </w:tblBorders>
       </w:tblPr>
       <w:tblGrid>
-        <w:gridCol w:w="2880"/>
-        <w:gridCol w:w="2880"/>
-        <w:gridCol w:w="2880"/>
+        <w:gridCol w:w="2160"/>
+        <w:gridCol w:w="2160"/>
+        <w:gridCol w:w="2160"/>
+        <w:gridCol w:w="2160"/>
       </w:tblGrid>
       <w:tr>
         <w:tc>
           <w:tcPr>
-            <w:tcW w:type="dxa" w:w="2880"/>
+            <w:tcW w:type="dxa" w:w="2160"/>
             <w:shd w:val="clear" w:color="auto" w:fill="16876F"/>
           </w:tcPr>
           <w:p>
@@ -5403,7 +5404,7 @@
         </w:tc>
         <w:tc>
           <w:tcPr>
-            <w:tcW w:type="dxa" w:w="2880"/>
+            <w:tcW w:type="dxa" w:w="2160"/>
             <w:shd w:val="clear" w:color="auto" w:fill="16876F"/>
           </w:tcPr>
           <w:p>
@@ -5413,13 +5414,13 @@
                 <w:color w:val="FFFFFF"/>
                 <w:sz w:val="18"/>
               </w:rPr>
-              <w:t>Nb ménages</w:t>
-            </w:r>
-          </w:p>
-        </w:tc>
-        <w:tc>
-          <w:tcPr>
-            <w:tcW w:type="dxa" w:w="2880"/>
+              <w:t>Catégorie</w:t>
+            </w:r>
+          </w:p>
+        </w:tc>
+        <w:tc>
+          <w:tcPr>
+            <w:tcW w:type="dxa" w:w="2160"/>
             <w:shd w:val="clear" w:color="auto" w:fill="16876F"/>
           </w:tcPr>
           <w:p>
@@ -5429,6 +5430,22 @@
                 <w:color w:val="FFFFFF"/>
                 <w:sz w:val="18"/>
               </w:rPr>
+              <w:t>Nb ménages</w:t>
+            </w:r>
+          </w:p>
+        </w:tc>
+        <w:tc>
+          <w:tcPr>
+            <w:tcW w:type="dxa" w:w="2160"/>
+            <w:shd w:val="clear" w:color="auto" w:fill="16876F"/>
+          </w:tcPr>
+          <w:p>
+            <w:r>
+              <w:rPr>
+                <w:b/>
+                <w:color w:val="FFFFFF"/>
+                <w:sz w:val="18"/>
+              </w:rPr>
               <w:t>Pourcentage (%)</w:t>
             </w:r>
           </w:p>
@@ -5437,43 +5454,57 @@
       <w:tr>
         <w:tc>
           <w:tcPr>
-            <w:tcW w:type="dxa" w:w="2880"/>
-            <w:shd w:val="clear" w:color="auto" w:fill="FFFFFF"/>
-          </w:tcPr>
-          <w:p>
-            <w:r>
-              <w:rPr>
-                <w:sz w:val="18"/>
-              </w:rPr>
-              <w:t>Ménage valide / renseigné</w:t>
-            </w:r>
-          </w:p>
-        </w:tc>
-        <w:tc>
-          <w:tcPr>
-            <w:tcW w:type="dxa" w:w="2880"/>
-            <w:shd w:val="clear" w:color="auto" w:fill="FFFFFF"/>
-          </w:tcPr>
-          <w:p>
-            <w:r>
-              <w:rPr>
-                <w:sz w:val="18"/>
-              </w:rPr>
-              <w:t>2 215</w:t>
-            </w:r>
-          </w:p>
-        </w:tc>
-        <w:tc>
-          <w:tcPr>
-            <w:tcW w:type="dxa" w:w="2880"/>
-            <w:shd w:val="clear" w:color="auto" w:fill="FFFFFF"/>
-          </w:tcPr>
-          <w:p>
-            <w:r>
-              <w:rPr>
-                <w:sz w:val="18"/>
-              </w:rPr>
-              <w:t>91</w:t>
+            <w:tcW w:type="dxa" w:w="2160"/>
+            <w:shd w:val="clear" w:color="auto" w:fill="FFFFFF"/>
+          </w:tcPr>
+          <w:p>
+            <w:r>
+              <w:rPr>
+                <w:sz w:val="18"/>
+              </w:rPr>
+              <w:t>Approuvé par le superviseur</w:t>
+            </w:r>
+          </w:p>
+        </w:tc>
+        <w:tc>
+          <w:tcPr>
+            <w:tcW w:type="dxa" w:w="2160"/>
+            <w:shd w:val="clear" w:color="auto" w:fill="FFFFFF"/>
+          </w:tcPr>
+          <w:p>
+            <w:r>
+              <w:rPr>
+                <w:sz w:val="18"/>
+              </w:rPr>
+              <w:t>Valide</w:t>
+            </w:r>
+          </w:p>
+        </w:tc>
+        <w:tc>
+          <w:tcPr>
+            <w:tcW w:type="dxa" w:w="2160"/>
+            <w:shd w:val="clear" w:color="auto" w:fill="FFFFFF"/>
+          </w:tcPr>
+          <w:p>
+            <w:r>
+              <w:rPr>
+                <w:sz w:val="18"/>
+              </w:rPr>
+              <w:t>1 024</w:t>
+            </w:r>
+          </w:p>
+        </w:tc>
+        <w:tc>
+          <w:tcPr>
+            <w:tcW w:type="dxa" w:w="2160"/>
+            <w:shd w:val="clear" w:color="auto" w:fill="FFFFFF"/>
+          </w:tcPr>
+          <w:p>
+            <w:r>
+              <w:rPr>
+                <w:sz w:val="18"/>
+              </w:rPr>
+              <w:t>42,1</w:t>
             </w:r>
           </w:p>
         </w:tc>
@@ -5481,43 +5512,57 @@
       <w:tr>
         <w:tc>
           <w:tcPr>
-            <w:tcW w:type="dxa" w:w="2880"/>
-            <w:shd w:val="clear" w:color="auto" w:fill="F4F8F7"/>
-          </w:tcPr>
-          <w:p>
-            <w:r>
-              <w:rPr>
-                <w:sz w:val="18"/>
-              </w:rPr>
-              <w:t>Ménage non valide / à compléter</w:t>
-            </w:r>
-          </w:p>
-        </w:tc>
-        <w:tc>
-          <w:tcPr>
-            <w:tcW w:type="dxa" w:w="2880"/>
-            <w:shd w:val="clear" w:color="auto" w:fill="F4F8F7"/>
-          </w:tcPr>
-          <w:p>
-            <w:r>
-              <w:rPr>
-                <w:sz w:val="18"/>
-              </w:rPr>
-              <w:t>218</w:t>
-            </w:r>
-          </w:p>
-        </w:tc>
-        <w:tc>
-          <w:tcPr>
-            <w:tcW w:type="dxa" w:w="2880"/>
-            <w:shd w:val="clear" w:color="auto" w:fill="F4F8F7"/>
-          </w:tcPr>
-          <w:p>
-            <w:r>
-              <w:rPr>
-                <w:sz w:val="18"/>
-              </w:rPr>
-              <w:t>9</w:t>
+            <w:tcW w:type="dxa" w:w="2160"/>
+            <w:shd w:val="clear" w:color="auto" w:fill="F4F8F7"/>
+          </w:tcPr>
+          <w:p>
+            <w:r>
+              <w:rPr>
+                <w:sz w:val="18"/>
+              </w:rPr>
+              <w:t>Complété</w:t>
+            </w:r>
+          </w:p>
+        </w:tc>
+        <w:tc>
+          <w:tcPr>
+            <w:tcW w:type="dxa" w:w="2160"/>
+            <w:shd w:val="clear" w:color="auto" w:fill="F4F8F7"/>
+          </w:tcPr>
+          <w:p>
+            <w:r>
+              <w:rPr>
+                <w:sz w:val="18"/>
+              </w:rPr>
+              <w:t>Valide</w:t>
+            </w:r>
+          </w:p>
+        </w:tc>
+        <w:tc>
+          <w:tcPr>
+            <w:tcW w:type="dxa" w:w="2160"/>
+            <w:shd w:val="clear" w:color="auto" w:fill="F4F8F7"/>
+          </w:tcPr>
+          <w:p>
+            <w:r>
+              <w:rPr>
+                <w:sz w:val="18"/>
+              </w:rPr>
+              <w:t>860</w:t>
+            </w:r>
+          </w:p>
+        </w:tc>
+        <w:tc>
+          <w:tcPr>
+            <w:tcW w:type="dxa" w:w="2160"/>
+            <w:shd w:val="clear" w:color="auto" w:fill="F4F8F7"/>
+          </w:tcPr>
+          <w:p>
+            <w:r>
+              <w:rPr>
+                <w:sz w:val="18"/>
+              </w:rPr>
+              <w:t>35,3</w:t>
             </w:r>
           </w:p>
         </w:tc>
@@ -5525,20 +5570,933 @@
       <w:tr>
         <w:tc>
           <w:tcPr>
-            <w:tcW w:type="dxa" w:w="2880"/>
-            <w:shd w:val="clear" w:color="auto" w:fill="FFFFFF"/>
-          </w:tcPr>
-          <w:p>
-            <w:r>
-              <w:rPr>
-                <w:sz w:val="18"/>
-              </w:rPr>
-            </w:r>
-          </w:p>
-        </w:tc>
-        <w:tc>
-          <w:tcPr>
-            <w:tcW w:type="dxa" w:w="2880"/>
+            <w:tcW w:type="dxa" w:w="2160"/>
+            <w:shd w:val="clear" w:color="auto" w:fill="FFFFFF"/>
+          </w:tcPr>
+          <w:p>
+            <w:r>
+              <w:rPr>
+                <w:sz w:val="18"/>
+              </w:rPr>
+              <w:t>En cours (à collecter)</w:t>
+            </w:r>
+          </w:p>
+        </w:tc>
+        <w:tc>
+          <w:tcPr>
+            <w:tcW w:type="dxa" w:w="2160"/>
+            <w:shd w:val="clear" w:color="auto" w:fill="FFFFFF"/>
+          </w:tcPr>
+          <w:p>
+            <w:r>
+              <w:rPr>
+                <w:sz w:val="18"/>
+              </w:rPr>
+              <w:t>À compléter</w:t>
+            </w:r>
+          </w:p>
+        </w:tc>
+        <w:tc>
+          <w:tcPr>
+            <w:tcW w:type="dxa" w:w="2160"/>
+            <w:shd w:val="clear" w:color="auto" w:fill="FFFFFF"/>
+          </w:tcPr>
+          <w:p>
+            <w:r>
+              <w:rPr>
+                <w:sz w:val="18"/>
+              </w:rPr>
+              <w:t>366</w:t>
+            </w:r>
+          </w:p>
+        </w:tc>
+        <w:tc>
+          <w:tcPr>
+            <w:tcW w:type="dxa" w:w="2160"/>
+            <w:shd w:val="clear" w:color="auto" w:fill="FFFFFF"/>
+          </w:tcPr>
+          <w:p>
+            <w:r>
+              <w:rPr>
+                <w:sz w:val="18"/>
+              </w:rPr>
+              <w:t>15</w:t>
+            </w:r>
+          </w:p>
+        </w:tc>
+      </w:tr>
+      <w:tr>
+        <w:tc>
+          <w:tcPr>
+            <w:tcW w:type="dxa" w:w="2160"/>
+            <w:shd w:val="clear" w:color="auto" w:fill="F4F8F7"/>
+          </w:tcPr>
+          <w:p>
+            <w:r>
+              <w:rPr>
+                <w:sz w:val="18"/>
+              </w:rPr>
+              <w:t>Rejeté par le superviseur</w:t>
+            </w:r>
+          </w:p>
+        </w:tc>
+        <w:tc>
+          <w:tcPr>
+            <w:tcW w:type="dxa" w:w="2160"/>
+            <w:shd w:val="clear" w:color="auto" w:fill="F4F8F7"/>
+          </w:tcPr>
+          <w:p>
+            <w:r>
+              <w:rPr>
+                <w:sz w:val="18"/>
+              </w:rPr>
+              <w:t>À corriger</w:t>
+            </w:r>
+          </w:p>
+        </w:tc>
+        <w:tc>
+          <w:tcPr>
+            <w:tcW w:type="dxa" w:w="2160"/>
+            <w:shd w:val="clear" w:color="auto" w:fill="F4F8F7"/>
+          </w:tcPr>
+          <w:p>
+            <w:r>
+              <w:rPr>
+                <w:sz w:val="18"/>
+              </w:rPr>
+              <w:t>158</w:t>
+            </w:r>
+          </w:p>
+        </w:tc>
+        <w:tc>
+          <w:tcPr>
+            <w:tcW w:type="dxa" w:w="2160"/>
+            <w:shd w:val="clear" w:color="auto" w:fill="F4F8F7"/>
+          </w:tcPr>
+          <w:p>
+            <w:r>
+              <w:rPr>
+                <w:sz w:val="18"/>
+              </w:rPr>
+              <w:t>6,5</w:t>
+            </w:r>
+          </w:p>
+        </w:tc>
+      </w:tr>
+      <w:tr>
+        <w:tc>
+          <w:tcPr>
+            <w:tcW w:type="dxa" w:w="2160"/>
+            <w:shd w:val="clear" w:color="auto" w:fill="FFFFFF"/>
+          </w:tcPr>
+          <w:p>
+            <w:r>
+              <w:rPr>
+                <w:sz w:val="18"/>
+              </w:rPr>
+              <w:t>Rejeté par le siège (HQ)</w:t>
+            </w:r>
+          </w:p>
+        </w:tc>
+        <w:tc>
+          <w:tcPr>
+            <w:tcW w:type="dxa" w:w="2160"/>
+            <w:shd w:val="clear" w:color="auto" w:fill="FFFFFF"/>
+          </w:tcPr>
+          <w:p>
+            <w:r>
+              <w:rPr>
+                <w:sz w:val="18"/>
+              </w:rPr>
+              <w:t>À corriger</w:t>
+            </w:r>
+          </w:p>
+        </w:tc>
+        <w:tc>
+          <w:tcPr>
+            <w:tcW w:type="dxa" w:w="2160"/>
+            <w:shd w:val="clear" w:color="auto" w:fill="FFFFFF"/>
+          </w:tcPr>
+          <w:p>
+            <w:r>
+              <w:rPr>
+                <w:sz w:val="18"/>
+              </w:rPr>
+              <w:t>26</w:t>
+            </w:r>
+          </w:p>
+        </w:tc>
+        <w:tc>
+          <w:tcPr>
+            <w:tcW w:type="dxa" w:w="2160"/>
+            <w:shd w:val="clear" w:color="auto" w:fill="FFFFFF"/>
+          </w:tcPr>
+          <w:p>
+            <w:r>
+              <w:rPr>
+                <w:sz w:val="18"/>
+              </w:rPr>
+              <w:t>1,1</w:t>
+            </w:r>
+          </w:p>
+        </w:tc>
+      </w:tr>
+      <w:tr>
+        <w:tc>
+          <w:tcPr>
+            <w:tcW w:type="dxa" w:w="2160"/>
+            <w:shd w:val="clear" w:color="auto" w:fill="F4F8F7"/>
+          </w:tcPr>
+          <w:p>
+            <w:r>
+              <w:rPr>
+                <w:sz w:val="18"/>
+              </w:rPr>
+              <w:t>Autre</w:t>
+            </w:r>
+          </w:p>
+        </w:tc>
+        <w:tc>
+          <w:tcPr>
+            <w:tcW w:type="dxa" w:w="2160"/>
+            <w:shd w:val="clear" w:color="auto" w:fill="F4F8F7"/>
+          </w:tcPr>
+          <w:p>
+            <w:r>
+              <w:rPr>
+                <w:sz w:val="18"/>
+              </w:rPr>
+              <w:t>Autre</w:t>
+            </w:r>
+          </w:p>
+        </w:tc>
+        <w:tc>
+          <w:tcPr>
+            <w:tcW w:type="dxa" w:w="2160"/>
+            <w:shd w:val="clear" w:color="auto" w:fill="F4F8F7"/>
+          </w:tcPr>
+          <w:p>
+            <w:r>
+              <w:rPr>
+                <w:sz w:val="18"/>
+              </w:rPr>
+              <w:t>1</w:t>
+            </w:r>
+          </w:p>
+        </w:tc>
+        <w:tc>
+          <w:tcPr>
+            <w:tcW w:type="dxa" w:w="2160"/>
+            <w:shd w:val="clear" w:color="auto" w:fill="F4F8F7"/>
+          </w:tcPr>
+          <w:p>
+            <w:r>
+              <w:rPr>
+                <w:sz w:val="18"/>
+              </w:rPr>
+              <w:t>0</w:t>
+            </w:r>
+          </w:p>
+        </w:tc>
+      </w:tr>
+    </w:tbl>
+    <w:p>
+      <w:r>
+        <w:rPr>
+          <w:i/>
+          <w:color w:val="64748B"/>
+          <w:sz w:val="14"/>
+        </w:rPr>
+        <w:t>Valide = complété (100) ou approuvé (120) ; À compléter = en cours (60) ; À corriger = rejeté superviseur (65) ou siège (125).</w:t>
+      </w:r>
+    </w:p>
+    <w:p>
+      <w:r>
+        <w:rPr>
+          <w:i/>
+          <w:color w:val="64748B"/>
+          <w:sz w:val="16"/>
+        </w:rPr>
+        <w:t>Sources : ANSD, EHCVM3, snapshot du 2026-07-07</w:t>
+      </w:r>
+    </w:p>
+    <w:p>
+      <w:r>
+        <w:rPr>
+          <w:b/>
+          <w:color w:val="1E293B"/>
+          <w:sz w:val="20"/>
+        </w:rPr>
+        <w:t>Tableau 4 : Ménages non valides par équipe (à compléter / à corriger)</w:t>
+      </w:r>
+    </w:p>
+    <w:tbl>
+      <w:tblPr>
+        <w:tblW w:type="auto" w:w="0"/>
+        <w:tblLook w:firstColumn="1" w:firstRow="1" w:lastColumn="0" w:lastRow="0" w:noHBand="0" w:noVBand="1" w:val="04A0"/>
+        <w:tblBorders>
+          <w:top w:val="single" w:sz="4" w:space="0" w:color="D9D9D9"/>
+          <w:bottom w:val="single" w:sz="4" w:space="0" w:color="D9D9D9"/>
+          <w:insideH w:val="single" w:sz="4" w:space="0" w:color="D9D9D9"/>
+          <w:left w:val="none"/>
+          <w:right w:val="none"/>
+          <w:insideV w:val="none"/>
+        </w:tblBorders>
+      </w:tblPr>
+      <w:tblGrid>
+        <w:gridCol w:w="1440"/>
+        <w:gridCol w:w="1440"/>
+        <w:gridCol w:w="1440"/>
+        <w:gridCol w:w="1440"/>
+        <w:gridCol w:w="1440"/>
+        <w:gridCol w:w="1440"/>
+      </w:tblGrid>
+      <w:tr>
+        <w:tc>
+          <w:tcPr>
+            <w:tcW w:type="dxa" w:w="1440"/>
+            <w:shd w:val="clear" w:color="auto" w:fill="16876F"/>
+          </w:tcPr>
+          <w:p>
+            <w:r>
+              <w:rPr>
+                <w:b/>
+                <w:color w:val="FFFFFF"/>
+                <w:sz w:val="18"/>
+              </w:rPr>
+              <w:t>Équipe</w:t>
+            </w:r>
+          </w:p>
+        </w:tc>
+        <w:tc>
+          <w:tcPr>
+            <w:tcW w:type="dxa" w:w="1440"/>
+            <w:shd w:val="clear" w:color="auto" w:fill="16876F"/>
+          </w:tcPr>
+          <w:p>
+            <w:r>
+              <w:rPr>
+                <w:b/>
+                <w:color w:val="FFFFFF"/>
+                <w:sz w:val="18"/>
+              </w:rPr>
+              <w:t>En cours (à collecter)</w:t>
+            </w:r>
+          </w:p>
+        </w:tc>
+        <w:tc>
+          <w:tcPr>
+            <w:tcW w:type="dxa" w:w="1440"/>
+            <w:shd w:val="clear" w:color="auto" w:fill="16876F"/>
+          </w:tcPr>
+          <w:p>
+            <w:r>
+              <w:rPr>
+                <w:b/>
+                <w:color w:val="FFFFFF"/>
+                <w:sz w:val="18"/>
+              </w:rPr>
+              <w:t>Rejeté (à corriger)</w:t>
+            </w:r>
+          </w:p>
+        </w:tc>
+        <w:tc>
+          <w:tcPr>
+            <w:tcW w:type="dxa" w:w="1440"/>
+            <w:shd w:val="clear" w:color="auto" w:fill="16876F"/>
+          </w:tcPr>
+          <w:p>
+            <w:r>
+              <w:rPr>
+                <w:b/>
+                <w:color w:val="FFFFFF"/>
+                <w:sz w:val="18"/>
+              </w:rPr>
+              <w:t>Total non valides</w:t>
+            </w:r>
+          </w:p>
+        </w:tc>
+        <w:tc>
+          <w:tcPr>
+            <w:tcW w:type="dxa" w:w="1440"/>
+            <w:shd w:val="clear" w:color="auto" w:fill="16876F"/>
+          </w:tcPr>
+          <w:p>
+            <w:r>
+              <w:rPr>
+                <w:b/>
+                <w:color w:val="FFFFFF"/>
+                <w:sz w:val="18"/>
+              </w:rPr>
+              <w:t>Total ménages</w:t>
+            </w:r>
+          </w:p>
+        </w:tc>
+        <w:tc>
+          <w:tcPr>
+            <w:tcW w:type="dxa" w:w="1440"/>
+            <w:shd w:val="clear" w:color="auto" w:fill="16876F"/>
+          </w:tcPr>
+          <w:p>
+            <w:r>
+              <w:rPr>
+                <w:b/>
+                <w:color w:val="FFFFFF"/>
+                <w:sz w:val="18"/>
+              </w:rPr>
+              <w:t>% non valides</w:t>
+            </w:r>
+          </w:p>
+        </w:tc>
+      </w:tr>
+      <w:tr>
+        <w:tc>
+          <w:tcPr>
+            <w:tcW w:type="dxa" w:w="1440"/>
+            <w:shd w:val="clear" w:color="auto" w:fill="FFFFFF"/>
+          </w:tcPr>
+          <w:p>
+            <w:r>
+              <w:rPr>
+                <w:sz w:val="18"/>
+              </w:rPr>
+              <w:t>BABACAR SENE (EQ9)</w:t>
+            </w:r>
+          </w:p>
+        </w:tc>
+        <w:tc>
+          <w:tcPr>
+            <w:tcW w:type="dxa" w:w="1440"/>
+            <w:shd w:val="clear" w:color="auto" w:fill="FFFFFF"/>
+          </w:tcPr>
+          <w:p>
+            <w:r>
+              <w:rPr>
+                <w:sz w:val="18"/>
+              </w:rPr>
+              <w:t>3</w:t>
+            </w:r>
+          </w:p>
+        </w:tc>
+        <w:tc>
+          <w:tcPr>
+            <w:tcW w:type="dxa" w:w="1440"/>
+            <w:shd w:val="clear" w:color="auto" w:fill="FFFFFF"/>
+          </w:tcPr>
+          <w:p>
+            <w:r>
+              <w:rPr>
+                <w:sz w:val="18"/>
+              </w:rPr>
+              <w:t>43</w:t>
+            </w:r>
+          </w:p>
+        </w:tc>
+        <w:tc>
+          <w:tcPr>
+            <w:tcW w:type="dxa" w:w="1440"/>
+            <w:shd w:val="clear" w:color="auto" w:fill="FFFFFF"/>
+          </w:tcPr>
+          <w:p>
+            <w:r>
+              <w:rPr>
+                <w:sz w:val="18"/>
+              </w:rPr>
+              <w:t>46</w:t>
+            </w:r>
+          </w:p>
+        </w:tc>
+        <w:tc>
+          <w:tcPr>
+            <w:tcW w:type="dxa" w:w="1440"/>
+            <w:shd w:val="clear" w:color="auto" w:fill="FFFFFF"/>
+          </w:tcPr>
+          <w:p>
+            <w:r>
+              <w:rPr>
+                <w:sz w:val="18"/>
+              </w:rPr>
+              <w:t>62</w:t>
+            </w:r>
+          </w:p>
+        </w:tc>
+        <w:tc>
+          <w:tcPr>
+            <w:tcW w:type="dxa" w:w="1440"/>
+            <w:shd w:val="clear" w:color="auto" w:fill="FFFFFF"/>
+          </w:tcPr>
+          <w:p>
+            <w:r>
+              <w:rPr>
+                <w:sz w:val="18"/>
+              </w:rPr>
+              <w:t>74,2</w:t>
+            </w:r>
+          </w:p>
+        </w:tc>
+      </w:tr>
+      <w:tr>
+        <w:tc>
+          <w:tcPr>
+            <w:tcW w:type="dxa" w:w="1440"/>
+            <w:shd w:val="clear" w:color="auto" w:fill="F4F8F7"/>
+          </w:tcPr>
+          <w:p>
+            <w:r>
+              <w:rPr>
+                <w:sz w:val="18"/>
+              </w:rPr>
+              <w:t>FATOU MARIE MBODJI (EQ2)</w:t>
+            </w:r>
+          </w:p>
+        </w:tc>
+        <w:tc>
+          <w:tcPr>
+            <w:tcW w:type="dxa" w:w="1440"/>
+            <w:shd w:val="clear" w:color="auto" w:fill="F4F8F7"/>
+          </w:tcPr>
+          <w:p>
+            <w:r>
+              <w:rPr>
+                <w:sz w:val="18"/>
+              </w:rPr>
+              <w:t>19</w:t>
+            </w:r>
+          </w:p>
+        </w:tc>
+        <w:tc>
+          <w:tcPr>
+            <w:tcW w:type="dxa" w:w="1440"/>
+            <w:shd w:val="clear" w:color="auto" w:fill="F4F8F7"/>
+          </w:tcPr>
+          <w:p>
+            <w:r>
+              <w:rPr>
+                <w:sz w:val="18"/>
+              </w:rPr>
+              <w:t>19</w:t>
+            </w:r>
+          </w:p>
+        </w:tc>
+        <w:tc>
+          <w:tcPr>
+            <w:tcW w:type="dxa" w:w="1440"/>
+            <w:shd w:val="clear" w:color="auto" w:fill="F4F8F7"/>
+          </w:tcPr>
+          <w:p>
+            <w:r>
+              <w:rPr>
+                <w:sz w:val="18"/>
+              </w:rPr>
+              <w:t>38</w:t>
+            </w:r>
+          </w:p>
+        </w:tc>
+        <w:tc>
+          <w:tcPr>
+            <w:tcW w:type="dxa" w:w="1440"/>
+            <w:shd w:val="clear" w:color="auto" w:fill="F4F8F7"/>
+          </w:tcPr>
+          <w:p>
+            <w:r>
+              <w:rPr>
+                <w:sz w:val="18"/>
+              </w:rPr>
+              <w:t>105</w:t>
+            </w:r>
+          </w:p>
+        </w:tc>
+        <w:tc>
+          <w:tcPr>
+            <w:tcW w:type="dxa" w:w="1440"/>
+            <w:shd w:val="clear" w:color="auto" w:fill="F4F8F7"/>
+          </w:tcPr>
+          <w:p>
+            <w:r>
+              <w:rPr>
+                <w:sz w:val="18"/>
+              </w:rPr>
+              <w:t>36,2</w:t>
+            </w:r>
+          </w:p>
+        </w:tc>
+      </w:tr>
+      <w:tr>
+        <w:tc>
+          <w:tcPr>
+            <w:tcW w:type="dxa" w:w="1440"/>
+            <w:shd w:val="clear" w:color="auto" w:fill="FFFFFF"/>
+          </w:tcPr>
+          <w:p>
+            <w:r>
+              <w:rPr>
+                <w:sz w:val="18"/>
+              </w:rPr>
+              <w:t>OULIMATA DIENE (EQ1)</w:t>
+            </w:r>
+          </w:p>
+        </w:tc>
+        <w:tc>
+          <w:tcPr>
+            <w:tcW w:type="dxa" w:w="1440"/>
+            <w:shd w:val="clear" w:color="auto" w:fill="FFFFFF"/>
+          </w:tcPr>
+          <w:p>
+            <w:r>
+              <w:rPr>
+                <w:sz w:val="18"/>
+              </w:rPr>
+              <w:t>32</w:t>
+            </w:r>
+          </w:p>
+        </w:tc>
+        <w:tc>
+          <w:tcPr>
+            <w:tcW w:type="dxa" w:w="1440"/>
+            <w:shd w:val="clear" w:color="auto" w:fill="FFFFFF"/>
+          </w:tcPr>
+          <w:p>
+            <w:r>
+              <w:rPr>
+                <w:sz w:val="18"/>
+              </w:rPr>
+              <w:t>1</w:t>
+            </w:r>
+          </w:p>
+        </w:tc>
+        <w:tc>
+          <w:tcPr>
+            <w:tcW w:type="dxa" w:w="1440"/>
+            <w:shd w:val="clear" w:color="auto" w:fill="FFFFFF"/>
+          </w:tcPr>
+          <w:p>
+            <w:r>
+              <w:rPr>
+                <w:sz w:val="18"/>
+              </w:rPr>
+              <w:t>33</w:t>
+            </w:r>
+          </w:p>
+        </w:tc>
+        <w:tc>
+          <w:tcPr>
+            <w:tcW w:type="dxa" w:w="1440"/>
+            <w:shd w:val="clear" w:color="auto" w:fill="FFFFFF"/>
+          </w:tcPr>
+          <w:p>
+            <w:r>
+              <w:rPr>
+                <w:sz w:val="18"/>
+              </w:rPr>
+              <w:t>94</w:t>
+            </w:r>
+          </w:p>
+        </w:tc>
+        <w:tc>
+          <w:tcPr>
+            <w:tcW w:type="dxa" w:w="1440"/>
+            <w:shd w:val="clear" w:color="auto" w:fill="FFFFFF"/>
+          </w:tcPr>
+          <w:p>
+            <w:r>
+              <w:rPr>
+                <w:sz w:val="18"/>
+              </w:rPr>
+              <w:t>35,1</w:t>
+            </w:r>
+          </w:p>
+        </w:tc>
+      </w:tr>
+      <w:tr>
+        <w:tc>
+          <w:tcPr>
+            <w:tcW w:type="dxa" w:w="1440"/>
+            <w:shd w:val="clear" w:color="auto" w:fill="F4F8F7"/>
+          </w:tcPr>
+          <w:p>
+            <w:r>
+              <w:rPr>
+                <w:sz w:val="18"/>
+              </w:rPr>
+              <w:t>ABIBOU NDIAYE (EQ30)</w:t>
+            </w:r>
+          </w:p>
+        </w:tc>
+        <w:tc>
+          <w:tcPr>
+            <w:tcW w:type="dxa" w:w="1440"/>
+            <w:shd w:val="clear" w:color="auto" w:fill="F4F8F7"/>
+          </w:tcPr>
+          <w:p>
+            <w:r>
+              <w:rPr>
+                <w:sz w:val="18"/>
+              </w:rPr>
+              <w:t>12</w:t>
+            </w:r>
+          </w:p>
+        </w:tc>
+        <w:tc>
+          <w:tcPr>
+            <w:tcW w:type="dxa" w:w="1440"/>
+            <w:shd w:val="clear" w:color="auto" w:fill="F4F8F7"/>
+          </w:tcPr>
+          <w:p>
+            <w:r>
+              <w:rPr>
+                <w:sz w:val="18"/>
+              </w:rPr>
+              <w:t>21</w:t>
+            </w:r>
+          </w:p>
+        </w:tc>
+        <w:tc>
+          <w:tcPr>
+            <w:tcW w:type="dxa" w:w="1440"/>
+            <w:shd w:val="clear" w:color="auto" w:fill="F4F8F7"/>
+          </w:tcPr>
+          <w:p>
+            <w:r>
+              <w:rPr>
+                <w:sz w:val="18"/>
+              </w:rPr>
+              <w:t>33</w:t>
+            </w:r>
+          </w:p>
+        </w:tc>
+        <w:tc>
+          <w:tcPr>
+            <w:tcW w:type="dxa" w:w="1440"/>
+            <w:shd w:val="clear" w:color="auto" w:fill="F4F8F7"/>
+          </w:tcPr>
+          <w:p>
+            <w:r>
+              <w:rPr>
+                <w:sz w:val="18"/>
+              </w:rPr>
+              <w:t>74</w:t>
+            </w:r>
+          </w:p>
+        </w:tc>
+        <w:tc>
+          <w:tcPr>
+            <w:tcW w:type="dxa" w:w="1440"/>
+            <w:shd w:val="clear" w:color="auto" w:fill="F4F8F7"/>
+          </w:tcPr>
+          <w:p>
+            <w:r>
+              <w:rPr>
+                <w:sz w:val="18"/>
+              </w:rPr>
+              <w:t>44,6</w:t>
+            </w:r>
+          </w:p>
+        </w:tc>
+      </w:tr>
+      <w:tr>
+        <w:tc>
+          <w:tcPr>
+            <w:tcW w:type="dxa" w:w="1440"/>
+            <w:shd w:val="clear" w:color="auto" w:fill="FFFFFF"/>
+          </w:tcPr>
+          <w:p>
+            <w:r>
+              <w:rPr>
+                <w:sz w:val="18"/>
+              </w:rPr>
+              <w:t>AWA DIALLO (EQ3)</w:t>
+            </w:r>
+          </w:p>
+        </w:tc>
+        <w:tc>
+          <w:tcPr>
+            <w:tcW w:type="dxa" w:w="1440"/>
+            <w:shd w:val="clear" w:color="auto" w:fill="FFFFFF"/>
+          </w:tcPr>
+          <w:p>
+            <w:r>
+              <w:rPr>
+                <w:sz w:val="18"/>
+              </w:rPr>
+              <w:t>24</w:t>
+            </w:r>
+          </w:p>
+        </w:tc>
+        <w:tc>
+          <w:tcPr>
+            <w:tcW w:type="dxa" w:w="1440"/>
+            <w:shd w:val="clear" w:color="auto" w:fill="FFFFFF"/>
+          </w:tcPr>
+          <w:p>
+            <w:r>
+              <w:rPr>
+                <w:sz w:val="18"/>
+              </w:rPr>
+              <w:t>8</w:t>
+            </w:r>
+          </w:p>
+        </w:tc>
+        <w:tc>
+          <w:tcPr>
+            <w:tcW w:type="dxa" w:w="1440"/>
+            <w:shd w:val="clear" w:color="auto" w:fill="FFFFFF"/>
+          </w:tcPr>
+          <w:p>
+            <w:r>
+              <w:rPr>
+                <w:sz w:val="18"/>
+              </w:rPr>
+              <w:t>32</w:t>
+            </w:r>
+          </w:p>
+        </w:tc>
+        <w:tc>
+          <w:tcPr>
+            <w:tcW w:type="dxa" w:w="1440"/>
+            <w:shd w:val="clear" w:color="auto" w:fill="FFFFFF"/>
+          </w:tcPr>
+          <w:p>
+            <w:r>
+              <w:rPr>
+                <w:sz w:val="18"/>
+              </w:rPr>
+              <w:t>71</w:t>
+            </w:r>
+          </w:p>
+        </w:tc>
+        <w:tc>
+          <w:tcPr>
+            <w:tcW w:type="dxa" w:w="1440"/>
+            <w:shd w:val="clear" w:color="auto" w:fill="FFFFFF"/>
+          </w:tcPr>
+          <w:p>
+            <w:r>
+              <w:rPr>
+                <w:sz w:val="18"/>
+              </w:rPr>
+              <w:t>45,1</w:t>
+            </w:r>
+          </w:p>
+        </w:tc>
+      </w:tr>
+      <w:tr>
+        <w:tc>
+          <w:tcPr>
+            <w:tcW w:type="dxa" w:w="1440"/>
+            <w:shd w:val="clear" w:color="auto" w:fill="F4F8F7"/>
+          </w:tcPr>
+          <w:p>
+            <w:r>
+              <w:rPr>
+                <w:sz w:val="18"/>
+              </w:rPr>
+              <w:t>MODOU DIONE (EQ29)</w:t>
+            </w:r>
+          </w:p>
+        </w:tc>
+        <w:tc>
+          <w:tcPr>
+            <w:tcW w:type="dxa" w:w="1440"/>
+            <w:shd w:val="clear" w:color="auto" w:fill="F4F8F7"/>
+          </w:tcPr>
+          <w:p>
+            <w:r>
+              <w:rPr>
+                <w:sz w:val="18"/>
+              </w:rPr>
+              <w:t>13</w:t>
+            </w:r>
+          </w:p>
+        </w:tc>
+        <w:tc>
+          <w:tcPr>
+            <w:tcW w:type="dxa" w:w="1440"/>
+            <w:shd w:val="clear" w:color="auto" w:fill="F4F8F7"/>
+          </w:tcPr>
+          <w:p>
+            <w:r>
+              <w:rPr>
+                <w:sz w:val="18"/>
+              </w:rPr>
+              <w:t>11</w:t>
+            </w:r>
+          </w:p>
+        </w:tc>
+        <w:tc>
+          <w:tcPr>
+            <w:tcW w:type="dxa" w:w="1440"/>
+            <w:shd w:val="clear" w:color="auto" w:fill="F4F8F7"/>
+          </w:tcPr>
+          <w:p>
+            <w:r>
+              <w:rPr>
+                <w:sz w:val="18"/>
+              </w:rPr>
+              <w:t>24</w:t>
+            </w:r>
+          </w:p>
+        </w:tc>
+        <w:tc>
+          <w:tcPr>
+            <w:tcW w:type="dxa" w:w="1440"/>
+            <w:shd w:val="clear" w:color="auto" w:fill="F4F8F7"/>
+          </w:tcPr>
+          <w:p>
+            <w:r>
+              <w:rPr>
+                <w:sz w:val="18"/>
+              </w:rPr>
+              <w:t>77</w:t>
+            </w:r>
+          </w:p>
+        </w:tc>
+        <w:tc>
+          <w:tcPr>
+            <w:tcW w:type="dxa" w:w="1440"/>
+            <w:shd w:val="clear" w:color="auto" w:fill="F4F8F7"/>
+          </w:tcPr>
+          <w:p>
+            <w:r>
+              <w:rPr>
+                <w:sz w:val="18"/>
+              </w:rPr>
+              <w:t>31,2</w:t>
+            </w:r>
+          </w:p>
+        </w:tc>
+      </w:tr>
+      <w:tr>
+        <w:tc>
+          <w:tcPr>
+            <w:tcW w:type="dxa" w:w="1440"/>
+            <w:shd w:val="clear" w:color="auto" w:fill="FFFFFF"/>
+          </w:tcPr>
+          <w:p>
+            <w:r>
+              <w:rPr>
+                <w:sz w:val="18"/>
+              </w:rPr>
+              <w:t>DIARIETOU DJIBA (EQ5)</w:t>
+            </w:r>
+          </w:p>
+        </w:tc>
+        <w:tc>
+          <w:tcPr>
+            <w:tcW w:type="dxa" w:w="1440"/>
+            <w:shd w:val="clear" w:color="auto" w:fill="FFFFFF"/>
+          </w:tcPr>
+          <w:p>
+            <w:r>
+              <w:rPr>
+                <w:sz w:val="18"/>
+              </w:rPr>
+              <w:t>21</w:t>
+            </w:r>
+          </w:p>
+        </w:tc>
+        <w:tc>
+          <w:tcPr>
+            <w:tcW w:type="dxa" w:w="1440"/>
             <w:shd w:val="clear" w:color="auto" w:fill="FFFFFF"/>
           </w:tcPr>
           <w:p>
@@ -5552,15 +6510,2451 @@
         </w:tc>
         <w:tc>
           <w:tcPr>
-            <w:tcW w:type="dxa" w:w="2880"/>
-            <w:shd w:val="clear" w:color="auto" w:fill="FFFFFF"/>
-          </w:tcPr>
-          <w:p>
-            <w:r>
-              <w:rPr>
-                <w:sz w:val="18"/>
-              </w:rPr>
-              <w:t>0,1</w:t>
+            <w:tcW w:type="dxa" w:w="1440"/>
+            <w:shd w:val="clear" w:color="auto" w:fill="FFFFFF"/>
+          </w:tcPr>
+          <w:p>
+            <w:r>
+              <w:rPr>
+                <w:sz w:val="18"/>
+              </w:rPr>
+              <w:t>23</w:t>
+            </w:r>
+          </w:p>
+        </w:tc>
+        <w:tc>
+          <w:tcPr>
+            <w:tcW w:type="dxa" w:w="1440"/>
+            <w:shd w:val="clear" w:color="auto" w:fill="FFFFFF"/>
+          </w:tcPr>
+          <w:p>
+            <w:r>
+              <w:rPr>
+                <w:sz w:val="18"/>
+              </w:rPr>
+              <w:t>78</w:t>
+            </w:r>
+          </w:p>
+        </w:tc>
+        <w:tc>
+          <w:tcPr>
+            <w:tcW w:type="dxa" w:w="1440"/>
+            <w:shd w:val="clear" w:color="auto" w:fill="FFFFFF"/>
+          </w:tcPr>
+          <w:p>
+            <w:r>
+              <w:rPr>
+                <w:sz w:val="18"/>
+              </w:rPr>
+              <w:t>29,5</w:t>
+            </w:r>
+          </w:p>
+        </w:tc>
+      </w:tr>
+      <w:tr>
+        <w:tc>
+          <w:tcPr>
+            <w:tcW w:type="dxa" w:w="1440"/>
+            <w:shd w:val="clear" w:color="auto" w:fill="F4F8F7"/>
+          </w:tcPr>
+          <w:p>
+            <w:r>
+              <w:rPr>
+                <w:sz w:val="18"/>
+              </w:rPr>
+              <w:t>SARA NIANG (EQ7)</w:t>
+            </w:r>
+          </w:p>
+        </w:tc>
+        <w:tc>
+          <w:tcPr>
+            <w:tcW w:type="dxa" w:w="1440"/>
+            <w:shd w:val="clear" w:color="auto" w:fill="F4F8F7"/>
+          </w:tcPr>
+          <w:p>
+            <w:r>
+              <w:rPr>
+                <w:sz w:val="18"/>
+              </w:rPr>
+              <w:t>16</w:t>
+            </w:r>
+          </w:p>
+        </w:tc>
+        <w:tc>
+          <w:tcPr>
+            <w:tcW w:type="dxa" w:w="1440"/>
+            <w:shd w:val="clear" w:color="auto" w:fill="F4F8F7"/>
+          </w:tcPr>
+          <w:p>
+            <w:r>
+              <w:rPr>
+                <w:sz w:val="18"/>
+              </w:rPr>
+              <w:t>7</w:t>
+            </w:r>
+          </w:p>
+        </w:tc>
+        <w:tc>
+          <w:tcPr>
+            <w:tcW w:type="dxa" w:w="1440"/>
+            <w:shd w:val="clear" w:color="auto" w:fill="F4F8F7"/>
+          </w:tcPr>
+          <w:p>
+            <w:r>
+              <w:rPr>
+                <w:sz w:val="18"/>
+              </w:rPr>
+              <w:t>23</w:t>
+            </w:r>
+          </w:p>
+        </w:tc>
+        <w:tc>
+          <w:tcPr>
+            <w:tcW w:type="dxa" w:w="1440"/>
+            <w:shd w:val="clear" w:color="auto" w:fill="F4F8F7"/>
+          </w:tcPr>
+          <w:p>
+            <w:r>
+              <w:rPr>
+                <w:sz w:val="18"/>
+              </w:rPr>
+              <w:t>72</w:t>
+            </w:r>
+          </w:p>
+        </w:tc>
+        <w:tc>
+          <w:tcPr>
+            <w:tcW w:type="dxa" w:w="1440"/>
+            <w:shd w:val="clear" w:color="auto" w:fill="F4F8F7"/>
+          </w:tcPr>
+          <w:p>
+            <w:r>
+              <w:rPr>
+                <w:sz w:val="18"/>
+              </w:rPr>
+              <w:t>31,9</w:t>
+            </w:r>
+          </w:p>
+        </w:tc>
+      </w:tr>
+      <w:tr>
+        <w:tc>
+          <w:tcPr>
+            <w:tcW w:type="dxa" w:w="1440"/>
+            <w:shd w:val="clear" w:color="auto" w:fill="FFFFFF"/>
+          </w:tcPr>
+          <w:p>
+            <w:r>
+              <w:rPr>
+                <w:sz w:val="18"/>
+              </w:rPr>
+              <w:t>MAMADOU MOURTALLA DIENG (EQ15)</w:t>
+            </w:r>
+          </w:p>
+        </w:tc>
+        <w:tc>
+          <w:tcPr>
+            <w:tcW w:type="dxa" w:w="1440"/>
+            <w:shd w:val="clear" w:color="auto" w:fill="FFFFFF"/>
+          </w:tcPr>
+          <w:p>
+            <w:r>
+              <w:rPr>
+                <w:sz w:val="18"/>
+              </w:rPr>
+              <w:t>14</w:t>
+            </w:r>
+          </w:p>
+        </w:tc>
+        <w:tc>
+          <w:tcPr>
+            <w:tcW w:type="dxa" w:w="1440"/>
+            <w:shd w:val="clear" w:color="auto" w:fill="FFFFFF"/>
+          </w:tcPr>
+          <w:p>
+            <w:r>
+              <w:rPr>
+                <w:sz w:val="18"/>
+              </w:rPr>
+              <w:t>6</w:t>
+            </w:r>
+          </w:p>
+        </w:tc>
+        <w:tc>
+          <w:tcPr>
+            <w:tcW w:type="dxa" w:w="1440"/>
+            <w:shd w:val="clear" w:color="auto" w:fill="FFFFFF"/>
+          </w:tcPr>
+          <w:p>
+            <w:r>
+              <w:rPr>
+                <w:sz w:val="18"/>
+              </w:rPr>
+              <w:t>20</w:t>
+            </w:r>
+          </w:p>
+        </w:tc>
+        <w:tc>
+          <w:tcPr>
+            <w:tcW w:type="dxa" w:w="1440"/>
+            <w:shd w:val="clear" w:color="auto" w:fill="FFFFFF"/>
+          </w:tcPr>
+          <w:p>
+            <w:r>
+              <w:rPr>
+                <w:sz w:val="18"/>
+              </w:rPr>
+              <w:t>55</w:t>
+            </w:r>
+          </w:p>
+        </w:tc>
+        <w:tc>
+          <w:tcPr>
+            <w:tcW w:type="dxa" w:w="1440"/>
+            <w:shd w:val="clear" w:color="auto" w:fill="FFFFFF"/>
+          </w:tcPr>
+          <w:p>
+            <w:r>
+              <w:rPr>
+                <w:sz w:val="18"/>
+              </w:rPr>
+              <w:t>36,4</w:t>
+            </w:r>
+          </w:p>
+        </w:tc>
+      </w:tr>
+      <w:tr>
+        <w:tc>
+          <w:tcPr>
+            <w:tcW w:type="dxa" w:w="1440"/>
+            <w:shd w:val="clear" w:color="auto" w:fill="F4F8F7"/>
+          </w:tcPr>
+          <w:p>
+            <w:r>
+              <w:rPr>
+                <w:sz w:val="18"/>
+              </w:rPr>
+              <w:t>DAME NIANG (EQ23)</w:t>
+            </w:r>
+          </w:p>
+        </w:tc>
+        <w:tc>
+          <w:tcPr>
+            <w:tcW w:type="dxa" w:w="1440"/>
+            <w:shd w:val="clear" w:color="auto" w:fill="F4F8F7"/>
+          </w:tcPr>
+          <w:p>
+            <w:r>
+              <w:rPr>
+                <w:sz w:val="18"/>
+              </w:rPr>
+              <w:t>13</w:t>
+            </w:r>
+          </w:p>
+        </w:tc>
+        <w:tc>
+          <w:tcPr>
+            <w:tcW w:type="dxa" w:w="1440"/>
+            <w:shd w:val="clear" w:color="auto" w:fill="F4F8F7"/>
+          </w:tcPr>
+          <w:p>
+            <w:r>
+              <w:rPr>
+                <w:sz w:val="18"/>
+              </w:rPr>
+              <w:t>6</w:t>
+            </w:r>
+          </w:p>
+        </w:tc>
+        <w:tc>
+          <w:tcPr>
+            <w:tcW w:type="dxa" w:w="1440"/>
+            <w:shd w:val="clear" w:color="auto" w:fill="F4F8F7"/>
+          </w:tcPr>
+          <w:p>
+            <w:r>
+              <w:rPr>
+                <w:sz w:val="18"/>
+              </w:rPr>
+              <w:t>19</w:t>
+            </w:r>
+          </w:p>
+        </w:tc>
+        <w:tc>
+          <w:tcPr>
+            <w:tcW w:type="dxa" w:w="1440"/>
+            <w:shd w:val="clear" w:color="auto" w:fill="F4F8F7"/>
+          </w:tcPr>
+          <w:p>
+            <w:r>
+              <w:rPr>
+                <w:sz w:val="18"/>
+              </w:rPr>
+              <w:t>74</w:t>
+            </w:r>
+          </w:p>
+        </w:tc>
+        <w:tc>
+          <w:tcPr>
+            <w:tcW w:type="dxa" w:w="1440"/>
+            <w:shd w:val="clear" w:color="auto" w:fill="F4F8F7"/>
+          </w:tcPr>
+          <w:p>
+            <w:r>
+              <w:rPr>
+                <w:sz w:val="18"/>
+              </w:rPr>
+              <w:t>25,7</w:t>
+            </w:r>
+          </w:p>
+        </w:tc>
+      </w:tr>
+      <w:tr>
+        <w:tc>
+          <w:tcPr>
+            <w:tcW w:type="dxa" w:w="1440"/>
+            <w:shd w:val="clear" w:color="auto" w:fill="FFFFFF"/>
+          </w:tcPr>
+          <w:p>
+            <w:r>
+              <w:rPr>
+                <w:sz w:val="18"/>
+              </w:rPr>
+              <w:t>ELHADJI DJIBRIL DIOUF (EQ27)</w:t>
+            </w:r>
+          </w:p>
+        </w:tc>
+        <w:tc>
+          <w:tcPr>
+            <w:tcW w:type="dxa" w:w="1440"/>
+            <w:shd w:val="clear" w:color="auto" w:fill="FFFFFF"/>
+          </w:tcPr>
+          <w:p>
+            <w:r>
+              <w:rPr>
+                <w:sz w:val="18"/>
+              </w:rPr>
+              <w:t>18</w:t>
+            </w:r>
+          </w:p>
+        </w:tc>
+        <w:tc>
+          <w:tcPr>
+            <w:tcW w:type="dxa" w:w="1440"/>
+            <w:shd w:val="clear" w:color="auto" w:fill="FFFFFF"/>
+          </w:tcPr>
+          <w:p>
+            <w:r>
+              <w:rPr>
+                <w:sz w:val="18"/>
+              </w:rPr>
+              <w:t>0</w:t>
+            </w:r>
+          </w:p>
+        </w:tc>
+        <w:tc>
+          <w:tcPr>
+            <w:tcW w:type="dxa" w:w="1440"/>
+            <w:shd w:val="clear" w:color="auto" w:fill="FFFFFF"/>
+          </w:tcPr>
+          <w:p>
+            <w:r>
+              <w:rPr>
+                <w:sz w:val="18"/>
+              </w:rPr>
+              <w:t>18</w:t>
+            </w:r>
+          </w:p>
+        </w:tc>
+        <w:tc>
+          <w:tcPr>
+            <w:tcW w:type="dxa" w:w="1440"/>
+            <w:shd w:val="clear" w:color="auto" w:fill="FFFFFF"/>
+          </w:tcPr>
+          <w:p>
+            <w:r>
+              <w:rPr>
+                <w:sz w:val="18"/>
+              </w:rPr>
+              <w:t>71</w:t>
+            </w:r>
+          </w:p>
+        </w:tc>
+        <w:tc>
+          <w:tcPr>
+            <w:tcW w:type="dxa" w:w="1440"/>
+            <w:shd w:val="clear" w:color="auto" w:fill="FFFFFF"/>
+          </w:tcPr>
+          <w:p>
+            <w:r>
+              <w:rPr>
+                <w:sz w:val="18"/>
+              </w:rPr>
+              <w:t>25,4</w:t>
+            </w:r>
+          </w:p>
+        </w:tc>
+      </w:tr>
+      <w:tr>
+        <w:tc>
+          <w:tcPr>
+            <w:tcW w:type="dxa" w:w="1440"/>
+            <w:shd w:val="clear" w:color="auto" w:fill="F4F8F7"/>
+          </w:tcPr>
+          <w:p>
+            <w:r>
+              <w:rPr>
+                <w:sz w:val="18"/>
+              </w:rPr>
+              <w:t>OUSSEYNOU BOYE (EQ12)</w:t>
+            </w:r>
+          </w:p>
+        </w:tc>
+        <w:tc>
+          <w:tcPr>
+            <w:tcW w:type="dxa" w:w="1440"/>
+            <w:shd w:val="clear" w:color="auto" w:fill="F4F8F7"/>
+          </w:tcPr>
+          <w:p>
+            <w:r>
+              <w:rPr>
+                <w:sz w:val="18"/>
+              </w:rPr>
+              <w:t>17</w:t>
+            </w:r>
+          </w:p>
+        </w:tc>
+        <w:tc>
+          <w:tcPr>
+            <w:tcW w:type="dxa" w:w="1440"/>
+            <w:shd w:val="clear" w:color="auto" w:fill="F4F8F7"/>
+          </w:tcPr>
+          <w:p>
+            <w:r>
+              <w:rPr>
+                <w:sz w:val="18"/>
+              </w:rPr>
+              <w:t>1</w:t>
+            </w:r>
+          </w:p>
+        </w:tc>
+        <w:tc>
+          <w:tcPr>
+            <w:tcW w:type="dxa" w:w="1440"/>
+            <w:shd w:val="clear" w:color="auto" w:fill="F4F8F7"/>
+          </w:tcPr>
+          <w:p>
+            <w:r>
+              <w:rPr>
+                <w:sz w:val="18"/>
+              </w:rPr>
+              <w:t>18</w:t>
+            </w:r>
+          </w:p>
+        </w:tc>
+        <w:tc>
+          <w:tcPr>
+            <w:tcW w:type="dxa" w:w="1440"/>
+            <w:shd w:val="clear" w:color="auto" w:fill="F4F8F7"/>
+          </w:tcPr>
+          <w:p>
+            <w:r>
+              <w:rPr>
+                <w:sz w:val="18"/>
+              </w:rPr>
+              <w:t>66</w:t>
+            </w:r>
+          </w:p>
+        </w:tc>
+        <w:tc>
+          <w:tcPr>
+            <w:tcW w:type="dxa" w:w="1440"/>
+            <w:shd w:val="clear" w:color="auto" w:fill="F4F8F7"/>
+          </w:tcPr>
+          <w:p>
+            <w:r>
+              <w:rPr>
+                <w:sz w:val="18"/>
+              </w:rPr>
+              <w:t>27,3</w:t>
+            </w:r>
+          </w:p>
+        </w:tc>
+      </w:tr>
+      <w:tr>
+        <w:tc>
+          <w:tcPr>
+            <w:tcW w:type="dxa" w:w="1440"/>
+            <w:shd w:val="clear" w:color="auto" w:fill="FFFFFF"/>
+          </w:tcPr>
+          <w:p>
+            <w:r>
+              <w:rPr>
+                <w:sz w:val="18"/>
+              </w:rPr>
+              <w:t>BAYE ASSE DIOP (EQ17)</w:t>
+            </w:r>
+          </w:p>
+        </w:tc>
+        <w:tc>
+          <w:tcPr>
+            <w:tcW w:type="dxa" w:w="1440"/>
+            <w:shd w:val="clear" w:color="auto" w:fill="FFFFFF"/>
+          </w:tcPr>
+          <w:p>
+            <w:r>
+              <w:rPr>
+                <w:sz w:val="18"/>
+              </w:rPr>
+              <w:t>16</w:t>
+            </w:r>
+          </w:p>
+        </w:tc>
+        <w:tc>
+          <w:tcPr>
+            <w:tcW w:type="dxa" w:w="1440"/>
+            <w:shd w:val="clear" w:color="auto" w:fill="FFFFFF"/>
+          </w:tcPr>
+          <w:p>
+            <w:r>
+              <w:rPr>
+                <w:sz w:val="18"/>
+              </w:rPr>
+              <w:t>0</w:t>
+            </w:r>
+          </w:p>
+        </w:tc>
+        <w:tc>
+          <w:tcPr>
+            <w:tcW w:type="dxa" w:w="1440"/>
+            <w:shd w:val="clear" w:color="auto" w:fill="FFFFFF"/>
+          </w:tcPr>
+          <w:p>
+            <w:r>
+              <w:rPr>
+                <w:sz w:val="18"/>
+              </w:rPr>
+              <w:t>16</w:t>
+            </w:r>
+          </w:p>
+        </w:tc>
+        <w:tc>
+          <w:tcPr>
+            <w:tcW w:type="dxa" w:w="1440"/>
+            <w:shd w:val="clear" w:color="auto" w:fill="FFFFFF"/>
+          </w:tcPr>
+          <w:p>
+            <w:r>
+              <w:rPr>
+                <w:sz w:val="18"/>
+              </w:rPr>
+              <w:t>82</w:t>
+            </w:r>
+          </w:p>
+        </w:tc>
+        <w:tc>
+          <w:tcPr>
+            <w:tcW w:type="dxa" w:w="1440"/>
+            <w:shd w:val="clear" w:color="auto" w:fill="FFFFFF"/>
+          </w:tcPr>
+          <w:p>
+            <w:r>
+              <w:rPr>
+                <w:sz w:val="18"/>
+              </w:rPr>
+              <w:t>19,5</w:t>
+            </w:r>
+          </w:p>
+        </w:tc>
+      </w:tr>
+      <w:tr>
+        <w:tc>
+          <w:tcPr>
+            <w:tcW w:type="dxa" w:w="1440"/>
+            <w:shd w:val="clear" w:color="auto" w:fill="F4F8F7"/>
+          </w:tcPr>
+          <w:p>
+            <w:r>
+              <w:rPr>
+                <w:sz w:val="18"/>
+              </w:rPr>
+              <w:t>ROKHAYA NGOM (EQ31)</w:t>
+            </w:r>
+          </w:p>
+        </w:tc>
+        <w:tc>
+          <w:tcPr>
+            <w:tcW w:type="dxa" w:w="1440"/>
+            <w:shd w:val="clear" w:color="auto" w:fill="F4F8F7"/>
+          </w:tcPr>
+          <w:p>
+            <w:r>
+              <w:rPr>
+                <w:sz w:val="18"/>
+              </w:rPr>
+              <w:t>0</w:t>
+            </w:r>
+          </w:p>
+        </w:tc>
+        <w:tc>
+          <w:tcPr>
+            <w:tcW w:type="dxa" w:w="1440"/>
+            <w:shd w:val="clear" w:color="auto" w:fill="F4F8F7"/>
+          </w:tcPr>
+          <w:p>
+            <w:r>
+              <w:rPr>
+                <w:sz w:val="18"/>
+              </w:rPr>
+              <w:t>15</w:t>
+            </w:r>
+          </w:p>
+        </w:tc>
+        <w:tc>
+          <w:tcPr>
+            <w:tcW w:type="dxa" w:w="1440"/>
+            <w:shd w:val="clear" w:color="auto" w:fill="F4F8F7"/>
+          </w:tcPr>
+          <w:p>
+            <w:r>
+              <w:rPr>
+                <w:sz w:val="18"/>
+              </w:rPr>
+              <w:t>15</w:t>
+            </w:r>
+          </w:p>
+        </w:tc>
+        <w:tc>
+          <w:tcPr>
+            <w:tcW w:type="dxa" w:w="1440"/>
+            <w:shd w:val="clear" w:color="auto" w:fill="F4F8F7"/>
+          </w:tcPr>
+          <w:p>
+            <w:r>
+              <w:rPr>
+                <w:sz w:val="18"/>
+              </w:rPr>
+              <w:t>61</w:t>
+            </w:r>
+          </w:p>
+        </w:tc>
+        <w:tc>
+          <w:tcPr>
+            <w:tcW w:type="dxa" w:w="1440"/>
+            <w:shd w:val="clear" w:color="auto" w:fill="F4F8F7"/>
+          </w:tcPr>
+          <w:p>
+            <w:r>
+              <w:rPr>
+                <w:sz w:val="18"/>
+              </w:rPr>
+              <w:t>24,6</w:t>
+            </w:r>
+          </w:p>
+        </w:tc>
+      </w:tr>
+      <w:tr>
+        <w:tc>
+          <w:tcPr>
+            <w:tcW w:type="dxa" w:w="1440"/>
+            <w:shd w:val="clear" w:color="auto" w:fill="FFFFFF"/>
+          </w:tcPr>
+          <w:p>
+            <w:r>
+              <w:rPr>
+                <w:sz w:val="18"/>
+              </w:rPr>
+              <w:t>TALLA NGOM (EQ25)</w:t>
+            </w:r>
+          </w:p>
+        </w:tc>
+        <w:tc>
+          <w:tcPr>
+            <w:tcW w:type="dxa" w:w="1440"/>
+            <w:shd w:val="clear" w:color="auto" w:fill="FFFFFF"/>
+          </w:tcPr>
+          <w:p>
+            <w:r>
+              <w:rPr>
+                <w:sz w:val="18"/>
+              </w:rPr>
+              <w:t>3</w:t>
+            </w:r>
+          </w:p>
+        </w:tc>
+        <w:tc>
+          <w:tcPr>
+            <w:tcW w:type="dxa" w:w="1440"/>
+            <w:shd w:val="clear" w:color="auto" w:fill="FFFFFF"/>
+          </w:tcPr>
+          <w:p>
+            <w:r>
+              <w:rPr>
+                <w:sz w:val="18"/>
+              </w:rPr>
+              <w:t>12</w:t>
+            </w:r>
+          </w:p>
+        </w:tc>
+        <w:tc>
+          <w:tcPr>
+            <w:tcW w:type="dxa" w:w="1440"/>
+            <w:shd w:val="clear" w:color="auto" w:fill="FFFFFF"/>
+          </w:tcPr>
+          <w:p>
+            <w:r>
+              <w:rPr>
+                <w:sz w:val="18"/>
+              </w:rPr>
+              <w:t>15</w:t>
+            </w:r>
+          </w:p>
+        </w:tc>
+        <w:tc>
+          <w:tcPr>
+            <w:tcW w:type="dxa" w:w="1440"/>
+            <w:shd w:val="clear" w:color="auto" w:fill="FFFFFF"/>
+          </w:tcPr>
+          <w:p>
+            <w:r>
+              <w:rPr>
+                <w:sz w:val="18"/>
+              </w:rPr>
+              <w:t>75</w:t>
+            </w:r>
+          </w:p>
+        </w:tc>
+        <w:tc>
+          <w:tcPr>
+            <w:tcW w:type="dxa" w:w="1440"/>
+            <w:shd w:val="clear" w:color="auto" w:fill="FFFFFF"/>
+          </w:tcPr>
+          <w:p>
+            <w:r>
+              <w:rPr>
+                <w:sz w:val="18"/>
+              </w:rPr>
+              <w:t>20</w:t>
+            </w:r>
+          </w:p>
+        </w:tc>
+      </w:tr>
+      <w:tr>
+        <w:tc>
+          <w:tcPr>
+            <w:tcW w:type="dxa" w:w="1440"/>
+            <w:shd w:val="clear" w:color="auto" w:fill="F4F8F7"/>
+          </w:tcPr>
+          <w:p>
+            <w:r>
+              <w:rPr>
+                <w:sz w:val="18"/>
+              </w:rPr>
+              <w:t>DOUDOU SANE (EQ19)</w:t>
+            </w:r>
+          </w:p>
+        </w:tc>
+        <w:tc>
+          <w:tcPr>
+            <w:tcW w:type="dxa" w:w="1440"/>
+            <w:shd w:val="clear" w:color="auto" w:fill="F4F8F7"/>
+          </w:tcPr>
+          <w:p>
+            <w:r>
+              <w:rPr>
+                <w:sz w:val="18"/>
+              </w:rPr>
+              <w:t>15</w:t>
+            </w:r>
+          </w:p>
+        </w:tc>
+        <w:tc>
+          <w:tcPr>
+            <w:tcW w:type="dxa" w:w="1440"/>
+            <w:shd w:val="clear" w:color="auto" w:fill="F4F8F7"/>
+          </w:tcPr>
+          <w:p>
+            <w:r>
+              <w:rPr>
+                <w:sz w:val="18"/>
+              </w:rPr>
+              <w:t>0</w:t>
+            </w:r>
+          </w:p>
+        </w:tc>
+        <w:tc>
+          <w:tcPr>
+            <w:tcW w:type="dxa" w:w="1440"/>
+            <w:shd w:val="clear" w:color="auto" w:fill="F4F8F7"/>
+          </w:tcPr>
+          <w:p>
+            <w:r>
+              <w:rPr>
+                <w:sz w:val="18"/>
+              </w:rPr>
+              <w:t>15</w:t>
+            </w:r>
+          </w:p>
+        </w:tc>
+        <w:tc>
+          <w:tcPr>
+            <w:tcW w:type="dxa" w:w="1440"/>
+            <w:shd w:val="clear" w:color="auto" w:fill="F4F8F7"/>
+          </w:tcPr>
+          <w:p>
+            <w:r>
+              <w:rPr>
+                <w:sz w:val="18"/>
+              </w:rPr>
+              <w:t>56</w:t>
+            </w:r>
+          </w:p>
+        </w:tc>
+        <w:tc>
+          <w:tcPr>
+            <w:tcW w:type="dxa" w:w="1440"/>
+            <w:shd w:val="clear" w:color="auto" w:fill="F4F8F7"/>
+          </w:tcPr>
+          <w:p>
+            <w:r>
+              <w:rPr>
+                <w:sz w:val="18"/>
+              </w:rPr>
+              <w:t>26,8</w:t>
+            </w:r>
+          </w:p>
+        </w:tc>
+      </w:tr>
+      <w:tr>
+        <w:tc>
+          <w:tcPr>
+            <w:tcW w:type="dxa" w:w="1440"/>
+            <w:shd w:val="clear" w:color="auto" w:fill="FFFFFF"/>
+          </w:tcPr>
+          <w:p>
+            <w:r>
+              <w:rPr>
+                <w:sz w:val="18"/>
+              </w:rPr>
+              <w:t>FATOU NDIAYE GAYE (EQ11)</w:t>
+            </w:r>
+          </w:p>
+        </w:tc>
+        <w:tc>
+          <w:tcPr>
+            <w:tcW w:type="dxa" w:w="1440"/>
+            <w:shd w:val="clear" w:color="auto" w:fill="FFFFFF"/>
+          </w:tcPr>
+          <w:p>
+            <w:r>
+              <w:rPr>
+                <w:sz w:val="18"/>
+              </w:rPr>
+              <w:t>10</w:t>
+            </w:r>
+          </w:p>
+        </w:tc>
+        <w:tc>
+          <w:tcPr>
+            <w:tcW w:type="dxa" w:w="1440"/>
+            <w:shd w:val="clear" w:color="auto" w:fill="FFFFFF"/>
+          </w:tcPr>
+          <w:p>
+            <w:r>
+              <w:rPr>
+                <w:sz w:val="18"/>
+              </w:rPr>
+              <w:t>4</w:t>
+            </w:r>
+          </w:p>
+        </w:tc>
+        <w:tc>
+          <w:tcPr>
+            <w:tcW w:type="dxa" w:w="1440"/>
+            <w:shd w:val="clear" w:color="auto" w:fill="FFFFFF"/>
+          </w:tcPr>
+          <w:p>
+            <w:r>
+              <w:rPr>
+                <w:sz w:val="18"/>
+              </w:rPr>
+              <w:t>14</w:t>
+            </w:r>
+          </w:p>
+        </w:tc>
+        <w:tc>
+          <w:tcPr>
+            <w:tcW w:type="dxa" w:w="1440"/>
+            <w:shd w:val="clear" w:color="auto" w:fill="FFFFFF"/>
+          </w:tcPr>
+          <w:p>
+            <w:r>
+              <w:rPr>
+                <w:sz w:val="18"/>
+              </w:rPr>
+              <w:t>71</w:t>
+            </w:r>
+          </w:p>
+        </w:tc>
+        <w:tc>
+          <w:tcPr>
+            <w:tcW w:type="dxa" w:w="1440"/>
+            <w:shd w:val="clear" w:color="auto" w:fill="FFFFFF"/>
+          </w:tcPr>
+          <w:p>
+            <w:r>
+              <w:rPr>
+                <w:sz w:val="18"/>
+              </w:rPr>
+              <w:t>19,7</w:t>
+            </w:r>
+          </w:p>
+        </w:tc>
+      </w:tr>
+      <w:tr>
+        <w:tc>
+          <w:tcPr>
+            <w:tcW w:type="dxa" w:w="1440"/>
+            <w:shd w:val="clear" w:color="auto" w:fill="F4F8F7"/>
+          </w:tcPr>
+          <w:p>
+            <w:r>
+              <w:rPr>
+                <w:sz w:val="18"/>
+              </w:rPr>
+              <w:t>OUSMANE MBENGUE (EQ28)</w:t>
+            </w:r>
+          </w:p>
+        </w:tc>
+        <w:tc>
+          <w:tcPr>
+            <w:tcW w:type="dxa" w:w="1440"/>
+            <w:shd w:val="clear" w:color="auto" w:fill="F4F8F7"/>
+          </w:tcPr>
+          <w:p>
+            <w:r>
+              <w:rPr>
+                <w:sz w:val="18"/>
+              </w:rPr>
+              <w:t>9</w:t>
+            </w:r>
+          </w:p>
+        </w:tc>
+        <w:tc>
+          <w:tcPr>
+            <w:tcW w:type="dxa" w:w="1440"/>
+            <w:shd w:val="clear" w:color="auto" w:fill="F4F8F7"/>
+          </w:tcPr>
+          <w:p>
+            <w:r>
+              <w:rPr>
+                <w:sz w:val="18"/>
+              </w:rPr>
+              <w:t>5</w:t>
+            </w:r>
+          </w:p>
+        </w:tc>
+        <w:tc>
+          <w:tcPr>
+            <w:tcW w:type="dxa" w:w="1440"/>
+            <w:shd w:val="clear" w:color="auto" w:fill="F4F8F7"/>
+          </w:tcPr>
+          <w:p>
+            <w:r>
+              <w:rPr>
+                <w:sz w:val="18"/>
+              </w:rPr>
+              <w:t>14</w:t>
+            </w:r>
+          </w:p>
+        </w:tc>
+        <w:tc>
+          <w:tcPr>
+            <w:tcW w:type="dxa" w:w="1440"/>
+            <w:shd w:val="clear" w:color="auto" w:fill="F4F8F7"/>
+          </w:tcPr>
+          <w:p>
+            <w:r>
+              <w:rPr>
+                <w:sz w:val="18"/>
+              </w:rPr>
+              <w:t>65</w:t>
+            </w:r>
+          </w:p>
+        </w:tc>
+        <w:tc>
+          <w:tcPr>
+            <w:tcW w:type="dxa" w:w="1440"/>
+            <w:shd w:val="clear" w:color="auto" w:fill="F4F8F7"/>
+          </w:tcPr>
+          <w:p>
+            <w:r>
+              <w:rPr>
+                <w:sz w:val="18"/>
+              </w:rPr>
+              <w:t>21,5</w:t>
+            </w:r>
+          </w:p>
+        </w:tc>
+      </w:tr>
+      <w:tr>
+        <w:tc>
+          <w:tcPr>
+            <w:tcW w:type="dxa" w:w="1440"/>
+            <w:shd w:val="clear" w:color="auto" w:fill="FFFFFF"/>
+          </w:tcPr>
+          <w:p>
+            <w:r>
+              <w:rPr>
+                <w:sz w:val="18"/>
+              </w:rPr>
+              <w:t>AMADOU GUEYE (EQ26)</w:t>
+            </w:r>
+          </w:p>
+        </w:tc>
+        <w:tc>
+          <w:tcPr>
+            <w:tcW w:type="dxa" w:w="1440"/>
+            <w:shd w:val="clear" w:color="auto" w:fill="FFFFFF"/>
+          </w:tcPr>
+          <w:p>
+            <w:r>
+              <w:rPr>
+                <w:sz w:val="18"/>
+              </w:rPr>
+              <w:t>12</w:t>
+            </w:r>
+          </w:p>
+        </w:tc>
+        <w:tc>
+          <w:tcPr>
+            <w:tcW w:type="dxa" w:w="1440"/>
+            <w:shd w:val="clear" w:color="auto" w:fill="FFFFFF"/>
+          </w:tcPr>
+          <w:p>
+            <w:r>
+              <w:rPr>
+                <w:sz w:val="18"/>
+              </w:rPr>
+              <w:t>2</w:t>
+            </w:r>
+          </w:p>
+        </w:tc>
+        <w:tc>
+          <w:tcPr>
+            <w:tcW w:type="dxa" w:w="1440"/>
+            <w:shd w:val="clear" w:color="auto" w:fill="FFFFFF"/>
+          </w:tcPr>
+          <w:p>
+            <w:r>
+              <w:rPr>
+                <w:sz w:val="18"/>
+              </w:rPr>
+              <w:t>14</w:t>
+            </w:r>
+          </w:p>
+        </w:tc>
+        <w:tc>
+          <w:tcPr>
+            <w:tcW w:type="dxa" w:w="1440"/>
+            <w:shd w:val="clear" w:color="auto" w:fill="FFFFFF"/>
+          </w:tcPr>
+          <w:p>
+            <w:r>
+              <w:rPr>
+                <w:sz w:val="18"/>
+              </w:rPr>
+              <w:t>78</w:t>
+            </w:r>
+          </w:p>
+        </w:tc>
+        <w:tc>
+          <w:tcPr>
+            <w:tcW w:type="dxa" w:w="1440"/>
+            <w:shd w:val="clear" w:color="auto" w:fill="FFFFFF"/>
+          </w:tcPr>
+          <w:p>
+            <w:r>
+              <w:rPr>
+                <w:sz w:val="18"/>
+              </w:rPr>
+              <w:t>17,9</w:t>
+            </w:r>
+          </w:p>
+        </w:tc>
+      </w:tr>
+      <w:tr>
+        <w:tc>
+          <w:tcPr>
+            <w:tcW w:type="dxa" w:w="1440"/>
+            <w:shd w:val="clear" w:color="auto" w:fill="F4F8F7"/>
+          </w:tcPr>
+          <w:p>
+            <w:r>
+              <w:rPr>
+                <w:sz w:val="18"/>
+              </w:rPr>
+              <w:t>BAYE CHEIKH NIANG (EQ10)</w:t>
+            </w:r>
+          </w:p>
+        </w:tc>
+        <w:tc>
+          <w:tcPr>
+            <w:tcW w:type="dxa" w:w="1440"/>
+            <w:shd w:val="clear" w:color="auto" w:fill="F4F8F7"/>
+          </w:tcPr>
+          <w:p>
+            <w:r>
+              <w:rPr>
+                <w:sz w:val="18"/>
+              </w:rPr>
+              <w:t>8</w:t>
+            </w:r>
+          </w:p>
+        </w:tc>
+        <w:tc>
+          <w:tcPr>
+            <w:tcW w:type="dxa" w:w="1440"/>
+            <w:shd w:val="clear" w:color="auto" w:fill="F4F8F7"/>
+          </w:tcPr>
+          <w:p>
+            <w:r>
+              <w:rPr>
+                <w:sz w:val="18"/>
+              </w:rPr>
+              <w:t>5</w:t>
+            </w:r>
+          </w:p>
+        </w:tc>
+        <w:tc>
+          <w:tcPr>
+            <w:tcW w:type="dxa" w:w="1440"/>
+            <w:shd w:val="clear" w:color="auto" w:fill="F4F8F7"/>
+          </w:tcPr>
+          <w:p>
+            <w:r>
+              <w:rPr>
+                <w:sz w:val="18"/>
+              </w:rPr>
+              <w:t>13</w:t>
+            </w:r>
+          </w:p>
+        </w:tc>
+        <w:tc>
+          <w:tcPr>
+            <w:tcW w:type="dxa" w:w="1440"/>
+            <w:shd w:val="clear" w:color="auto" w:fill="F4F8F7"/>
+          </w:tcPr>
+          <w:p>
+            <w:r>
+              <w:rPr>
+                <w:sz w:val="18"/>
+              </w:rPr>
+              <w:t>66</w:t>
+            </w:r>
+          </w:p>
+        </w:tc>
+        <w:tc>
+          <w:tcPr>
+            <w:tcW w:type="dxa" w:w="1440"/>
+            <w:shd w:val="clear" w:color="auto" w:fill="F4F8F7"/>
+          </w:tcPr>
+          <w:p>
+            <w:r>
+              <w:rPr>
+                <w:sz w:val="18"/>
+              </w:rPr>
+              <w:t>19,7</w:t>
+            </w:r>
+          </w:p>
+        </w:tc>
+      </w:tr>
+      <w:tr>
+        <w:tc>
+          <w:tcPr>
+            <w:tcW w:type="dxa" w:w="1440"/>
+            <w:shd w:val="clear" w:color="auto" w:fill="FFFFFF"/>
+          </w:tcPr>
+          <w:p>
+            <w:r>
+              <w:rPr>
+                <w:sz w:val="18"/>
+              </w:rPr>
+              <w:t>MAIMOUNA KOURMANG (EQ35)</w:t>
+            </w:r>
+          </w:p>
+        </w:tc>
+        <w:tc>
+          <w:tcPr>
+            <w:tcW w:type="dxa" w:w="1440"/>
+            <w:shd w:val="clear" w:color="auto" w:fill="FFFFFF"/>
+          </w:tcPr>
+          <w:p>
+            <w:r>
+              <w:rPr>
+                <w:sz w:val="18"/>
+              </w:rPr>
+              <w:t>11</w:t>
+            </w:r>
+          </w:p>
+        </w:tc>
+        <w:tc>
+          <w:tcPr>
+            <w:tcW w:type="dxa" w:w="1440"/>
+            <w:shd w:val="clear" w:color="auto" w:fill="FFFFFF"/>
+          </w:tcPr>
+          <w:p>
+            <w:r>
+              <w:rPr>
+                <w:sz w:val="18"/>
+              </w:rPr>
+              <w:t>1</w:t>
+            </w:r>
+          </w:p>
+        </w:tc>
+        <w:tc>
+          <w:tcPr>
+            <w:tcW w:type="dxa" w:w="1440"/>
+            <w:shd w:val="clear" w:color="auto" w:fill="FFFFFF"/>
+          </w:tcPr>
+          <w:p>
+            <w:r>
+              <w:rPr>
+                <w:sz w:val="18"/>
+              </w:rPr>
+              <w:t>12</w:t>
+            </w:r>
+          </w:p>
+        </w:tc>
+        <w:tc>
+          <w:tcPr>
+            <w:tcW w:type="dxa" w:w="1440"/>
+            <w:shd w:val="clear" w:color="auto" w:fill="FFFFFF"/>
+          </w:tcPr>
+          <w:p>
+            <w:r>
+              <w:rPr>
+                <w:sz w:val="18"/>
+              </w:rPr>
+              <w:t>75</w:t>
+            </w:r>
+          </w:p>
+        </w:tc>
+        <w:tc>
+          <w:tcPr>
+            <w:tcW w:type="dxa" w:w="1440"/>
+            <w:shd w:val="clear" w:color="auto" w:fill="FFFFFF"/>
+          </w:tcPr>
+          <w:p>
+            <w:r>
+              <w:rPr>
+                <w:sz w:val="18"/>
+              </w:rPr>
+              <w:t>16</w:t>
+            </w:r>
+          </w:p>
+        </w:tc>
+      </w:tr>
+      <w:tr>
+        <w:tc>
+          <w:tcPr>
+            <w:tcW w:type="dxa" w:w="1440"/>
+            <w:shd w:val="clear" w:color="auto" w:fill="F4F8F7"/>
+          </w:tcPr>
+          <w:p>
+            <w:r>
+              <w:rPr>
+                <w:sz w:val="18"/>
+              </w:rPr>
+              <w:t>OUMAR WELE (EQ14)</w:t>
+            </w:r>
+          </w:p>
+        </w:tc>
+        <w:tc>
+          <w:tcPr>
+            <w:tcW w:type="dxa" w:w="1440"/>
+            <w:shd w:val="clear" w:color="auto" w:fill="F4F8F7"/>
+          </w:tcPr>
+          <w:p>
+            <w:r>
+              <w:rPr>
+                <w:sz w:val="18"/>
+              </w:rPr>
+              <w:t>12</w:t>
+            </w:r>
+          </w:p>
+        </w:tc>
+        <w:tc>
+          <w:tcPr>
+            <w:tcW w:type="dxa" w:w="1440"/>
+            <w:shd w:val="clear" w:color="auto" w:fill="F4F8F7"/>
+          </w:tcPr>
+          <w:p>
+            <w:r>
+              <w:rPr>
+                <w:sz w:val="18"/>
+              </w:rPr>
+              <w:t>0</w:t>
+            </w:r>
+          </w:p>
+        </w:tc>
+        <w:tc>
+          <w:tcPr>
+            <w:tcW w:type="dxa" w:w="1440"/>
+            <w:shd w:val="clear" w:color="auto" w:fill="F4F8F7"/>
+          </w:tcPr>
+          <w:p>
+            <w:r>
+              <w:rPr>
+                <w:sz w:val="18"/>
+              </w:rPr>
+              <w:t>12</w:t>
+            </w:r>
+          </w:p>
+        </w:tc>
+        <w:tc>
+          <w:tcPr>
+            <w:tcW w:type="dxa" w:w="1440"/>
+            <w:shd w:val="clear" w:color="auto" w:fill="F4F8F7"/>
+          </w:tcPr>
+          <w:p>
+            <w:r>
+              <w:rPr>
+                <w:sz w:val="18"/>
+              </w:rPr>
+              <w:t>61</w:t>
+            </w:r>
+          </w:p>
+        </w:tc>
+        <w:tc>
+          <w:tcPr>
+            <w:tcW w:type="dxa" w:w="1440"/>
+            <w:shd w:val="clear" w:color="auto" w:fill="F4F8F7"/>
+          </w:tcPr>
+          <w:p>
+            <w:r>
+              <w:rPr>
+                <w:sz w:val="18"/>
+              </w:rPr>
+              <w:t>19,7</w:t>
+            </w:r>
+          </w:p>
+        </w:tc>
+      </w:tr>
+      <w:tr>
+        <w:tc>
+          <w:tcPr>
+            <w:tcW w:type="dxa" w:w="1440"/>
+            <w:shd w:val="clear" w:color="auto" w:fill="FFFFFF"/>
+          </w:tcPr>
+          <w:p>
+            <w:r>
+              <w:rPr>
+                <w:sz w:val="18"/>
+              </w:rPr>
+              <w:t>AMINATA DJIBY NDIAYE (EQ13)</w:t>
+            </w:r>
+          </w:p>
+        </w:tc>
+        <w:tc>
+          <w:tcPr>
+            <w:tcW w:type="dxa" w:w="1440"/>
+            <w:shd w:val="clear" w:color="auto" w:fill="FFFFFF"/>
+          </w:tcPr>
+          <w:p>
+            <w:r>
+              <w:rPr>
+                <w:sz w:val="18"/>
+              </w:rPr>
+              <w:t>9</w:t>
+            </w:r>
+          </w:p>
+        </w:tc>
+        <w:tc>
+          <w:tcPr>
+            <w:tcW w:type="dxa" w:w="1440"/>
+            <w:shd w:val="clear" w:color="auto" w:fill="FFFFFF"/>
+          </w:tcPr>
+          <w:p>
+            <w:r>
+              <w:rPr>
+                <w:sz w:val="18"/>
+              </w:rPr>
+              <w:t>3</w:t>
+            </w:r>
+          </w:p>
+        </w:tc>
+        <w:tc>
+          <w:tcPr>
+            <w:tcW w:type="dxa" w:w="1440"/>
+            <w:shd w:val="clear" w:color="auto" w:fill="FFFFFF"/>
+          </w:tcPr>
+          <w:p>
+            <w:r>
+              <w:rPr>
+                <w:sz w:val="18"/>
+              </w:rPr>
+              <w:t>12</w:t>
+            </w:r>
+          </w:p>
+        </w:tc>
+        <w:tc>
+          <w:tcPr>
+            <w:tcW w:type="dxa" w:w="1440"/>
+            <w:shd w:val="clear" w:color="auto" w:fill="FFFFFF"/>
+          </w:tcPr>
+          <w:p>
+            <w:r>
+              <w:rPr>
+                <w:sz w:val="18"/>
+              </w:rPr>
+              <w:t>72</w:t>
+            </w:r>
+          </w:p>
+        </w:tc>
+        <w:tc>
+          <w:tcPr>
+            <w:tcW w:type="dxa" w:w="1440"/>
+            <w:shd w:val="clear" w:color="auto" w:fill="FFFFFF"/>
+          </w:tcPr>
+          <w:p>
+            <w:r>
+              <w:rPr>
+                <w:sz w:val="18"/>
+              </w:rPr>
+              <w:t>16,7</w:t>
+            </w:r>
+          </w:p>
+        </w:tc>
+      </w:tr>
+      <w:tr>
+        <w:tc>
+          <w:tcPr>
+            <w:tcW w:type="dxa" w:w="1440"/>
+            <w:shd w:val="clear" w:color="auto" w:fill="F4F8F7"/>
+          </w:tcPr>
+          <w:p>
+            <w:r>
+              <w:rPr>
+                <w:sz w:val="18"/>
+              </w:rPr>
+              <w:t>MANSOUR NDAO (EQ20)</w:t>
+            </w:r>
+          </w:p>
+        </w:tc>
+        <w:tc>
+          <w:tcPr>
+            <w:tcW w:type="dxa" w:w="1440"/>
+            <w:shd w:val="clear" w:color="auto" w:fill="F4F8F7"/>
+          </w:tcPr>
+          <w:p>
+            <w:r>
+              <w:rPr>
+                <w:sz w:val="18"/>
+              </w:rPr>
+              <w:t>6</w:t>
+            </w:r>
+          </w:p>
+        </w:tc>
+        <w:tc>
+          <w:tcPr>
+            <w:tcW w:type="dxa" w:w="1440"/>
+            <w:shd w:val="clear" w:color="auto" w:fill="F4F8F7"/>
+          </w:tcPr>
+          <w:p>
+            <w:r>
+              <w:rPr>
+                <w:sz w:val="18"/>
+              </w:rPr>
+              <w:t>5</w:t>
+            </w:r>
+          </w:p>
+        </w:tc>
+        <w:tc>
+          <w:tcPr>
+            <w:tcW w:type="dxa" w:w="1440"/>
+            <w:shd w:val="clear" w:color="auto" w:fill="F4F8F7"/>
+          </w:tcPr>
+          <w:p>
+            <w:r>
+              <w:rPr>
+                <w:sz w:val="18"/>
+              </w:rPr>
+              <w:t>11</w:t>
+            </w:r>
+          </w:p>
+        </w:tc>
+        <w:tc>
+          <w:tcPr>
+            <w:tcW w:type="dxa" w:w="1440"/>
+            <w:shd w:val="clear" w:color="auto" w:fill="F4F8F7"/>
+          </w:tcPr>
+          <w:p>
+            <w:r>
+              <w:rPr>
+                <w:sz w:val="18"/>
+              </w:rPr>
+              <w:t>68</w:t>
+            </w:r>
+          </w:p>
+        </w:tc>
+        <w:tc>
+          <w:tcPr>
+            <w:tcW w:type="dxa" w:w="1440"/>
+            <w:shd w:val="clear" w:color="auto" w:fill="F4F8F7"/>
+          </w:tcPr>
+          <w:p>
+            <w:r>
+              <w:rPr>
+                <w:sz w:val="18"/>
+              </w:rPr>
+              <w:t>16,2</w:t>
+            </w:r>
+          </w:p>
+        </w:tc>
+      </w:tr>
+      <w:tr>
+        <w:tc>
+          <w:tcPr>
+            <w:tcW w:type="dxa" w:w="1440"/>
+            <w:shd w:val="clear" w:color="auto" w:fill="FFFFFF"/>
+          </w:tcPr>
+          <w:p>
+            <w:r>
+              <w:rPr>
+                <w:sz w:val="18"/>
+              </w:rPr>
+              <w:t>ABDOU KHADRE FALL (EQ8)</w:t>
+            </w:r>
+          </w:p>
+        </w:tc>
+        <w:tc>
+          <w:tcPr>
+            <w:tcW w:type="dxa" w:w="1440"/>
+            <w:shd w:val="clear" w:color="auto" w:fill="FFFFFF"/>
+          </w:tcPr>
+          <w:p>
+            <w:r>
+              <w:rPr>
+                <w:sz w:val="18"/>
+              </w:rPr>
+              <w:t>9</w:t>
+            </w:r>
+          </w:p>
+        </w:tc>
+        <w:tc>
+          <w:tcPr>
+            <w:tcW w:type="dxa" w:w="1440"/>
+            <w:shd w:val="clear" w:color="auto" w:fill="FFFFFF"/>
+          </w:tcPr>
+          <w:p>
+            <w:r>
+              <w:rPr>
+                <w:sz w:val="18"/>
+              </w:rPr>
+              <w:t>0</w:t>
+            </w:r>
+          </w:p>
+        </w:tc>
+        <w:tc>
+          <w:tcPr>
+            <w:tcW w:type="dxa" w:w="1440"/>
+            <w:shd w:val="clear" w:color="auto" w:fill="FFFFFF"/>
+          </w:tcPr>
+          <w:p>
+            <w:r>
+              <w:rPr>
+                <w:sz w:val="18"/>
+              </w:rPr>
+              <w:t>9</w:t>
+            </w:r>
+          </w:p>
+        </w:tc>
+        <w:tc>
+          <w:tcPr>
+            <w:tcW w:type="dxa" w:w="1440"/>
+            <w:shd w:val="clear" w:color="auto" w:fill="FFFFFF"/>
+          </w:tcPr>
+          <w:p>
+            <w:r>
+              <w:rPr>
+                <w:sz w:val="18"/>
+              </w:rPr>
+              <w:t>61</w:t>
+            </w:r>
+          </w:p>
+        </w:tc>
+        <w:tc>
+          <w:tcPr>
+            <w:tcW w:type="dxa" w:w="1440"/>
+            <w:shd w:val="clear" w:color="auto" w:fill="FFFFFF"/>
+          </w:tcPr>
+          <w:p>
+            <w:r>
+              <w:rPr>
+                <w:sz w:val="18"/>
+              </w:rPr>
+              <w:t>14,8</w:t>
+            </w:r>
+          </w:p>
+        </w:tc>
+      </w:tr>
+      <w:tr>
+        <w:tc>
+          <w:tcPr>
+            <w:tcW w:type="dxa" w:w="1440"/>
+            <w:shd w:val="clear" w:color="auto" w:fill="F4F8F7"/>
+          </w:tcPr>
+          <w:p>
+            <w:r>
+              <w:rPr>
+                <w:sz w:val="18"/>
+              </w:rPr>
+              <w:t>SENABOU BADJI (EQ32)</w:t>
+            </w:r>
+          </w:p>
+        </w:tc>
+        <w:tc>
+          <w:tcPr>
+            <w:tcW w:type="dxa" w:w="1440"/>
+            <w:shd w:val="clear" w:color="auto" w:fill="F4F8F7"/>
+          </w:tcPr>
+          <w:p>
+            <w:r>
+              <w:rPr>
+                <w:sz w:val="18"/>
+              </w:rPr>
+              <w:t>9</w:t>
+            </w:r>
+          </w:p>
+        </w:tc>
+        <w:tc>
+          <w:tcPr>
+            <w:tcW w:type="dxa" w:w="1440"/>
+            <w:shd w:val="clear" w:color="auto" w:fill="F4F8F7"/>
+          </w:tcPr>
+          <w:p>
+            <w:r>
+              <w:rPr>
+                <w:sz w:val="18"/>
+              </w:rPr>
+              <w:t>0</w:t>
+            </w:r>
+          </w:p>
+        </w:tc>
+        <w:tc>
+          <w:tcPr>
+            <w:tcW w:type="dxa" w:w="1440"/>
+            <w:shd w:val="clear" w:color="auto" w:fill="F4F8F7"/>
+          </w:tcPr>
+          <w:p>
+            <w:r>
+              <w:rPr>
+                <w:sz w:val="18"/>
+              </w:rPr>
+              <w:t>9</w:t>
+            </w:r>
+          </w:p>
+        </w:tc>
+        <w:tc>
+          <w:tcPr>
+            <w:tcW w:type="dxa" w:w="1440"/>
+            <w:shd w:val="clear" w:color="auto" w:fill="F4F8F7"/>
+          </w:tcPr>
+          <w:p>
+            <w:r>
+              <w:rPr>
+                <w:sz w:val="18"/>
+              </w:rPr>
+              <w:t>62</w:t>
+            </w:r>
+          </w:p>
+        </w:tc>
+        <w:tc>
+          <w:tcPr>
+            <w:tcW w:type="dxa" w:w="1440"/>
+            <w:shd w:val="clear" w:color="auto" w:fill="F4F8F7"/>
+          </w:tcPr>
+          <w:p>
+            <w:r>
+              <w:rPr>
+                <w:sz w:val="18"/>
+              </w:rPr>
+              <w:t>14,5</w:t>
+            </w:r>
+          </w:p>
+        </w:tc>
+      </w:tr>
+      <w:tr>
+        <w:tc>
+          <w:tcPr>
+            <w:tcW w:type="dxa" w:w="1440"/>
+            <w:shd w:val="clear" w:color="auto" w:fill="FFFFFF"/>
+          </w:tcPr>
+          <w:p>
+            <w:r>
+              <w:rPr>
+                <w:sz w:val="18"/>
+              </w:rPr>
+              <w:t>AL HASSANE DIOUF (EQ21)</w:t>
+            </w:r>
+          </w:p>
+        </w:tc>
+        <w:tc>
+          <w:tcPr>
+            <w:tcW w:type="dxa" w:w="1440"/>
+            <w:shd w:val="clear" w:color="auto" w:fill="FFFFFF"/>
+          </w:tcPr>
+          <w:p>
+            <w:r>
+              <w:rPr>
+                <w:sz w:val="18"/>
+              </w:rPr>
+              <w:t>8</w:t>
+            </w:r>
+          </w:p>
+        </w:tc>
+        <w:tc>
+          <w:tcPr>
+            <w:tcW w:type="dxa" w:w="1440"/>
+            <w:shd w:val="clear" w:color="auto" w:fill="FFFFFF"/>
+          </w:tcPr>
+          <w:p>
+            <w:r>
+              <w:rPr>
+                <w:sz w:val="18"/>
+              </w:rPr>
+              <w:t>0</w:t>
+            </w:r>
+          </w:p>
+        </w:tc>
+        <w:tc>
+          <w:tcPr>
+            <w:tcW w:type="dxa" w:w="1440"/>
+            <w:shd w:val="clear" w:color="auto" w:fill="FFFFFF"/>
+          </w:tcPr>
+          <w:p>
+            <w:r>
+              <w:rPr>
+                <w:sz w:val="18"/>
+              </w:rPr>
+              <w:t>8</w:t>
+            </w:r>
+          </w:p>
+        </w:tc>
+        <w:tc>
+          <w:tcPr>
+            <w:tcW w:type="dxa" w:w="1440"/>
+            <w:shd w:val="clear" w:color="auto" w:fill="FFFFFF"/>
+          </w:tcPr>
+          <w:p>
+            <w:r>
+              <w:rPr>
+                <w:sz w:val="18"/>
+              </w:rPr>
+              <w:t>54</w:t>
+            </w:r>
+          </w:p>
+        </w:tc>
+        <w:tc>
+          <w:tcPr>
+            <w:tcW w:type="dxa" w:w="1440"/>
+            <w:shd w:val="clear" w:color="auto" w:fill="FFFFFF"/>
+          </w:tcPr>
+          <w:p>
+            <w:r>
+              <w:rPr>
+                <w:sz w:val="18"/>
+              </w:rPr>
+              <w:t>14,8</w:t>
+            </w:r>
+          </w:p>
+        </w:tc>
+      </w:tr>
+      <w:tr>
+        <w:tc>
+          <w:tcPr>
+            <w:tcW w:type="dxa" w:w="1440"/>
+            <w:shd w:val="clear" w:color="auto" w:fill="F4F8F7"/>
+          </w:tcPr>
+          <w:p>
+            <w:r>
+              <w:rPr>
+                <w:sz w:val="18"/>
+              </w:rPr>
+              <w:t>DJIBRIL BA (EQ6)</w:t>
+            </w:r>
+          </w:p>
+        </w:tc>
+        <w:tc>
+          <w:tcPr>
+            <w:tcW w:type="dxa" w:w="1440"/>
+            <w:shd w:val="clear" w:color="auto" w:fill="F4F8F7"/>
+          </w:tcPr>
+          <w:p>
+            <w:r>
+              <w:rPr>
+                <w:sz w:val="18"/>
+              </w:rPr>
+              <w:t>7</w:t>
+            </w:r>
+          </w:p>
+        </w:tc>
+        <w:tc>
+          <w:tcPr>
+            <w:tcW w:type="dxa" w:w="1440"/>
+            <w:shd w:val="clear" w:color="auto" w:fill="F4F8F7"/>
+          </w:tcPr>
+          <w:p>
+            <w:r>
+              <w:rPr>
+                <w:sz w:val="18"/>
+              </w:rPr>
+              <w:t>0</w:t>
+            </w:r>
+          </w:p>
+        </w:tc>
+        <w:tc>
+          <w:tcPr>
+            <w:tcW w:type="dxa" w:w="1440"/>
+            <w:shd w:val="clear" w:color="auto" w:fill="F4F8F7"/>
+          </w:tcPr>
+          <w:p>
+            <w:r>
+              <w:rPr>
+                <w:sz w:val="18"/>
+              </w:rPr>
+              <w:t>7</w:t>
+            </w:r>
+          </w:p>
+        </w:tc>
+        <w:tc>
+          <w:tcPr>
+            <w:tcW w:type="dxa" w:w="1440"/>
+            <w:shd w:val="clear" w:color="auto" w:fill="F4F8F7"/>
+          </w:tcPr>
+          <w:p>
+            <w:r>
+              <w:rPr>
+                <w:sz w:val="18"/>
+              </w:rPr>
+              <w:t>75</w:t>
+            </w:r>
+          </w:p>
+        </w:tc>
+        <w:tc>
+          <w:tcPr>
+            <w:tcW w:type="dxa" w:w="1440"/>
+            <w:shd w:val="clear" w:color="auto" w:fill="F4F8F7"/>
+          </w:tcPr>
+          <w:p>
+            <w:r>
+              <w:rPr>
+                <w:sz w:val="18"/>
+              </w:rPr>
+              <w:t>9,3</w:t>
+            </w:r>
+          </w:p>
+        </w:tc>
+      </w:tr>
+      <w:tr>
+        <w:tc>
+          <w:tcPr>
+            <w:tcW w:type="dxa" w:w="1440"/>
+            <w:shd w:val="clear" w:color="auto" w:fill="FFFFFF"/>
+          </w:tcPr>
+          <w:p>
+            <w:r>
+              <w:rPr>
+                <w:sz w:val="18"/>
+              </w:rPr>
+              <w:t>MATAR GUEYE (EQ4)</w:t>
+            </w:r>
+          </w:p>
+        </w:tc>
+        <w:tc>
+          <w:tcPr>
+            <w:tcW w:type="dxa" w:w="1440"/>
+            <w:shd w:val="clear" w:color="auto" w:fill="FFFFFF"/>
+          </w:tcPr>
+          <w:p>
+            <w:r>
+              <w:rPr>
+                <w:sz w:val="18"/>
+              </w:rPr>
+              <w:t>6</w:t>
+            </w:r>
+          </w:p>
+        </w:tc>
+        <w:tc>
+          <w:tcPr>
+            <w:tcW w:type="dxa" w:w="1440"/>
+            <w:shd w:val="clear" w:color="auto" w:fill="FFFFFF"/>
+          </w:tcPr>
+          <w:p>
+            <w:r>
+              <w:rPr>
+                <w:sz w:val="18"/>
+              </w:rPr>
+              <w:t>0</w:t>
+            </w:r>
+          </w:p>
+        </w:tc>
+        <w:tc>
+          <w:tcPr>
+            <w:tcW w:type="dxa" w:w="1440"/>
+            <w:shd w:val="clear" w:color="auto" w:fill="FFFFFF"/>
+          </w:tcPr>
+          <w:p>
+            <w:r>
+              <w:rPr>
+                <w:sz w:val="18"/>
+              </w:rPr>
+              <w:t>6</w:t>
+            </w:r>
+          </w:p>
+        </w:tc>
+        <w:tc>
+          <w:tcPr>
+            <w:tcW w:type="dxa" w:w="1440"/>
+            <w:shd w:val="clear" w:color="auto" w:fill="FFFFFF"/>
+          </w:tcPr>
+          <w:p>
+            <w:r>
+              <w:rPr>
+                <w:sz w:val="18"/>
+              </w:rPr>
+              <w:t>75</w:t>
+            </w:r>
+          </w:p>
+        </w:tc>
+        <w:tc>
+          <w:tcPr>
+            <w:tcW w:type="dxa" w:w="1440"/>
+            <w:shd w:val="clear" w:color="auto" w:fill="FFFFFF"/>
+          </w:tcPr>
+          <w:p>
+            <w:r>
+              <w:rPr>
+                <w:sz w:val="18"/>
+              </w:rPr>
+              <w:t>8</w:t>
+            </w:r>
+          </w:p>
+        </w:tc>
+      </w:tr>
+      <w:tr>
+        <w:tc>
+          <w:tcPr>
+            <w:tcW w:type="dxa" w:w="1440"/>
+            <w:shd w:val="clear" w:color="auto" w:fill="F4F8F7"/>
+          </w:tcPr>
+          <w:p>
+            <w:r>
+              <w:rPr>
+                <w:sz w:val="18"/>
+              </w:rPr>
+              <w:t>EL HADJ FALLOU DIALLO (EQ24)</w:t>
+            </w:r>
+          </w:p>
+        </w:tc>
+        <w:tc>
+          <w:tcPr>
+            <w:tcW w:type="dxa" w:w="1440"/>
+            <w:shd w:val="clear" w:color="auto" w:fill="F4F8F7"/>
+          </w:tcPr>
+          <w:p>
+            <w:r>
+              <w:rPr>
+                <w:sz w:val="18"/>
+              </w:rPr>
+              <w:t>5</w:t>
+            </w:r>
+          </w:p>
+        </w:tc>
+        <w:tc>
+          <w:tcPr>
+            <w:tcW w:type="dxa" w:w="1440"/>
+            <w:shd w:val="clear" w:color="auto" w:fill="F4F8F7"/>
+          </w:tcPr>
+          <w:p>
+            <w:r>
+              <w:rPr>
+                <w:sz w:val="18"/>
+              </w:rPr>
+              <w:t>1</w:t>
+            </w:r>
+          </w:p>
+        </w:tc>
+        <w:tc>
+          <w:tcPr>
+            <w:tcW w:type="dxa" w:w="1440"/>
+            <w:shd w:val="clear" w:color="auto" w:fill="F4F8F7"/>
+          </w:tcPr>
+          <w:p>
+            <w:r>
+              <w:rPr>
+                <w:sz w:val="18"/>
+              </w:rPr>
+              <w:t>6</w:t>
+            </w:r>
+          </w:p>
+        </w:tc>
+        <w:tc>
+          <w:tcPr>
+            <w:tcW w:type="dxa" w:w="1440"/>
+            <w:shd w:val="clear" w:color="auto" w:fill="F4F8F7"/>
+          </w:tcPr>
+          <w:p>
+            <w:r>
+              <w:rPr>
+                <w:sz w:val="18"/>
+              </w:rPr>
+              <w:t>84</w:t>
+            </w:r>
+          </w:p>
+        </w:tc>
+        <w:tc>
+          <w:tcPr>
+            <w:tcW w:type="dxa" w:w="1440"/>
+            <w:shd w:val="clear" w:color="auto" w:fill="F4F8F7"/>
+          </w:tcPr>
+          <w:p>
+            <w:r>
+              <w:rPr>
+                <w:sz w:val="18"/>
+              </w:rPr>
+              <w:t>7,1</w:t>
+            </w:r>
+          </w:p>
+        </w:tc>
+      </w:tr>
+      <w:tr>
+        <w:tc>
+          <w:tcPr>
+            <w:tcW w:type="dxa" w:w="1440"/>
+            <w:shd w:val="clear" w:color="auto" w:fill="FFFFFF"/>
+          </w:tcPr>
+          <w:p>
+            <w:r>
+              <w:rPr>
+                <w:sz w:val="18"/>
+              </w:rPr>
+              <w:t>FODE BAYO (EQ33)</w:t>
+            </w:r>
+          </w:p>
+        </w:tc>
+        <w:tc>
+          <w:tcPr>
+            <w:tcW w:type="dxa" w:w="1440"/>
+            <w:shd w:val="clear" w:color="auto" w:fill="FFFFFF"/>
+          </w:tcPr>
+          <w:p>
+            <w:r>
+              <w:rPr>
+                <w:sz w:val="18"/>
+              </w:rPr>
+              <w:t>4</w:t>
+            </w:r>
+          </w:p>
+        </w:tc>
+        <w:tc>
+          <w:tcPr>
+            <w:tcW w:type="dxa" w:w="1440"/>
+            <w:shd w:val="clear" w:color="auto" w:fill="FFFFFF"/>
+          </w:tcPr>
+          <w:p>
+            <w:r>
+              <w:rPr>
+                <w:sz w:val="18"/>
+              </w:rPr>
+              <w:t>0</w:t>
+            </w:r>
+          </w:p>
+        </w:tc>
+        <w:tc>
+          <w:tcPr>
+            <w:tcW w:type="dxa" w:w="1440"/>
+            <w:shd w:val="clear" w:color="auto" w:fill="FFFFFF"/>
+          </w:tcPr>
+          <w:p>
+            <w:r>
+              <w:rPr>
+                <w:sz w:val="18"/>
+              </w:rPr>
+              <w:t>4</w:t>
+            </w:r>
+          </w:p>
+        </w:tc>
+        <w:tc>
+          <w:tcPr>
+            <w:tcW w:type="dxa" w:w="1440"/>
+            <w:shd w:val="clear" w:color="auto" w:fill="FFFFFF"/>
+          </w:tcPr>
+          <w:p>
+            <w:r>
+              <w:rPr>
+                <w:sz w:val="18"/>
+              </w:rPr>
+              <w:t>62</w:t>
+            </w:r>
+          </w:p>
+        </w:tc>
+        <w:tc>
+          <w:tcPr>
+            <w:tcW w:type="dxa" w:w="1440"/>
+            <w:shd w:val="clear" w:color="auto" w:fill="FFFFFF"/>
+          </w:tcPr>
+          <w:p>
+            <w:r>
+              <w:rPr>
+                <w:sz w:val="18"/>
+              </w:rPr>
+              <w:t>6,5</w:t>
+            </w:r>
+          </w:p>
+        </w:tc>
+      </w:tr>
+      <w:tr>
+        <w:tc>
+          <w:tcPr>
+            <w:tcW w:type="dxa" w:w="1440"/>
+            <w:shd w:val="clear" w:color="auto" w:fill="F4F8F7"/>
+          </w:tcPr>
+          <w:p>
+            <w:r>
+              <w:rPr>
+                <w:sz w:val="18"/>
+              </w:rPr>
+              <w:t>ALASSANE NDOYE DIALLO (EQ18)</w:t>
+            </w:r>
+          </w:p>
+        </w:tc>
+        <w:tc>
+          <w:tcPr>
+            <w:tcW w:type="dxa" w:w="1440"/>
+            <w:shd w:val="clear" w:color="auto" w:fill="F4F8F7"/>
+          </w:tcPr>
+          <w:p>
+            <w:r>
+              <w:rPr>
+                <w:sz w:val="18"/>
+              </w:rPr>
+              <w:t>2</w:t>
+            </w:r>
+          </w:p>
+        </w:tc>
+        <w:tc>
+          <w:tcPr>
+            <w:tcW w:type="dxa" w:w="1440"/>
+            <w:shd w:val="clear" w:color="auto" w:fill="F4F8F7"/>
+          </w:tcPr>
+          <w:p>
+            <w:r>
+              <w:rPr>
+                <w:sz w:val="18"/>
+              </w:rPr>
+              <w:t>1</w:t>
+            </w:r>
+          </w:p>
+        </w:tc>
+        <w:tc>
+          <w:tcPr>
+            <w:tcW w:type="dxa" w:w="1440"/>
+            <w:shd w:val="clear" w:color="auto" w:fill="F4F8F7"/>
+          </w:tcPr>
+          <w:p>
+            <w:r>
+              <w:rPr>
+                <w:sz w:val="18"/>
+              </w:rPr>
+              <w:t>3</w:t>
+            </w:r>
+          </w:p>
+        </w:tc>
+        <w:tc>
+          <w:tcPr>
+            <w:tcW w:type="dxa" w:w="1440"/>
+            <w:shd w:val="clear" w:color="auto" w:fill="F4F8F7"/>
+          </w:tcPr>
+          <w:p>
+            <w:r>
+              <w:rPr>
+                <w:sz w:val="18"/>
+              </w:rPr>
+              <w:t>60</w:t>
+            </w:r>
+          </w:p>
+        </w:tc>
+        <w:tc>
+          <w:tcPr>
+            <w:tcW w:type="dxa" w:w="1440"/>
+            <w:shd w:val="clear" w:color="auto" w:fill="F4F8F7"/>
+          </w:tcPr>
+          <w:p>
+            <w:r>
+              <w:rPr>
+                <w:sz w:val="18"/>
+              </w:rPr>
+              <w:t>5</w:t>
+            </w:r>
+          </w:p>
+        </w:tc>
+      </w:tr>
+      <w:tr>
+        <w:tc>
+          <w:tcPr>
+            <w:tcW w:type="dxa" w:w="1440"/>
+            <w:shd w:val="clear" w:color="auto" w:fill="FFFFFF"/>
+          </w:tcPr>
+          <w:p>
+            <w:r>
+              <w:rPr>
+                <w:sz w:val="18"/>
+              </w:rPr>
+              <w:t>SOUDOU FAYE (EQ22)</w:t>
+            </w:r>
+          </w:p>
+        </w:tc>
+        <w:tc>
+          <w:tcPr>
+            <w:tcW w:type="dxa" w:w="1440"/>
+            <w:shd w:val="clear" w:color="auto" w:fill="FFFFFF"/>
+          </w:tcPr>
+          <w:p>
+            <w:r>
+              <w:rPr>
+                <w:sz w:val="18"/>
+              </w:rPr>
+              <w:t>1</w:t>
+            </w:r>
+          </w:p>
+        </w:tc>
+        <w:tc>
+          <w:tcPr>
+            <w:tcW w:type="dxa" w:w="1440"/>
+            <w:shd w:val="clear" w:color="auto" w:fill="FFFFFF"/>
+          </w:tcPr>
+          <w:p>
+            <w:r>
+              <w:rPr>
+                <w:sz w:val="18"/>
+              </w:rPr>
+              <w:t>2</w:t>
+            </w:r>
+          </w:p>
+        </w:tc>
+        <w:tc>
+          <w:tcPr>
+            <w:tcW w:type="dxa" w:w="1440"/>
+            <w:shd w:val="clear" w:color="auto" w:fill="FFFFFF"/>
+          </w:tcPr>
+          <w:p>
+            <w:r>
+              <w:rPr>
+                <w:sz w:val="18"/>
+              </w:rPr>
+              <w:t>3</w:t>
+            </w:r>
+          </w:p>
+        </w:tc>
+        <w:tc>
+          <w:tcPr>
+            <w:tcW w:type="dxa" w:w="1440"/>
+            <w:shd w:val="clear" w:color="auto" w:fill="FFFFFF"/>
+          </w:tcPr>
+          <w:p>
+            <w:r>
+              <w:rPr>
+                <w:sz w:val="18"/>
+              </w:rPr>
+              <w:t>61</w:t>
+            </w:r>
+          </w:p>
+        </w:tc>
+        <w:tc>
+          <w:tcPr>
+            <w:tcW w:type="dxa" w:w="1440"/>
+            <w:shd w:val="clear" w:color="auto" w:fill="FFFFFF"/>
+          </w:tcPr>
+          <w:p>
+            <w:r>
+              <w:rPr>
+                <w:sz w:val="18"/>
+              </w:rPr>
+              <w:t>4,9</w:t>
+            </w:r>
+          </w:p>
+        </w:tc>
+      </w:tr>
+      <w:tr>
+        <w:tc>
+          <w:tcPr>
+            <w:tcW w:type="dxa" w:w="1440"/>
+            <w:shd w:val="clear" w:color="auto" w:fill="F4F8F7"/>
+          </w:tcPr>
+          <w:p>
+            <w:r>
+              <w:rPr>
+                <w:sz w:val="18"/>
+              </w:rPr>
+              <w:t>MAME DIARRA COLY (EQ34)</w:t>
+            </w:r>
+          </w:p>
+        </w:tc>
+        <w:tc>
+          <w:tcPr>
+            <w:tcW w:type="dxa" w:w="1440"/>
+            <w:shd w:val="clear" w:color="auto" w:fill="F4F8F7"/>
+          </w:tcPr>
+          <w:p>
+            <w:r>
+              <w:rPr>
+                <w:sz w:val="18"/>
+              </w:rPr>
+              <w:t>1</w:t>
+            </w:r>
+          </w:p>
+        </w:tc>
+        <w:tc>
+          <w:tcPr>
+            <w:tcW w:type="dxa" w:w="1440"/>
+            <w:shd w:val="clear" w:color="auto" w:fill="F4F8F7"/>
+          </w:tcPr>
+          <w:p>
+            <w:r>
+              <w:rPr>
+                <w:sz w:val="18"/>
+              </w:rPr>
+              <w:t>2</w:t>
+            </w:r>
+          </w:p>
+        </w:tc>
+        <w:tc>
+          <w:tcPr>
+            <w:tcW w:type="dxa" w:w="1440"/>
+            <w:shd w:val="clear" w:color="auto" w:fill="F4F8F7"/>
+          </w:tcPr>
+          <w:p>
+            <w:r>
+              <w:rPr>
+                <w:sz w:val="18"/>
+              </w:rPr>
+              <w:t>3</w:t>
+            </w:r>
+          </w:p>
+        </w:tc>
+        <w:tc>
+          <w:tcPr>
+            <w:tcW w:type="dxa" w:w="1440"/>
+            <w:shd w:val="clear" w:color="auto" w:fill="F4F8F7"/>
+          </w:tcPr>
+          <w:p>
+            <w:r>
+              <w:rPr>
+                <w:sz w:val="18"/>
+              </w:rPr>
+              <w:t>63</w:t>
+            </w:r>
+          </w:p>
+        </w:tc>
+        <w:tc>
+          <w:tcPr>
+            <w:tcW w:type="dxa" w:w="1440"/>
+            <w:shd w:val="clear" w:color="auto" w:fill="F4F8F7"/>
+          </w:tcPr>
+          <w:p>
+            <w:r>
+              <w:rPr>
+                <w:sz w:val="18"/>
+              </w:rPr>
+              <w:t>4,8</w:t>
+            </w:r>
+          </w:p>
+        </w:tc>
+      </w:tr>
+      <w:tr>
+        <w:tc>
+          <w:tcPr>
+            <w:tcW w:type="dxa" w:w="1440"/>
+            <w:shd w:val="clear" w:color="auto" w:fill="FFFFFF"/>
+          </w:tcPr>
+          <w:p>
+            <w:r>
+              <w:rPr>
+                <w:sz w:val="18"/>
+              </w:rPr>
+              <w:t>ALASSANE HENRY DIEDHIOU (EQ16)</w:t>
+            </w:r>
+          </w:p>
+        </w:tc>
+        <w:tc>
+          <w:tcPr>
+            <w:tcW w:type="dxa" w:w="1440"/>
+            <w:shd w:val="clear" w:color="auto" w:fill="FFFFFF"/>
+          </w:tcPr>
+          <w:p>
+            <w:r>
+              <w:rPr>
+                <w:sz w:val="18"/>
+              </w:rPr>
+              <w:t>1</w:t>
+            </w:r>
+          </w:p>
+        </w:tc>
+        <w:tc>
+          <w:tcPr>
+            <w:tcW w:type="dxa" w:w="1440"/>
+            <w:shd w:val="clear" w:color="auto" w:fill="FFFFFF"/>
+          </w:tcPr>
+          <w:p>
+            <w:r>
+              <w:rPr>
+                <w:sz w:val="18"/>
+              </w:rPr>
+              <w:t>1</w:t>
+            </w:r>
+          </w:p>
+        </w:tc>
+        <w:tc>
+          <w:tcPr>
+            <w:tcW w:type="dxa" w:w="1440"/>
+            <w:shd w:val="clear" w:color="auto" w:fill="FFFFFF"/>
+          </w:tcPr>
+          <w:p>
+            <w:r>
+              <w:rPr>
+                <w:sz w:val="18"/>
+              </w:rPr>
+              <w:t>2</w:t>
+            </w:r>
+          </w:p>
+        </w:tc>
+        <w:tc>
+          <w:tcPr>
+            <w:tcW w:type="dxa" w:w="1440"/>
+            <w:shd w:val="clear" w:color="auto" w:fill="FFFFFF"/>
+          </w:tcPr>
+          <w:p>
+            <w:r>
+              <w:rPr>
+                <w:sz w:val="18"/>
+              </w:rPr>
+              <w:t>49</w:t>
+            </w:r>
+          </w:p>
+        </w:tc>
+        <w:tc>
+          <w:tcPr>
+            <w:tcW w:type="dxa" w:w="1440"/>
+            <w:shd w:val="clear" w:color="auto" w:fill="FFFFFF"/>
+          </w:tcPr>
+          <w:p>
+            <w:r>
+              <w:rPr>
+                <w:sz w:val="18"/>
+              </w:rPr>
+              <w:t>4,1</w:t>
             </w:r>
           </w:p>
         </w:tc>
@@ -5583,7 +8977,7 @@
           <w:color w:val="1E293B"/>
           <w:sz w:val="20"/>
         </w:rPr>
-        <w:t>Tableau 4 : Rythme de collecte — ménages collectés par équipe (+ évolution quotidienne)</w:t>
+        <w:t>Tableau 5 : Rythme de collecte — ménages collectés par équipe (+ évolution quotidienne)</w:t>
       </w:r>
     </w:p>
     <w:tbl>
@@ -7251,7 +10645,7 @@
           <w:color w:val="1E293B"/>
           <w:sz w:val="20"/>
         </w:rPr>
-        <w:t>Tableau 5 : Couverture par région</w:t>
+        <w:t>Tableau 6 : Couverture par région</w:t>
       </w:r>
     </w:p>
     <w:tbl>
@@ -8370,7 +11764,7 @@
           <w:color w:val="1E293B"/>
           <w:sz w:val="20"/>
         </w:rPr>
-        <w:t>Tableau 6 : Proportion de visiteurs par équipe</w:t>
+        <w:t>Tableau 7 : Proportion de visiteurs par équipe</w:t>
       </w:r>
     </w:p>
     <w:tbl>
@@ -10506,7 +13900,7 @@
           <w:color w:val="1E293B"/>
           <w:sz w:val="20"/>
         </w:rPr>
-        <w:t>Tableau 7 : Proportion de visiteurs par région</w:t>
+        <w:t>Tableau 8 : Proportion de visiteurs par région</w:t>
       </w:r>
     </w:p>
     <w:tbl>
@@ -11614,7 +15008,7 @@
           <w:color w:val="1E293B"/>
           <w:sz w:val="20"/>
         </w:rPr>
-        <w:t>Tableau 8 : Taille moyenne des ménages par région</w:t>
+        <w:t>Tableau 9 : Taille moyenne des ménages par région</w:t>
       </w:r>
     </w:p>
     <w:tbl>
@@ -12347,7 +15741,7 @@
           <w:color w:val="64748B"/>
           <w:sz w:val="14"/>
         </w:rPr>
-        <w:t>En petits caractères : P1 = EHCVM3 Phase 1 (vague 1, même moteur d'indicateurs) · RGPH = Recensement RGPH-5 2023 (ANSD).</w:t>
+        <w:t xml:space="preserve">En petits caractères : P1 = EHCVM3 Phase 1 (vague 1, même moteur d'indicateurs) · RGPH = Recensement RGPH-5 2023 (ANSD). </w:t>
       </w:r>
     </w:p>
     <w:p>
@@ -12367,7 +15761,7 @@
           <w:color w:val="1E293B"/>
           <w:sz w:val="20"/>
         </w:rPr>
-        <w:t>Tableau 9 : Proportion d'hommes et de femmes par région</w:t>
+        <w:t>Tableau 10 : Proportion d'hommes et de femmes par région</w:t>
       </w:r>
     </w:p>
     <w:tbl>
@@ -13512,7 +16906,7 @@
           <w:color w:val="64748B"/>
           <w:sz w:val="14"/>
         </w:rPr>
-        <w:t>En petits caractères : P1 = EHCVM3 Phase 1 (vague 1, même moteur d'indicateurs) · RGPH = Recensement RGPH-5 2023 (ANSD).</w:t>
+        <w:t xml:space="preserve">En petits caractères : P1 = EHCVM3 Phase 1 (vague 1, même moteur d'indicateurs) · RGPH = Recensement RGPH-5 2023 (ANSD). </w:t>
       </w:r>
     </w:p>
     <w:p>
@@ -13532,7 +16926,7 @@
           <w:color w:val="1E293B"/>
           <w:sz w:val="20"/>
         </w:rPr>
-        <w:t>Tableau 10 : Sexe du chef de ménage par région</w:t>
+        <w:t>Tableau 11 : Sexe du chef de ménage par région</w:t>
       </w:r>
     </w:p>
     <w:tbl>
@@ -14677,7 +18071,7 @@
           <w:color w:val="64748B"/>
           <w:sz w:val="14"/>
         </w:rPr>
-        <w:t>En petits caractères : P1 = EHCVM3 Phase 1 (vague 1, même moteur d'indicateurs) · RGPH = Recensement RGPH-5 2023 (ANSD).</w:t>
+        <w:t xml:space="preserve">En petits caractères : P1 = EHCVM3 Phase 1 (vague 1, même moteur d'indicateurs) · RGPH = Recensement RGPH-5 2023 (ANSD). </w:t>
       </w:r>
     </w:p>
     <w:p>
@@ -14697,7 +18091,7 @@
           <w:color w:val="1E293B"/>
           <w:sz w:val="20"/>
         </w:rPr>
-        <w:t>Tableau 11 : Répartition de la population par tranche d'âge (pas de 5 ans) et sexe (%)</w:t>
+        <w:t>Tableau 12 : Répartition de la population par tranche d'âge (pas de 5 ans) et sexe (%)</w:t>
       </w:r>
     </w:p>
     <w:tbl>
@@ -15828,7 +19222,7 @@
           <w:color w:val="1E293B"/>
           <w:sz w:val="20"/>
         </w:rPr>
-        <w:t>Tableau 12 : Proportion de ménages agricoles par région</w:t>
+        <w:t>Tableau 13 : Proportion de ménages agricoles par région</w:t>
       </w:r>
     </w:p>
     <w:tbl>
@@ -17079,7 +20473,7 @@
           <w:color w:val="64748B"/>
           <w:sz w:val="14"/>
         </w:rPr>
-        <w:t>En petits caractères : P1 = EHCVM3 Phase 1 (vague 1, même moteur d'indicateurs) · RGPH = Recensement RGPH-5 2023 (ANSD).</w:t>
+        <w:t xml:space="preserve">En petits caractères : P1 = EHCVM3 Phase 1 (vague 1, même moteur d'indicateurs) · RGPH = Recensement RGPH-5 2023 (ANSD). </w:t>
       </w:r>
     </w:p>
     <w:p>
@@ -17099,7 +20493,7 @@
           <w:color w:val="1E293B"/>
           <w:sz w:val="20"/>
         </w:rPr>
-        <w:t>Tableau 13 : Taille moyenne du ménage et durée médiane d'interview par équipe</w:t>
+        <w:t>Tableau 14 : Taille moyenne du ménage et durée médiane d'interview par équipe</w:t>
       </w:r>
     </w:p>
     <w:tbl>
@@ -18728,7 +22122,7 @@
           <w:color w:val="1E293B"/>
           <w:sz w:val="20"/>
         </w:rPr>
-        <w:t>Tableau 14 : Sections non remplies par enquêteur (nb de ménages concernés)</w:t>
+        <w:t>Tableau 15 : Sections non remplies par enquêteur (nb de ménages concernés)</w:t>
       </w:r>
     </w:p>
     <w:tbl>
@@ -27885,7 +31279,7 @@
           <w:color w:val="1E293B"/>
           <w:sz w:val="20"/>
         </w:rPr>
-        <w:t>Tableau 15 : Ratio de masculinité par région</w:t>
+        <w:t>Tableau 16 : Ratio de masculinité par région</w:t>
       </w:r>
     </w:p>
     <w:tbl>
@@ -29136,7 +32530,7 @@
           <w:color w:val="64748B"/>
           <w:sz w:val="14"/>
         </w:rPr>
-        <w:t>En petits caractères : P1 = EHCVM3 Phase 1 (vague 1, même moteur d'indicateurs) · RGPH = Recensement RGPH-5 2023 (ANSD).</w:t>
+        <w:t xml:space="preserve">En petits caractères : P1 = EHCVM3 Phase 1 (vague 1, même moteur d'indicateurs) · RGPH = Recensement RGPH-5 2023 (ANSD). </w:t>
       </w:r>
     </w:p>
     <w:p>
@@ -29172,7 +32566,7 @@
           <w:color w:val="1E293B"/>
           <w:sz w:val="20"/>
         </w:rPr>
-        <w:t>Tableau 16 : Emploi — population de 15 ans et plus</w:t>
+        <w:t>Tableau 17 : Emploi — population de 15 ans et plus</w:t>
       </w:r>
     </w:p>
     <w:tbl>
@@ -31506,7 +34900,7 @@
           <w:color w:val="64748B"/>
           <w:sz w:val="14"/>
         </w:rPr>
-        <w:t>En petits caractères : P1 = EHCVM3 Phase 1 (vague 1, même moteur d'indicateurs) · RGPH = Recensement RGPH-5 2023 (ANSD).</w:t>
+        <w:t xml:space="preserve">En petits caractères : P1 = EHCVM3 Phase 1 (vague 1, même moteur d'indicateurs) · RGPH = Recensement RGPH-5 2023 (ANSD). </w:t>
       </w:r>
     </w:p>
     <w:p>
@@ -31526,7 +34920,7 @@
           <w:color w:val="1E293B"/>
           <w:sz w:val="20"/>
         </w:rPr>
-        <w:t>Tableau 17 : Éducation &amp; santé</w:t>
+        <w:t>Tableau 18 : Éducation &amp; santé</w:t>
       </w:r>
     </w:p>
     <w:tbl>
@@ -33103,7 +36497,7 @@
           <w:color w:val="1E293B"/>
           <w:sz w:val="20"/>
         </w:rPr>
-        <w:t>Tableau 18 : Cadre de vie &amp; protection sociale (ménages)</w:t>
+        <w:t>Tableau 19 : Cadre de vie &amp; protection sociale (ménages)</w:t>
       </w:r>
     </w:p>
     <w:tbl>
@@ -35092,7 +38486,7 @@
           <w:color w:val="1E293B"/>
           <w:sz w:val="20"/>
         </w:rPr>
-        <w:t>Tableau 19 : Statut d'occupation du logement (s11q04)</w:t>
+        <w:t>Tableau 20 : Statut d'occupation du logement (s11q04)</w:t>
       </w:r>
     </w:p>
     <w:tbl>
@@ -36620,7 +40014,7 @@
           <w:color w:val="64748B"/>
           <w:sz w:val="14"/>
         </w:rPr>
-        <w:t>En petits caractères : P1 = EHCVM3 Phase 1 (vague 1, même moteur d'indicateurs) · RGPH = Recensement RGPH-5 2023 (ANSD).</w:t>
+        <w:t xml:space="preserve">En petits caractères : P1 = EHCVM3 Phase 1 (vague 1, même moteur d'indicateurs) · RGPH = Recensement RGPH-5 2023 (ANSD). </w:t>
       </w:r>
     </w:p>
     <w:p>
@@ -36656,7 +40050,7 @@
           <w:color w:val="1E293B"/>
           <w:sz w:val="20"/>
         </w:rPr>
-        <w:t>Tableau 20 : Accès aux services sociaux par région (communautés)</w:t>
+        <w:t>Tableau 21 : Accès aux services sociaux par région (communautés)</w:t>
       </w:r>
     </w:p>
     <w:tbl>
@@ -38559,7 +41953,7 @@
           <w:color w:val="64748B"/>
           <w:sz w:val="16"/>
         </w:rPr>
-        <w:t>Rapport généré automatiquement le 2026-07-08 17:09</w:t>
+        <w:t>Rapport généré automatiquement le 2026-07-08 17:48</w:t>
       </w:r>
     </w:p>
     <w:sectPr>
